--- a/Received/5/5, Nepali.docx
+++ b/Received/5/5, Nepali.docx
@@ -71,6 +71,16 @@
                               </w:rPr>
                               <w:t xml:space="preserve">D- </w:t>
                             </w:r>
+                            <w:r>
+                              <w:rPr>
+                                <w:rFonts w:ascii="Times New Roman" w:hAnsi="Times New Roman"/>
+                                <w:b/>
+                                <w:bCs/>
+                                <w:sz w:val="28"/>
+                                <w:szCs w:val="28"/>
+                              </w:rPr>
+                              <w:t>11</w:t>
+                            </w:r>
                           </w:p>
                         </w:txbxContent>
                       </wps:txbx>
@@ -108,6 +118,16 @@
                           <w:szCs w:val="28"/>
                         </w:rPr>
                         <w:t xml:space="preserve">D- </w:t>
+                      </w:r>
+                      <w:r>
+                        <w:rPr>
+                          <w:rFonts w:ascii="Times New Roman" w:hAnsi="Times New Roman"/>
+                          <w:b/>
+                          <w:bCs/>
+                          <w:sz w:val="28"/>
+                          <w:szCs w:val="28"/>
+                        </w:rPr>
+                        <w:t>11</w:t>
                       </w:r>
                     </w:p>
                   </w:txbxContent>
@@ -306,17 +326,7 @@
           <w:szCs w:val="32"/>
           <w:lang w:eastAsia="zh-CN"/>
         </w:rPr>
-        <w:t xml:space="preserve"> M– </w:t>
-      </w:r>
-      <w:r>
-        <w:rPr>
-          <w:rFonts w:ascii="Preeti" w:hAnsi="Preeti" w:cs="Times New Roman"/>
-          <w:b/>
-          <w:sz w:val="32"/>
-          <w:szCs w:val="32"/>
-          <w:lang w:eastAsia="zh-CN"/>
-        </w:rPr>
-        <w:t>kfFr</w:t>
+        <w:t xml:space="preserve"> M– kfFr</w:t>
       </w:r>
       <w:r>
         <w:rPr>
@@ -363,7 +373,7 @@
           <w:szCs w:val="22"/>
           <w:lang w:eastAsia="zh-CN"/>
         </w:rPr>
-        <w:t xml:space="preserve"> </w:t>
+        <w:t xml:space="preserve"> @ 3</w:t>
       </w:r>
       <w:r>
         <w:rPr>
@@ -373,26 +383,6 @@
           <w:szCs w:val="22"/>
           <w:lang w:eastAsia="zh-CN"/>
         </w:rPr>
-        <w:t xml:space="preserve">@ </w:t>
-      </w:r>
-      <w:r>
-        <w:rPr>
-          <w:rFonts w:ascii="Preeti" w:hAnsi="Preeti" w:cs="Kokila"/>
-          <w:b/>
-          <w:sz w:val="24"/>
-          <w:szCs w:val="22"/>
-          <w:lang w:eastAsia="zh-CN"/>
-        </w:rPr>
-        <w:t>3</w:t>
-      </w:r>
-      <w:r>
-        <w:rPr>
-          <w:rFonts w:ascii="Preeti" w:hAnsi="Preeti" w:cs="Kokila"/>
-          <w:b/>
-          <w:sz w:val="24"/>
-          <w:szCs w:val="22"/>
-          <w:lang w:eastAsia="zh-CN"/>
-        </w:rPr>
         <w:t>=</w:t>
       </w:r>
       <w:r>
@@ -437,7 +427,50 @@
           <w:szCs w:val="28"/>
           <w:lang w:eastAsia="zh-CN"/>
         </w:rPr>
-        <w:t xml:space="preserve">Í  – </w:t>
+        <w:t>Í  – %)</w:t>
+      </w:r>
+    </w:p>
+    <w:p>
+      <w:pPr>
+        <w:pBdr>
+          <w:bottom w:val="single" w:sz="6" w:space="0" w:color="auto"/>
+        </w:pBdr>
+        <w:spacing w:after="0" w:line="240" w:lineRule="auto"/>
+        <w:rPr>
+          <w:rFonts w:ascii="Preeti" w:hAnsi="Preeti"/>
+          <w:b/>
+          <w:lang w:eastAsia="zh-CN"/>
+        </w:rPr>
+      </w:pPr>
+      <w:r>
+        <w:rPr>
+          <w:rFonts w:ascii="Preeti" w:hAnsi="Preeti" w:cs="Arial"/>
+          <w:b/>
+          <w:bCs/>
+          <w:color w:val="000000"/>
+          <w:sz w:val="28"/>
+          <w:szCs w:val="28"/>
+        </w:rPr>
+        <w:t>ljifo</w:t>
+      </w:r>
+      <w:r>
+        <w:rPr>
+          <w:rFonts w:ascii="Preeti" w:hAnsi="Preeti"/>
+          <w:b/>
+          <w:sz w:val="32"/>
+          <w:szCs w:val="32"/>
+        </w:rPr>
+        <w:t xml:space="preserve"> – </w:t>
+      </w:r>
+      <w:r>
+        <w:rPr>
+          <w:rFonts w:ascii="Preeti" w:hAnsi="Preeti" w:cs="Times New Roman"/>
+          <w:b/>
+          <w:sz w:val="32"/>
+          <w:szCs w:val="32"/>
+          <w:lang w:eastAsia="zh-CN"/>
+        </w:rPr>
+        <w:t>g]kfnL</w:t>
       </w:r>
       <w:r>
         <w:rPr>
@@ -447,7 +480,7 @@
           <w:szCs w:val="28"/>
           <w:lang w:eastAsia="zh-CN"/>
         </w:rPr>
-        <w:t>%)</w:t>
+        <w:t xml:space="preserve"> </w:t>
       </w:r>
     </w:p>
     <w:p>
@@ -456,59 +489,6 @@
           <w:bottom w:val="single" w:sz="6" w:space="0" w:color="auto"/>
         </w:pBdr>
         <w:spacing w:after="0" w:line="240" w:lineRule="auto"/>
-        <w:rPr>
-          <w:rFonts w:ascii="Preeti" w:hAnsi="Preeti"/>
-          <w:b/>
-          <w:lang w:eastAsia="zh-CN"/>
-        </w:rPr>
-      </w:pPr>
-      <w:r>
-        <w:rPr>
-          <w:rFonts w:ascii="Preeti" w:hAnsi="Preeti" w:cs="Arial"/>
-          <w:b/>
-          <w:bCs/>
-          <w:color w:val="000000"/>
-          <w:sz w:val="28"/>
-          <w:szCs w:val="28"/>
-        </w:rPr>
-        <w:t>ljifo</w:t>
-      </w:r>
-      <w:r>
-        <w:rPr>
-          <w:rFonts w:ascii="Preeti" w:hAnsi="Preeti"/>
-          <w:b/>
-          <w:sz w:val="32"/>
-          <w:szCs w:val="32"/>
-        </w:rPr>
-        <w:t xml:space="preserve"> – </w:t>
-      </w:r>
-      <w:r>
-        <w:rPr>
-          <w:rFonts w:ascii="Preeti" w:hAnsi="Preeti" w:cs="Times New Roman"/>
-          <w:b/>
-          <w:sz w:val="32"/>
-          <w:szCs w:val="32"/>
-          <w:lang w:eastAsia="zh-CN"/>
-        </w:rPr>
-        <w:t>g]kfnL</w:t>
-      </w:r>
-      <w:r>
-        <w:rPr>
-          <w:rFonts w:ascii="Preeti" w:hAnsi="Preeti" w:cs="Times New Roman"/>
-          <w:b/>
-          <w:sz w:val="28"/>
-          <w:szCs w:val="28"/>
-          <w:lang w:eastAsia="zh-CN"/>
-        </w:rPr>
-        <w:t xml:space="preserve"> </w:t>
-      </w:r>
-    </w:p>
-    <w:p>
-      <w:pPr>
-        <w:pBdr>
-          <w:bottom w:val="single" w:sz="6" w:space="0" w:color="auto"/>
-        </w:pBdr>
-        <w:spacing w:after="0" w:line="240" w:lineRule="auto"/>
         <w:jc w:val="both"/>
         <w:rPr>
           <w:rFonts w:ascii="Preeti" w:hAnsi="Preeti"/>
@@ -4403,31 +4383,7 @@
           <w:sz w:val="30"/>
           <w:szCs w:val="30"/>
         </w:rPr>
-        <w:t xml:space="preserve">rs|w/ </w:t>
-      </w:r>
-      <w:r>
-        <w:rPr>
-          <w:rFonts w:ascii="Preeti" w:hAnsi="Preeti" w:cs="Kokila"/>
-          <w:sz w:val="30"/>
-          <w:szCs w:val="30"/>
-        </w:rPr>
-        <w:t>&gt;]i7</w:t>
-      </w:r>
-      <w:r>
-        <w:rPr>
-          <w:rFonts w:ascii="Preeti" w:hAnsi="Preeti" w:cs="Kokila"/>
-          <w:sz w:val="30"/>
-          <w:szCs w:val="30"/>
-        </w:rPr>
-        <w:t xml:space="preserve"> / /Tgdfof </w:t>
-      </w:r>
-      <w:r>
-        <w:rPr>
-          <w:rFonts w:ascii="Preeti" w:hAnsi="Preeti" w:cs="Kokila"/>
-          <w:sz w:val="30"/>
-          <w:szCs w:val="30"/>
-        </w:rPr>
-        <w:t>&gt;]i7</w:t>
+        <w:t>rs|w/ &gt;]i7 / /Tgdfof &gt;]i7</w:t>
       </w:r>
     </w:p>
     <w:p>
@@ -4454,31 +4410,7 @@
           <w:sz w:val="30"/>
           <w:szCs w:val="30"/>
         </w:rPr>
-        <w:t>cf]vn9'ª\uf</w:t>
-      </w:r>
-      <w:r>
-        <w:rPr>
-          <w:rFonts w:ascii="Preeti" w:hAnsi="Preeti" w:cs="Kokila"/>
-          <w:sz w:val="30"/>
-          <w:szCs w:val="30"/>
-        </w:rPr>
-        <w:t xml:space="preserve"> sljtf, sf]lknf </w:t>
-      </w:r>
-      <w:r>
-        <w:rPr>
-          <w:rFonts w:ascii="Preeti" w:hAnsi="Preeti" w:cs="Kokila"/>
-          <w:sz w:val="30"/>
-          <w:szCs w:val="30"/>
-        </w:rPr>
-        <w:t>sljtf</w:t>
-      </w:r>
-      <w:r>
-        <w:rPr>
-          <w:rFonts w:ascii="Preeti" w:hAnsi="Preeti" w:cs="Kokila"/>
-          <w:sz w:val="30"/>
-          <w:szCs w:val="30"/>
-        </w:rPr>
-        <w:t xml:space="preserve">, s'l~hgL </w:t>
+        <w:t xml:space="preserve">cf]vn9'ª\uf sljtf, sf]lknf sljtf, s'l~hgL </w:t>
       </w:r>
     </w:p>
     <w:p>

--- a/Received/5/5, Nepali.docx
+++ b/Received/5/5, Nepali.docx
@@ -225,6 +225,7 @@
           </mc:Fallback>
         </mc:AlternateContent>
       </w:r>
+      <w:proofErr w:type="spellStart"/>
       <w:r>
         <w:rPr>
           <w:rFonts w:ascii="Preeti" w:hAnsi="Preeti"/>
@@ -233,8 +234,53 @@
           <w:sz w:val="40"/>
           <w:szCs w:val="40"/>
         </w:rPr>
-        <w:t>u|Lg ;f];fO6L klAns :s'n</w:t>
-      </w:r>
+        <w:t>u|Lg</w:t>
+      </w:r>
+      <w:proofErr w:type="spellEnd"/>
+      <w:r>
+        <w:rPr>
+          <w:rFonts w:ascii="Preeti" w:hAnsi="Preeti"/>
+          <w:b/>
+          <w:bCs/>
+          <w:sz w:val="40"/>
+          <w:szCs w:val="40"/>
+        </w:rPr>
+        <w:t xml:space="preserve"> ;f];fO6L </w:t>
+      </w:r>
+      <w:proofErr w:type="spellStart"/>
+      <w:r>
+        <w:rPr>
+          <w:rFonts w:ascii="Preeti" w:hAnsi="Preeti"/>
+          <w:b/>
+          <w:bCs/>
+          <w:sz w:val="40"/>
+          <w:szCs w:val="40"/>
+        </w:rPr>
+        <w:t>klAns</w:t>
+      </w:r>
+      <w:proofErr w:type="spellEnd"/>
+      <w:r>
+        <w:rPr>
+          <w:rFonts w:ascii="Preeti" w:hAnsi="Preeti"/>
+          <w:b/>
+          <w:bCs/>
+          <w:sz w:val="40"/>
+          <w:szCs w:val="40"/>
+        </w:rPr>
+        <w:t xml:space="preserve"> :</w:t>
+      </w:r>
+      <w:proofErr w:type="spellStart"/>
+      <w:r>
+        <w:rPr>
+          <w:rFonts w:ascii="Preeti" w:hAnsi="Preeti"/>
+          <w:b/>
+          <w:bCs/>
+          <w:sz w:val="40"/>
+          <w:szCs w:val="40"/>
+        </w:rPr>
+        <w:t>s'n</w:t>
+      </w:r>
+      <w:proofErr w:type="spellEnd"/>
     </w:p>
     <w:p>
       <w:pPr>
@@ -255,8 +301,9 @@
           <w:sz w:val="28"/>
           <w:szCs w:val="28"/>
         </w:rPr>
-        <w:t xml:space="preserve">/Tggu/–&amp;, </w:t>
-      </w:r>
+        <w:t>/</w:t>
+      </w:r>
+      <w:proofErr w:type="spellStart"/>
       <w:r>
         <w:rPr>
           <w:rFonts w:ascii="Preeti" w:hAnsi="Preeti"/>
@@ -264,8 +311,29 @@
           <w:sz w:val="28"/>
           <w:szCs w:val="28"/>
         </w:rPr>
+        <w:t>Tggu</w:t>
+      </w:r>
+      <w:proofErr w:type="spellEnd"/>
+      <w:r>
+        <w:rPr>
+          <w:rFonts w:ascii="Preeti" w:hAnsi="Preeti"/>
+          <w:b/>
+          <w:sz w:val="28"/>
+          <w:szCs w:val="28"/>
+        </w:rPr>
+        <w:t xml:space="preserve">/–&amp;, </w:t>
+      </w:r>
+      <w:proofErr w:type="spellStart"/>
+      <w:r>
+        <w:rPr>
+          <w:rFonts w:ascii="Preeti" w:hAnsi="Preeti"/>
+          <w:b/>
+          <w:sz w:val="28"/>
+          <w:szCs w:val="28"/>
+        </w:rPr>
         <w:t>lrtjg</w:t>
       </w:r>
+      <w:proofErr w:type="spellEnd"/>
     </w:p>
     <w:p>
       <w:pPr>
@@ -279,6 +347,7 @@
           <w:u w:val="single"/>
         </w:rPr>
       </w:pPr>
+      <w:proofErr w:type="spellStart"/>
       <w:r>
         <w:rPr>
           <w:rFonts w:ascii="Preeti" w:hAnsi="Preeti"/>
@@ -287,8 +356,9 @@
           <w:szCs w:val="28"/>
           <w:u w:val="single"/>
         </w:rPr>
-        <w:t>jflif{s</w:t>
-      </w:r>
+        <w:t>jflif</w:t>
+      </w:r>
+      <w:proofErr w:type="spellEnd"/>
       <w:r>
         <w:rPr>
           <w:rFonts w:ascii="Preeti" w:hAnsi="Preeti"/>
@@ -297,7 +367,39 @@
           <w:szCs w:val="28"/>
           <w:u w:val="single"/>
         </w:rPr>
-        <w:t xml:space="preserve"> k/LIff–@)*@</w:t>
+        <w:t>{s</w:t>
+      </w:r>
+      <w:r>
+        <w:rPr>
+          <w:rFonts w:ascii="Preeti" w:hAnsi="Preeti"/>
+          <w:b/>
+          <w:sz w:val="28"/>
+          <w:szCs w:val="28"/>
+          <w:u w:val="single"/>
+        </w:rPr>
+        <w:t xml:space="preserve"> k/</w:t>
+      </w:r>
+      <w:proofErr w:type="spellStart"/>
+      <w:r>
+        <w:rPr>
+          <w:rFonts w:ascii="Preeti" w:hAnsi="Preeti"/>
+          <w:b/>
+          <w:sz w:val="28"/>
+          <w:szCs w:val="28"/>
+          <w:u w:val="single"/>
+        </w:rPr>
+        <w:t>LIff</w:t>
+      </w:r>
+      <w:proofErr w:type="spellEnd"/>
+      <w:r>
+        <w:rPr>
+          <w:rFonts w:ascii="Preeti" w:hAnsi="Preeti"/>
+          <w:b/>
+          <w:sz w:val="28"/>
+          <w:szCs w:val="28"/>
+          <w:u w:val="single"/>
+        </w:rPr>
+        <w:t>–@)*@</w:t>
       </w:r>
     </w:p>
     <w:p>
@@ -309,6 +411,7 @@
           <w:lang w:eastAsia="zh-CN"/>
         </w:rPr>
       </w:pPr>
+      <w:proofErr w:type="spellStart"/>
       <w:r>
         <w:rPr>
           <w:rFonts w:ascii="Preeti" w:hAnsi="Preeti"/>
@@ -318,6 +421,7 @@
         </w:rPr>
         <w:t>sIff</w:t>
       </w:r>
+      <w:proofErr w:type="spellEnd"/>
       <w:r>
         <w:rPr>
           <w:rFonts w:ascii="Preeti" w:hAnsi="Preeti" w:cs="Times New Roman"/>
@@ -326,8 +430,20 @@
           <w:szCs w:val="32"/>
           <w:lang w:eastAsia="zh-CN"/>
         </w:rPr>
-        <w:t xml:space="preserve"> M– kfFr</w:t>
-      </w:r>
+        <w:t xml:space="preserve"> M– </w:t>
+      </w:r>
+      <w:proofErr w:type="spellStart"/>
+      <w:r>
+        <w:rPr>
+          <w:rFonts w:ascii="Preeti" w:hAnsi="Preeti" w:cs="Times New Roman"/>
+          <w:b/>
+          <w:sz w:val="32"/>
+          <w:szCs w:val="32"/>
+          <w:lang w:eastAsia="zh-CN"/>
+        </w:rPr>
+        <w:t>kfFr</w:t>
+      </w:r>
+      <w:proofErr w:type="spellEnd"/>
       <w:r>
         <w:rPr>
           <w:rFonts w:ascii="Kokila" w:hAnsi="Kokila" w:cs="Kokila" w:hint="cs"/>
@@ -417,7 +533,17 @@
           <w:sz w:val="28"/>
           <w:szCs w:val="28"/>
         </w:rPr>
-        <w:t>k"0f{f</w:t>
+        <w:t>k"0f{</w:t>
+      </w:r>
+      <w:proofErr w:type="spellStart"/>
+      <w:r>
+        <w:rPr>
+          <w:rFonts w:ascii="Preeti" w:hAnsi="Preeti"/>
+          <w:b/>
+          <w:sz w:val="28"/>
+          <w:szCs w:val="28"/>
+        </w:rPr>
+        <w:t>f</w:t>
       </w:r>
       <w:r>
         <w:rPr>
@@ -427,7 +553,18 @@
           <w:szCs w:val="28"/>
           <w:lang w:eastAsia="zh-CN"/>
         </w:rPr>
-        <w:t>Í  – %)</w:t>
+        <w:t>Í</w:t>
+      </w:r>
+      <w:proofErr w:type="spellEnd"/>
+      <w:r>
+        <w:rPr>
+          <w:rFonts w:ascii="Preeti" w:hAnsi="Preeti" w:cs="Times New Roman"/>
+          <w:b/>
+          <w:sz w:val="28"/>
+          <w:szCs w:val="28"/>
+          <w:lang w:eastAsia="zh-CN"/>
+        </w:rPr>
+        <w:t xml:space="preserve">  – %)</w:t>
       </w:r>
     </w:p>
     <w:p>
@@ -442,6 +579,7 @@
           <w:lang w:eastAsia="zh-CN"/>
         </w:rPr>
       </w:pPr>
+      <w:proofErr w:type="spellStart"/>
       <w:r>
         <w:rPr>
           <w:rFonts w:ascii="Preeti" w:hAnsi="Preeti" w:cs="Arial"/>
@@ -453,6 +591,7 @@
         </w:rPr>
         <w:t>ljifo</w:t>
       </w:r>
+      <w:proofErr w:type="spellEnd"/>
       <w:r>
         <w:rPr>
           <w:rFonts w:ascii="Preeti" w:hAnsi="Preeti"/>
@@ -470,8 +609,20 @@
           <w:szCs w:val="32"/>
           <w:lang w:eastAsia="zh-CN"/>
         </w:rPr>
-        <w:t>g]kfnL</w:t>
-      </w:r>
+        <w:t>g]</w:t>
+      </w:r>
+      <w:proofErr w:type="spellStart"/>
+      <w:r>
+        <w:rPr>
+          <w:rFonts w:ascii="Preeti" w:hAnsi="Preeti" w:cs="Times New Roman"/>
+          <w:b/>
+          <w:sz w:val="32"/>
+          <w:szCs w:val="32"/>
+          <w:lang w:eastAsia="zh-CN"/>
+        </w:rPr>
+        <w:t>kfnL</w:t>
+      </w:r>
+      <w:proofErr w:type="spellEnd"/>
       <w:r>
         <w:rPr>
           <w:rFonts w:ascii="Preeti" w:hAnsi="Preeti" w:cs="Times New Roman"/>
@@ -542,7 +693,95 @@
           <w:sz w:val="32"/>
           <w:szCs w:val="32"/>
         </w:rPr>
-        <w:t>!_ Tfn lbOPsf zAb / cy{sf] hf]8f ldnfpg'xf];\ M</w:t>
+        <w:t xml:space="preserve">!_ </w:t>
+      </w:r>
+      <w:proofErr w:type="spellStart"/>
+      <w:r>
+        <w:rPr>
+          <w:rFonts w:ascii="Preeti" w:hAnsi="Preeti"/>
+          <w:b/>
+          <w:bCs/>
+          <w:sz w:val="32"/>
+          <w:szCs w:val="32"/>
+        </w:rPr>
+        <w:t>Tfn</w:t>
+      </w:r>
+      <w:proofErr w:type="spellEnd"/>
+      <w:r>
+        <w:rPr>
+          <w:rFonts w:ascii="Preeti" w:hAnsi="Preeti"/>
+          <w:b/>
+          <w:bCs/>
+          <w:sz w:val="32"/>
+          <w:szCs w:val="32"/>
+        </w:rPr>
+        <w:t xml:space="preserve"> </w:t>
+      </w:r>
+      <w:proofErr w:type="spellStart"/>
+      <w:r>
+        <w:rPr>
+          <w:rFonts w:ascii="Preeti" w:hAnsi="Preeti"/>
+          <w:b/>
+          <w:bCs/>
+          <w:sz w:val="32"/>
+          <w:szCs w:val="32"/>
+        </w:rPr>
+        <w:t>lbOPsf</w:t>
+      </w:r>
+      <w:proofErr w:type="spellEnd"/>
+      <w:r>
+        <w:rPr>
+          <w:rFonts w:ascii="Preeti" w:hAnsi="Preeti"/>
+          <w:b/>
+          <w:bCs/>
+          <w:sz w:val="32"/>
+          <w:szCs w:val="32"/>
+        </w:rPr>
+        <w:t xml:space="preserve"> </w:t>
+      </w:r>
+      <w:proofErr w:type="spellStart"/>
+      <w:r>
+        <w:rPr>
+          <w:rFonts w:ascii="Preeti" w:hAnsi="Preeti"/>
+          <w:b/>
+          <w:bCs/>
+          <w:sz w:val="32"/>
+          <w:szCs w:val="32"/>
+        </w:rPr>
+        <w:t>zAb</w:t>
+      </w:r>
+      <w:proofErr w:type="spellEnd"/>
+      <w:r>
+        <w:rPr>
+          <w:rFonts w:ascii="Preeti" w:hAnsi="Preeti"/>
+          <w:b/>
+          <w:bCs/>
+          <w:sz w:val="32"/>
+          <w:szCs w:val="32"/>
+        </w:rPr>
+        <w:t xml:space="preserve"> / cy{sf] hf]8f </w:t>
+      </w:r>
+      <w:proofErr w:type="spellStart"/>
+      <w:r>
+        <w:rPr>
+          <w:rFonts w:ascii="Preeti" w:hAnsi="Preeti"/>
+          <w:b/>
+          <w:bCs/>
+          <w:sz w:val="32"/>
+          <w:szCs w:val="32"/>
+        </w:rPr>
+        <w:t>ldnfpg'xf</w:t>
+      </w:r>
+      <w:proofErr w:type="spellEnd"/>
+      <w:r>
+        <w:rPr>
+          <w:rFonts w:ascii="Preeti" w:hAnsi="Preeti"/>
+          <w:b/>
+          <w:bCs/>
+          <w:sz w:val="32"/>
+          <w:szCs w:val="32"/>
+        </w:rPr>
+        <w:t>];\ M</w:t>
       </w:r>
       <w:r>
         <w:rPr>
@@ -628,14 +867,34 @@
           <w:szCs w:val="32"/>
         </w:rPr>
       </w:pPr>
-      <w:r>
-        <w:rPr>
-          <w:rFonts w:ascii="Preeti" w:hAnsi="Preeti"/>
-          <w:sz w:val="32"/>
-          <w:szCs w:val="32"/>
-        </w:rPr>
-        <w:t>OGb|]gL</w:t>
-      </w:r>
+      <w:proofErr w:type="spellStart"/>
+      <w:r>
+        <w:rPr>
+          <w:rFonts w:ascii="Preeti" w:hAnsi="Preeti"/>
+          <w:sz w:val="32"/>
+          <w:szCs w:val="32"/>
+        </w:rPr>
+        <w:t>OGb</w:t>
+      </w:r>
+      <w:proofErr w:type="spellEnd"/>
+      <w:r>
+        <w:rPr>
+          <w:rFonts w:ascii="Preeti" w:hAnsi="Preeti"/>
+          <w:sz w:val="32"/>
+          <w:szCs w:val="32"/>
+        </w:rPr>
+        <w:t>|]</w:t>
+      </w:r>
+      <w:proofErr w:type="spellStart"/>
+      <w:r>
+        <w:rPr>
+          <w:rFonts w:ascii="Preeti" w:hAnsi="Preeti"/>
+          <w:sz w:val="32"/>
+          <w:szCs w:val="32"/>
+        </w:rPr>
+        <w:t>gL</w:t>
+      </w:r>
+      <w:proofErr w:type="spellEnd"/>
       <w:r>
         <w:rPr>
           <w:rFonts w:ascii="Preeti" w:hAnsi="Preeti"/>
@@ -660,13 +919,23 @@
         </w:rPr>
         <w:tab/>
       </w:r>
-      <w:r>
-        <w:rPr>
-          <w:rFonts w:ascii="Preeti" w:hAnsi="Preeti"/>
-          <w:sz w:val="32"/>
-          <w:szCs w:val="32"/>
-        </w:rPr>
-        <w:t>cfjfh, :j/</w:t>
+      <w:proofErr w:type="spellStart"/>
+      <w:r>
+        <w:rPr>
+          <w:rFonts w:ascii="Preeti" w:hAnsi="Preeti"/>
+          <w:sz w:val="32"/>
+          <w:szCs w:val="32"/>
+        </w:rPr>
+        <w:t>cfjfh</w:t>
+      </w:r>
+      <w:proofErr w:type="spellEnd"/>
+      <w:r>
+        <w:rPr>
+          <w:rFonts w:ascii="Preeti" w:hAnsi="Preeti"/>
+          <w:sz w:val="32"/>
+          <w:szCs w:val="32"/>
+        </w:rPr>
+        <w:t>, :j/</w:t>
       </w:r>
     </w:p>
     <w:p>
@@ -678,6 +947,7 @@
           <w:szCs w:val="32"/>
         </w:rPr>
       </w:pPr>
+      <w:proofErr w:type="spellStart"/>
       <w:r>
         <w:rPr>
           <w:rFonts w:ascii="Preeti" w:hAnsi="Preeti"/>
@@ -686,6 +956,7 @@
         </w:rPr>
         <w:t>unf</w:t>
       </w:r>
+      <w:proofErr w:type="spellEnd"/>
       <w:r>
         <w:rPr>
           <w:rFonts w:ascii="Preeti" w:hAnsi="Preeti"/>
@@ -709,7 +980,24 @@
           <w:szCs w:val="32"/>
         </w:rPr>
         <w:tab/>
-        <w:t>nuftf/</w:t>
+      </w:r>
+      <w:proofErr w:type="spellStart"/>
+      <w:r>
+        <w:rPr>
+          <w:rFonts w:ascii="Preeti" w:hAnsi="Preeti"/>
+          <w:sz w:val="32"/>
+          <w:szCs w:val="32"/>
+        </w:rPr>
+        <w:t>nuftf</w:t>
+      </w:r>
+      <w:proofErr w:type="spellEnd"/>
+      <w:r>
+        <w:rPr>
+          <w:rFonts w:ascii="Preeti" w:hAnsi="Preeti"/>
+          <w:sz w:val="32"/>
+          <w:szCs w:val="32"/>
+        </w:rPr>
+        <w:t>/</w:t>
       </w:r>
     </w:p>
     <w:p>
@@ -721,13 +1009,23 @@
           <w:szCs w:val="32"/>
         </w:rPr>
       </w:pPr>
-      <w:r>
-        <w:rPr>
-          <w:rFonts w:ascii="Preeti" w:hAnsi="Preeti"/>
-          <w:sz w:val="32"/>
-          <w:szCs w:val="32"/>
-        </w:rPr>
-        <w:t>cTof;</w:t>
+      <w:proofErr w:type="spellStart"/>
+      <w:r>
+        <w:rPr>
+          <w:rFonts w:ascii="Preeti" w:hAnsi="Preeti"/>
+          <w:sz w:val="32"/>
+          <w:szCs w:val="32"/>
+        </w:rPr>
+        <w:t>cTof</w:t>
+      </w:r>
+      <w:proofErr w:type="spellEnd"/>
+      <w:r>
+        <w:rPr>
+          <w:rFonts w:ascii="Preeti" w:hAnsi="Preeti"/>
+          <w:sz w:val="32"/>
+          <w:szCs w:val="32"/>
+        </w:rPr>
+        <w:t>;</w:t>
       </w:r>
       <w:r>
         <w:rPr>
@@ -753,13 +1051,23 @@
         </w:rPr>
         <w:tab/>
       </w:r>
-      <w:r>
-        <w:rPr>
-          <w:rFonts w:ascii="Preeti" w:hAnsi="Preeti"/>
-          <w:sz w:val="32"/>
-          <w:szCs w:val="32"/>
-        </w:rPr>
-        <w:t>OGb|wg'</w:t>
+      <w:proofErr w:type="spellStart"/>
+      <w:r>
+        <w:rPr>
+          <w:rFonts w:ascii="Preeti" w:hAnsi="Preeti"/>
+          <w:sz w:val="32"/>
+          <w:szCs w:val="32"/>
+        </w:rPr>
+        <w:t>OGb|wg</w:t>
+      </w:r>
+      <w:proofErr w:type="spellEnd"/>
+      <w:r>
+        <w:rPr>
+          <w:rFonts w:ascii="Preeti" w:hAnsi="Preeti"/>
+          <w:sz w:val="32"/>
+          <w:szCs w:val="32"/>
+        </w:rPr>
+        <w:t>'</w:t>
       </w:r>
     </w:p>
     <w:p>
@@ -781,7 +1089,29 @@
           <w:sz w:val="32"/>
           <w:szCs w:val="32"/>
         </w:rPr>
-        <w:t>@_ vfnL 7fp</w:t>
+        <w:t xml:space="preserve">@_ </w:t>
+      </w:r>
+      <w:proofErr w:type="spellStart"/>
+      <w:r>
+        <w:rPr>
+          <w:rFonts w:ascii="Preeti" w:hAnsi="Preeti"/>
+          <w:b/>
+          <w:bCs/>
+          <w:sz w:val="32"/>
+          <w:szCs w:val="32"/>
+        </w:rPr>
+        <w:t>vfnL</w:t>
+      </w:r>
+      <w:proofErr w:type="spellEnd"/>
+      <w:r>
+        <w:rPr>
+          <w:rFonts w:ascii="Preeti" w:hAnsi="Preeti"/>
+          <w:b/>
+          <w:bCs/>
+          <w:sz w:val="32"/>
+          <w:szCs w:val="32"/>
+        </w:rPr>
+        <w:t xml:space="preserve"> 7fp</w:t>
       </w:r>
       <w:r>
         <w:rPr>
@@ -801,7 +1131,95 @@
           <w:sz w:val="32"/>
           <w:szCs w:val="32"/>
         </w:rPr>
-        <w:t xml:space="preserve">df ldNg] zAb 5fg]/ eg'{xf];\ M </w:t>
+        <w:t xml:space="preserve">df </w:t>
+      </w:r>
+      <w:proofErr w:type="spellStart"/>
+      <w:r>
+        <w:rPr>
+          <w:rFonts w:ascii="Preeti" w:hAnsi="Preeti"/>
+          <w:b/>
+          <w:bCs/>
+          <w:sz w:val="32"/>
+          <w:szCs w:val="32"/>
+        </w:rPr>
+        <w:t>ldNg</w:t>
+      </w:r>
+      <w:proofErr w:type="spellEnd"/>
+      <w:r>
+        <w:rPr>
+          <w:rFonts w:ascii="Preeti" w:hAnsi="Preeti"/>
+          <w:b/>
+          <w:bCs/>
+          <w:sz w:val="32"/>
+          <w:szCs w:val="32"/>
+        </w:rPr>
+        <w:t xml:space="preserve">] </w:t>
+      </w:r>
+      <w:proofErr w:type="spellStart"/>
+      <w:r>
+        <w:rPr>
+          <w:rFonts w:ascii="Preeti" w:hAnsi="Preeti"/>
+          <w:b/>
+          <w:bCs/>
+          <w:sz w:val="32"/>
+          <w:szCs w:val="32"/>
+        </w:rPr>
+        <w:t>zAb</w:t>
+      </w:r>
+      <w:proofErr w:type="spellEnd"/>
+      <w:r>
+        <w:rPr>
+          <w:rFonts w:ascii="Preeti" w:hAnsi="Preeti"/>
+          <w:b/>
+          <w:bCs/>
+          <w:sz w:val="32"/>
+          <w:szCs w:val="32"/>
+        </w:rPr>
+        <w:t xml:space="preserve"> 5fg]/ </w:t>
+      </w:r>
+      <w:proofErr w:type="spellStart"/>
+      <w:r>
+        <w:rPr>
+          <w:rFonts w:ascii="Preeti" w:hAnsi="Preeti"/>
+          <w:b/>
+          <w:bCs/>
+          <w:sz w:val="32"/>
+          <w:szCs w:val="32"/>
+        </w:rPr>
+        <w:t>eg</w:t>
+      </w:r>
+      <w:proofErr w:type="spellEnd"/>
+      <w:r>
+        <w:rPr>
+          <w:rFonts w:ascii="Preeti" w:hAnsi="Preeti"/>
+          <w:b/>
+          <w:bCs/>
+          <w:sz w:val="32"/>
+          <w:szCs w:val="32"/>
+        </w:rPr>
+        <w:t>'{</w:t>
+      </w:r>
+      <w:proofErr w:type="spellStart"/>
+      <w:r>
+        <w:rPr>
+          <w:rFonts w:ascii="Preeti" w:hAnsi="Preeti"/>
+          <w:b/>
+          <w:bCs/>
+          <w:sz w:val="32"/>
+          <w:szCs w:val="32"/>
+        </w:rPr>
+        <w:t>xf</w:t>
+      </w:r>
+      <w:proofErr w:type="spellEnd"/>
+      <w:r>
+        <w:rPr>
+          <w:rFonts w:ascii="Preeti" w:hAnsi="Preeti"/>
+          <w:b/>
+          <w:bCs/>
+          <w:sz w:val="32"/>
+          <w:szCs w:val="32"/>
+        </w:rPr>
+        <w:t xml:space="preserve">];\ M </w:t>
       </w:r>
       <w:r>
         <w:rPr>
@@ -862,6 +1280,15 @@
         </w:rPr>
         <w:t xml:space="preserve">s_ </w:t>
       </w:r>
+      <w:proofErr w:type="spellStart"/>
+      <w:r>
+        <w:rPr>
+          <w:rFonts w:ascii="Preeti" w:hAnsi="Preeti"/>
+          <w:sz w:val="32"/>
+          <w:szCs w:val="32"/>
+        </w:rPr>
+        <w:t>æ</w:t>
+      </w:r>
       <w:r>
         <w:rPr>
           <w:rFonts w:ascii="Preeti" w:hAnsi="Preeti"/>
@@ -875,18 +1302,139 @@
       <w:r>
         <w:rPr>
           <w:rFonts w:ascii="Preeti" w:hAnsi="Preeti"/>
-          <w:sz w:val="32"/>
-          <w:szCs w:val="32"/>
-        </w:rPr>
-        <w:t>sf] ljk/LtfyL{ zAb =======xf] . -</w:t>
-      </w:r>
-      <w:r>
-        <w:rPr>
-          <w:rFonts w:ascii="Preeti" w:hAnsi="Preeti"/>
-          <w:sz w:val="32"/>
-          <w:szCs w:val="32"/>
-        </w:rPr>
-        <w:t>uug, kftfn, df6f]</w:t>
+          <w:b/>
+          <w:bCs/>
+          <w:sz w:val="32"/>
+          <w:szCs w:val="32"/>
+        </w:rPr>
+        <w:t>Æ</w:t>
+      </w:r>
+      <w:proofErr w:type="spellEnd"/>
+      <w:r>
+        <w:rPr>
+          <w:rFonts w:ascii="Preeti" w:hAnsi="Preeti"/>
+          <w:b/>
+          <w:bCs/>
+          <w:sz w:val="32"/>
+          <w:szCs w:val="32"/>
+        </w:rPr>
+        <w:t xml:space="preserve"> </w:t>
+      </w:r>
+      <w:r>
+        <w:rPr>
+          <w:rFonts w:ascii="Preeti" w:hAnsi="Preeti"/>
+          <w:sz w:val="32"/>
+          <w:szCs w:val="32"/>
+        </w:rPr>
+        <w:t xml:space="preserve">sf] </w:t>
+      </w:r>
+      <w:proofErr w:type="spellStart"/>
+      <w:r>
+        <w:rPr>
+          <w:rFonts w:ascii="Preeti" w:hAnsi="Preeti"/>
+          <w:sz w:val="32"/>
+          <w:szCs w:val="32"/>
+        </w:rPr>
+        <w:t>ljk</w:t>
+      </w:r>
+      <w:proofErr w:type="spellEnd"/>
+      <w:r>
+        <w:rPr>
+          <w:rFonts w:ascii="Preeti" w:hAnsi="Preeti"/>
+          <w:sz w:val="32"/>
+          <w:szCs w:val="32"/>
+        </w:rPr>
+        <w:t>/</w:t>
+      </w:r>
+      <w:proofErr w:type="spellStart"/>
+      <w:r>
+        <w:rPr>
+          <w:rFonts w:ascii="Preeti" w:hAnsi="Preeti"/>
+          <w:sz w:val="32"/>
+          <w:szCs w:val="32"/>
+        </w:rPr>
+        <w:t>LtfyL</w:t>
+      </w:r>
+      <w:proofErr w:type="spellEnd"/>
+      <w:r>
+        <w:rPr>
+          <w:rFonts w:ascii="Preeti" w:hAnsi="Preeti"/>
+          <w:sz w:val="32"/>
+          <w:szCs w:val="32"/>
+        </w:rPr>
+        <w:t xml:space="preserve">{ </w:t>
+      </w:r>
+      <w:proofErr w:type="spellStart"/>
+      <w:r>
+        <w:rPr>
+          <w:rFonts w:ascii="Preeti" w:hAnsi="Preeti"/>
+          <w:sz w:val="32"/>
+          <w:szCs w:val="32"/>
+        </w:rPr>
+        <w:t>zAb</w:t>
+      </w:r>
+      <w:proofErr w:type="spellEnd"/>
+      <w:r>
+        <w:rPr>
+          <w:rFonts w:ascii="Preeti" w:hAnsi="Preeti"/>
+          <w:sz w:val="32"/>
+          <w:szCs w:val="32"/>
+        </w:rPr>
+        <w:t xml:space="preserve"> =======</w:t>
+      </w:r>
+      <w:proofErr w:type="spellStart"/>
+      <w:r>
+        <w:rPr>
+          <w:rFonts w:ascii="Preeti" w:hAnsi="Preeti"/>
+          <w:sz w:val="32"/>
+          <w:szCs w:val="32"/>
+        </w:rPr>
+        <w:t>xf</w:t>
+      </w:r>
+      <w:proofErr w:type="spellEnd"/>
+      <w:r>
+        <w:rPr>
+          <w:rFonts w:ascii="Preeti" w:hAnsi="Preeti"/>
+          <w:sz w:val="32"/>
+          <w:szCs w:val="32"/>
+        </w:rPr>
+        <w:t>] . -</w:t>
+      </w:r>
+      <w:proofErr w:type="spellStart"/>
+      <w:r>
+        <w:rPr>
+          <w:rFonts w:ascii="Preeti" w:hAnsi="Preeti"/>
+          <w:sz w:val="32"/>
+          <w:szCs w:val="32"/>
+        </w:rPr>
+        <w:t>uug</w:t>
+      </w:r>
+      <w:proofErr w:type="spellEnd"/>
+      <w:r>
+        <w:rPr>
+          <w:rFonts w:ascii="Preeti" w:hAnsi="Preeti"/>
+          <w:sz w:val="32"/>
+          <w:szCs w:val="32"/>
+        </w:rPr>
+        <w:t xml:space="preserve">, </w:t>
+      </w:r>
+      <w:proofErr w:type="spellStart"/>
+      <w:r>
+        <w:rPr>
+          <w:rFonts w:ascii="Preeti" w:hAnsi="Preeti"/>
+          <w:sz w:val="32"/>
+          <w:szCs w:val="32"/>
+        </w:rPr>
+        <w:t>kftfn</w:t>
+      </w:r>
+      <w:proofErr w:type="spellEnd"/>
+      <w:r>
+        <w:rPr>
+          <w:rFonts w:ascii="Preeti" w:hAnsi="Preeti"/>
+          <w:sz w:val="32"/>
+          <w:szCs w:val="32"/>
+        </w:rPr>
+        <w:t>, df6f]</w:t>
       </w:r>
       <w:r>
         <w:rPr>
@@ -914,6 +1462,15 @@
         </w:rPr>
         <w:t xml:space="preserve">v_ </w:t>
       </w:r>
+      <w:proofErr w:type="spellStart"/>
+      <w:r>
+        <w:rPr>
+          <w:rFonts w:ascii="Preeti" w:hAnsi="Preeti"/>
+          <w:sz w:val="32"/>
+          <w:szCs w:val="32"/>
+        </w:rPr>
+        <w:t>æ</w:t>
+      </w:r>
       <w:r>
         <w:rPr>
           <w:rFonts w:ascii="Preeti" w:hAnsi="Preeti"/>
@@ -927,6 +1484,27 @@
       <w:r>
         <w:rPr>
           <w:rFonts w:ascii="Preeti" w:hAnsi="Preeti"/>
+          <w:b/>
+          <w:bCs/>
+          <w:sz w:val="32"/>
+          <w:szCs w:val="32"/>
+        </w:rPr>
+        <w:t>Æ</w:t>
+      </w:r>
+      <w:proofErr w:type="spellEnd"/>
+      <w:r>
+        <w:rPr>
+          <w:rFonts w:ascii="Preeti" w:hAnsi="Preeti"/>
+          <w:b/>
+          <w:bCs/>
+          <w:sz w:val="32"/>
+          <w:szCs w:val="32"/>
+        </w:rPr>
+        <w:t xml:space="preserve"> </w:t>
+      </w:r>
+      <w:r>
+        <w:rPr>
+          <w:rFonts w:ascii="Preeti" w:hAnsi="Preeti"/>
           <w:sz w:val="32"/>
           <w:szCs w:val="32"/>
         </w:rPr>
@@ -938,15 +1516,87 @@
           <w:sz w:val="32"/>
           <w:szCs w:val="32"/>
         </w:rPr>
-        <w:t xml:space="preserve"> ;d"x a'emfpg]</w:t>
-      </w:r>
-      <w:r>
-        <w:rPr>
-          <w:rFonts w:ascii="Preeti" w:hAnsi="Preeti"/>
-          <w:sz w:val="32"/>
-          <w:szCs w:val="32"/>
-        </w:rPr>
-        <w:t xml:space="preserve"> zAb ======xf]</w:t>
+        <w:t xml:space="preserve"> ;</w:t>
+      </w:r>
+      <w:proofErr w:type="spellStart"/>
+      <w:r>
+        <w:rPr>
+          <w:rFonts w:ascii="Preeti" w:hAnsi="Preeti"/>
+          <w:sz w:val="32"/>
+          <w:szCs w:val="32"/>
+        </w:rPr>
+        <w:t>d"x</w:t>
+      </w:r>
+      <w:proofErr w:type="spellEnd"/>
+      <w:r>
+        <w:rPr>
+          <w:rFonts w:ascii="Preeti" w:hAnsi="Preeti"/>
+          <w:sz w:val="32"/>
+          <w:szCs w:val="32"/>
+        </w:rPr>
+        <w:t xml:space="preserve"> </w:t>
+      </w:r>
+      <w:proofErr w:type="spellStart"/>
+      <w:r>
+        <w:rPr>
+          <w:rFonts w:ascii="Preeti" w:hAnsi="Preeti"/>
+          <w:sz w:val="32"/>
+          <w:szCs w:val="32"/>
+        </w:rPr>
+        <w:t>a'emfpg</w:t>
+      </w:r>
+      <w:proofErr w:type="spellEnd"/>
+      <w:r>
+        <w:rPr>
+          <w:rFonts w:ascii="Preeti" w:hAnsi="Preeti"/>
+          <w:sz w:val="32"/>
+          <w:szCs w:val="32"/>
+        </w:rPr>
+        <w:t>]</w:t>
+      </w:r>
+      <w:r>
+        <w:rPr>
+          <w:rFonts w:ascii="Preeti" w:hAnsi="Preeti"/>
+          <w:sz w:val="32"/>
+          <w:szCs w:val="32"/>
+        </w:rPr>
+        <w:t xml:space="preserve"> </w:t>
+      </w:r>
+      <w:proofErr w:type="spellStart"/>
+      <w:r>
+        <w:rPr>
+          <w:rFonts w:ascii="Preeti" w:hAnsi="Preeti"/>
+          <w:sz w:val="32"/>
+          <w:szCs w:val="32"/>
+        </w:rPr>
+        <w:t>zAb</w:t>
+      </w:r>
+      <w:proofErr w:type="spellEnd"/>
+      <w:r>
+        <w:rPr>
+          <w:rFonts w:ascii="Preeti" w:hAnsi="Preeti"/>
+          <w:sz w:val="32"/>
+          <w:szCs w:val="32"/>
+        </w:rPr>
+        <w:t xml:space="preserve"> ======</w:t>
+      </w:r>
+      <w:proofErr w:type="spellStart"/>
+      <w:r>
+        <w:rPr>
+          <w:rFonts w:ascii="Preeti" w:hAnsi="Preeti"/>
+          <w:sz w:val="32"/>
+          <w:szCs w:val="32"/>
+        </w:rPr>
+        <w:t>xf</w:t>
+      </w:r>
+      <w:proofErr w:type="spellEnd"/>
+      <w:r>
+        <w:rPr>
+          <w:rFonts w:ascii="Preeti" w:hAnsi="Preeti"/>
+          <w:sz w:val="32"/>
+          <w:szCs w:val="32"/>
+        </w:rPr>
+        <w:t>]</w:t>
       </w:r>
       <w:r>
         <w:rPr>
@@ -964,13 +1614,41 @@
         </w:rPr>
         <w:t xml:space="preserve"> . -</w:t>
       </w:r>
-      <w:r>
-        <w:rPr>
-          <w:rFonts w:ascii="Preeti" w:hAnsi="Preeti"/>
-          <w:sz w:val="32"/>
-          <w:szCs w:val="32"/>
-        </w:rPr>
-        <w:t>x'n, le8, y'k|f]</w:t>
+      <w:proofErr w:type="spellStart"/>
+      <w:r>
+        <w:rPr>
+          <w:rFonts w:ascii="Preeti" w:hAnsi="Preeti"/>
+          <w:sz w:val="32"/>
+          <w:szCs w:val="32"/>
+        </w:rPr>
+        <w:t>x'n</w:t>
+      </w:r>
+      <w:proofErr w:type="spellEnd"/>
+      <w:r>
+        <w:rPr>
+          <w:rFonts w:ascii="Preeti" w:hAnsi="Preeti"/>
+          <w:sz w:val="32"/>
+          <w:szCs w:val="32"/>
+        </w:rPr>
+        <w:t xml:space="preserve">, le8, </w:t>
+      </w:r>
+      <w:proofErr w:type="spellStart"/>
+      <w:r>
+        <w:rPr>
+          <w:rFonts w:ascii="Preeti" w:hAnsi="Preeti"/>
+          <w:sz w:val="32"/>
+          <w:szCs w:val="32"/>
+        </w:rPr>
+        <w:t>y'k|f</w:t>
+      </w:r>
+      <w:proofErr w:type="spellEnd"/>
+      <w:r>
+        <w:rPr>
+          <w:rFonts w:ascii="Preeti" w:hAnsi="Preeti"/>
+          <w:sz w:val="32"/>
+          <w:szCs w:val="32"/>
+        </w:rPr>
+        <w:t>]</w:t>
       </w:r>
       <w:r>
         <w:rPr>
@@ -996,16 +1674,144 @@
           <w:sz w:val="32"/>
           <w:szCs w:val="32"/>
         </w:rPr>
-        <w:t>u_ =========&gt;'lt;dleGGffyL{ zAb x'g\ . -</w:t>
-      </w:r>
-      <w:r>
-        <w:rPr>
-          <w:rFonts w:ascii="Preeti" w:hAnsi="Preeti"/>
-          <w:sz w:val="32"/>
-          <w:szCs w:val="32"/>
-        </w:rPr>
-        <w:t>vfnL–vfln, hGd–d[To', cfdf–dftf</w:t>
-      </w:r>
+        <w:t>u_ =========&gt;'</w:t>
+      </w:r>
+      <w:proofErr w:type="spellStart"/>
+      <w:r>
+        <w:rPr>
+          <w:rFonts w:ascii="Preeti" w:hAnsi="Preeti"/>
+          <w:sz w:val="32"/>
+          <w:szCs w:val="32"/>
+        </w:rPr>
+        <w:t>lt;dleGGffyL</w:t>
+      </w:r>
+      <w:proofErr w:type="spellEnd"/>
+      <w:r>
+        <w:rPr>
+          <w:rFonts w:ascii="Preeti" w:hAnsi="Preeti"/>
+          <w:sz w:val="32"/>
+          <w:szCs w:val="32"/>
+        </w:rPr>
+        <w:t xml:space="preserve">{ </w:t>
+      </w:r>
+      <w:proofErr w:type="spellStart"/>
+      <w:r>
+        <w:rPr>
+          <w:rFonts w:ascii="Preeti" w:hAnsi="Preeti"/>
+          <w:sz w:val="32"/>
+          <w:szCs w:val="32"/>
+        </w:rPr>
+        <w:t>zAb</w:t>
+      </w:r>
+      <w:proofErr w:type="spellEnd"/>
+      <w:r>
+        <w:rPr>
+          <w:rFonts w:ascii="Preeti" w:hAnsi="Preeti"/>
+          <w:sz w:val="32"/>
+          <w:szCs w:val="32"/>
+        </w:rPr>
+        <w:t xml:space="preserve"> </w:t>
+      </w:r>
+      <w:proofErr w:type="spellStart"/>
+      <w:r>
+        <w:rPr>
+          <w:rFonts w:ascii="Preeti" w:hAnsi="Preeti"/>
+          <w:sz w:val="32"/>
+          <w:szCs w:val="32"/>
+        </w:rPr>
+        <w:t>x'g</w:t>
+      </w:r>
+      <w:proofErr w:type="spellEnd"/>
+      <w:r>
+        <w:rPr>
+          <w:rFonts w:ascii="Preeti" w:hAnsi="Preeti"/>
+          <w:sz w:val="32"/>
+          <w:szCs w:val="32"/>
+        </w:rPr>
+        <w:t>\ . -</w:t>
+      </w:r>
+      <w:proofErr w:type="spellStart"/>
+      <w:r>
+        <w:rPr>
+          <w:rFonts w:ascii="Preeti" w:hAnsi="Preeti"/>
+          <w:sz w:val="32"/>
+          <w:szCs w:val="32"/>
+        </w:rPr>
+        <w:t>vfnL</w:t>
+      </w:r>
+      <w:proofErr w:type="spellEnd"/>
+      <w:r>
+        <w:rPr>
+          <w:rFonts w:ascii="Preeti" w:hAnsi="Preeti"/>
+          <w:sz w:val="32"/>
+          <w:szCs w:val="32"/>
+        </w:rPr>
+        <w:t>–</w:t>
+      </w:r>
+      <w:proofErr w:type="spellStart"/>
+      <w:r>
+        <w:rPr>
+          <w:rFonts w:ascii="Preeti" w:hAnsi="Preeti"/>
+          <w:sz w:val="32"/>
+          <w:szCs w:val="32"/>
+        </w:rPr>
+        <w:t>vfln</w:t>
+      </w:r>
+      <w:proofErr w:type="spellEnd"/>
+      <w:r>
+        <w:rPr>
+          <w:rFonts w:ascii="Preeti" w:hAnsi="Preeti"/>
+          <w:sz w:val="32"/>
+          <w:szCs w:val="32"/>
+        </w:rPr>
+        <w:t xml:space="preserve">, </w:t>
+      </w:r>
+      <w:proofErr w:type="spellStart"/>
+      <w:r>
+        <w:rPr>
+          <w:rFonts w:ascii="Preeti" w:hAnsi="Preeti"/>
+          <w:sz w:val="32"/>
+          <w:szCs w:val="32"/>
+        </w:rPr>
+        <w:t>hGd</w:t>
+      </w:r>
+      <w:proofErr w:type="spellEnd"/>
+      <w:r>
+        <w:rPr>
+          <w:rFonts w:ascii="Preeti" w:hAnsi="Preeti"/>
+          <w:sz w:val="32"/>
+          <w:szCs w:val="32"/>
+        </w:rPr>
+        <w:t xml:space="preserve">–d[To', </w:t>
+      </w:r>
+      <w:proofErr w:type="spellStart"/>
+      <w:r>
+        <w:rPr>
+          <w:rFonts w:ascii="Preeti" w:hAnsi="Preeti"/>
+          <w:sz w:val="32"/>
+          <w:szCs w:val="32"/>
+        </w:rPr>
+        <w:t>cfdf</w:t>
+      </w:r>
+      <w:proofErr w:type="spellEnd"/>
+      <w:r>
+        <w:rPr>
+          <w:rFonts w:ascii="Preeti" w:hAnsi="Preeti"/>
+          <w:sz w:val="32"/>
+          <w:szCs w:val="32"/>
+        </w:rPr>
+        <w:t>–</w:t>
+      </w:r>
+      <w:proofErr w:type="spellStart"/>
+      <w:r>
+        <w:rPr>
+          <w:rFonts w:ascii="Preeti" w:hAnsi="Preeti"/>
+          <w:sz w:val="32"/>
+          <w:szCs w:val="32"/>
+        </w:rPr>
+        <w:t>dftf</w:t>
+      </w:r>
+      <w:proofErr w:type="spellEnd"/>
       <w:r>
         <w:rPr>
           <w:rFonts w:ascii="Preeti" w:hAnsi="Preeti"/>
@@ -1038,24 +1844,116 @@
           <w:sz w:val="32"/>
           <w:szCs w:val="32"/>
         </w:rPr>
-        <w:t>;dfj]zs</w:t>
-      </w:r>
-      <w:r>
-        <w:rPr>
-          <w:rFonts w:ascii="Preeti" w:hAnsi="Preeti"/>
-          <w:sz w:val="32"/>
-          <w:szCs w:val="32"/>
-        </w:rPr>
-        <w:t xml:space="preserve"> zAb xf] . -</w:t>
-      </w:r>
-      <w:r>
-        <w:rPr>
-          <w:rFonts w:ascii="Preeti" w:hAnsi="Preeti"/>
-          <w:sz w:val="32"/>
-          <w:szCs w:val="32"/>
-        </w:rPr>
-        <w:t>km"n, ;okqL, dvdnL</w:t>
-      </w:r>
+        <w:t>;</w:t>
+      </w:r>
+      <w:proofErr w:type="spellStart"/>
+      <w:r>
+        <w:rPr>
+          <w:rFonts w:ascii="Preeti" w:hAnsi="Preeti"/>
+          <w:sz w:val="32"/>
+          <w:szCs w:val="32"/>
+        </w:rPr>
+        <w:t>dfj</w:t>
+      </w:r>
+      <w:proofErr w:type="spellEnd"/>
+      <w:r>
+        <w:rPr>
+          <w:rFonts w:ascii="Preeti" w:hAnsi="Preeti"/>
+          <w:sz w:val="32"/>
+          <w:szCs w:val="32"/>
+        </w:rPr>
+        <w:t>]zs</w:t>
+      </w:r>
+      <w:r>
+        <w:rPr>
+          <w:rFonts w:ascii="Preeti" w:hAnsi="Preeti"/>
+          <w:sz w:val="32"/>
+          <w:szCs w:val="32"/>
+        </w:rPr>
+        <w:t xml:space="preserve"> </w:t>
+      </w:r>
+      <w:proofErr w:type="spellStart"/>
+      <w:r>
+        <w:rPr>
+          <w:rFonts w:ascii="Preeti" w:hAnsi="Preeti"/>
+          <w:sz w:val="32"/>
+          <w:szCs w:val="32"/>
+        </w:rPr>
+        <w:t>zAb</w:t>
+      </w:r>
+      <w:proofErr w:type="spellEnd"/>
+      <w:r>
+        <w:rPr>
+          <w:rFonts w:ascii="Preeti" w:hAnsi="Preeti"/>
+          <w:sz w:val="32"/>
+          <w:szCs w:val="32"/>
+        </w:rPr>
+        <w:t xml:space="preserve"> </w:t>
+      </w:r>
+      <w:proofErr w:type="spellStart"/>
+      <w:r>
+        <w:rPr>
+          <w:rFonts w:ascii="Preeti" w:hAnsi="Preeti"/>
+          <w:sz w:val="32"/>
+          <w:szCs w:val="32"/>
+        </w:rPr>
+        <w:t>xf</w:t>
+      </w:r>
+      <w:proofErr w:type="spellEnd"/>
+      <w:r>
+        <w:rPr>
+          <w:rFonts w:ascii="Preeti" w:hAnsi="Preeti"/>
+          <w:sz w:val="32"/>
+          <w:szCs w:val="32"/>
+        </w:rPr>
+        <w:t>] . -</w:t>
+      </w:r>
+      <w:proofErr w:type="spellStart"/>
+      <w:r>
+        <w:rPr>
+          <w:rFonts w:ascii="Preeti" w:hAnsi="Preeti"/>
+          <w:sz w:val="32"/>
+          <w:szCs w:val="32"/>
+        </w:rPr>
+        <w:t>km"n</w:t>
+      </w:r>
+      <w:proofErr w:type="spellEnd"/>
+      <w:r>
+        <w:rPr>
+          <w:rFonts w:ascii="Preeti" w:hAnsi="Preeti"/>
+          <w:sz w:val="32"/>
+          <w:szCs w:val="32"/>
+        </w:rPr>
+        <w:t>, ;</w:t>
+      </w:r>
+      <w:proofErr w:type="spellStart"/>
+      <w:r>
+        <w:rPr>
+          <w:rFonts w:ascii="Preeti" w:hAnsi="Preeti"/>
+          <w:sz w:val="32"/>
+          <w:szCs w:val="32"/>
+        </w:rPr>
+        <w:t>okqL</w:t>
+      </w:r>
+      <w:proofErr w:type="spellEnd"/>
+      <w:r>
+        <w:rPr>
+          <w:rFonts w:ascii="Preeti" w:hAnsi="Preeti"/>
+          <w:sz w:val="32"/>
+          <w:szCs w:val="32"/>
+        </w:rPr>
+        <w:t xml:space="preserve">, </w:t>
+      </w:r>
+      <w:proofErr w:type="spellStart"/>
+      <w:r>
+        <w:rPr>
+          <w:rFonts w:ascii="Preeti" w:hAnsi="Preeti"/>
+          <w:sz w:val="32"/>
+          <w:szCs w:val="32"/>
+        </w:rPr>
+        <w:t>dvdnL</w:t>
+      </w:r>
+      <w:proofErr w:type="spellEnd"/>
       <w:r>
         <w:rPr>
           <w:rFonts w:ascii="Preeti" w:hAnsi="Preeti"/>
@@ -1084,7 +1982,139 @@
           <w:sz w:val="32"/>
           <w:szCs w:val="32"/>
         </w:rPr>
-        <w:t>#_ tnsf zAbx¿nfO{ cy{ v'Ng] u/L jfSodf k|of]u ug'{xf];\ M</w:t>
+        <w:t xml:space="preserve">#_ </w:t>
+      </w:r>
+      <w:proofErr w:type="spellStart"/>
+      <w:r>
+        <w:rPr>
+          <w:rFonts w:ascii="Preeti" w:hAnsi="Preeti"/>
+          <w:b/>
+          <w:bCs/>
+          <w:sz w:val="32"/>
+          <w:szCs w:val="32"/>
+        </w:rPr>
+        <w:t>tnsf</w:t>
+      </w:r>
+      <w:proofErr w:type="spellEnd"/>
+      <w:r>
+        <w:rPr>
+          <w:rFonts w:ascii="Preeti" w:hAnsi="Preeti"/>
+          <w:b/>
+          <w:bCs/>
+          <w:sz w:val="32"/>
+          <w:szCs w:val="32"/>
+        </w:rPr>
+        <w:t xml:space="preserve"> </w:t>
+      </w:r>
+      <w:proofErr w:type="spellStart"/>
+      <w:r>
+        <w:rPr>
+          <w:rFonts w:ascii="Preeti" w:hAnsi="Preeti"/>
+          <w:b/>
+          <w:bCs/>
+          <w:sz w:val="32"/>
+          <w:szCs w:val="32"/>
+        </w:rPr>
+        <w:t>zAbx¿nfO</w:t>
+      </w:r>
+      <w:proofErr w:type="spellEnd"/>
+      <w:r>
+        <w:rPr>
+          <w:rFonts w:ascii="Preeti" w:hAnsi="Preeti"/>
+          <w:b/>
+          <w:bCs/>
+          <w:sz w:val="32"/>
+          <w:szCs w:val="32"/>
+        </w:rPr>
+        <w:t xml:space="preserve">{ cy{ </w:t>
+      </w:r>
+      <w:proofErr w:type="spellStart"/>
+      <w:r>
+        <w:rPr>
+          <w:rFonts w:ascii="Preeti" w:hAnsi="Preeti"/>
+          <w:b/>
+          <w:bCs/>
+          <w:sz w:val="32"/>
+          <w:szCs w:val="32"/>
+        </w:rPr>
+        <w:t>v'Ng</w:t>
+      </w:r>
+      <w:proofErr w:type="spellEnd"/>
+      <w:r>
+        <w:rPr>
+          <w:rFonts w:ascii="Preeti" w:hAnsi="Preeti"/>
+          <w:b/>
+          <w:bCs/>
+          <w:sz w:val="32"/>
+          <w:szCs w:val="32"/>
+        </w:rPr>
+        <w:t xml:space="preserve">] u/L </w:t>
+      </w:r>
+      <w:proofErr w:type="spellStart"/>
+      <w:r>
+        <w:rPr>
+          <w:rFonts w:ascii="Preeti" w:hAnsi="Preeti"/>
+          <w:b/>
+          <w:bCs/>
+          <w:sz w:val="32"/>
+          <w:szCs w:val="32"/>
+        </w:rPr>
+        <w:t>jfSodf</w:t>
+      </w:r>
+      <w:proofErr w:type="spellEnd"/>
+      <w:r>
+        <w:rPr>
+          <w:rFonts w:ascii="Preeti" w:hAnsi="Preeti"/>
+          <w:b/>
+          <w:bCs/>
+          <w:sz w:val="32"/>
+          <w:szCs w:val="32"/>
+        </w:rPr>
+        <w:t xml:space="preserve"> </w:t>
+      </w:r>
+      <w:proofErr w:type="spellStart"/>
+      <w:r>
+        <w:rPr>
+          <w:rFonts w:ascii="Preeti" w:hAnsi="Preeti"/>
+          <w:b/>
+          <w:bCs/>
+          <w:sz w:val="32"/>
+          <w:szCs w:val="32"/>
+        </w:rPr>
+        <w:t>k|of</w:t>
+      </w:r>
+      <w:proofErr w:type="spellEnd"/>
+      <w:r>
+        <w:rPr>
+          <w:rFonts w:ascii="Preeti" w:hAnsi="Preeti"/>
+          <w:b/>
+          <w:bCs/>
+          <w:sz w:val="32"/>
+          <w:szCs w:val="32"/>
+        </w:rPr>
+        <w:t>]u ug'{</w:t>
+      </w:r>
+      <w:proofErr w:type="spellStart"/>
+      <w:r>
+        <w:rPr>
+          <w:rFonts w:ascii="Preeti" w:hAnsi="Preeti"/>
+          <w:b/>
+          <w:bCs/>
+          <w:sz w:val="32"/>
+          <w:szCs w:val="32"/>
+        </w:rPr>
+        <w:t>xf</w:t>
+      </w:r>
+      <w:proofErr w:type="spellEnd"/>
+      <w:r>
+        <w:rPr>
+          <w:rFonts w:ascii="Preeti" w:hAnsi="Preeti"/>
+          <w:b/>
+          <w:bCs/>
+          <w:sz w:val="32"/>
+          <w:szCs w:val="32"/>
+        </w:rPr>
+        <w:t>];\ M</w:t>
       </w:r>
       <w:r>
         <w:rPr>
@@ -1115,13 +2145,104 @@
         </w:rPr>
         <w:t xml:space="preserve">  </w:t>
       </w:r>
-      <w:r>
-        <w:rPr>
-          <w:rFonts w:ascii="Preeti" w:hAnsi="Preeti"/>
-          <w:sz w:val="32"/>
-          <w:szCs w:val="32"/>
-        </w:rPr>
-        <w:t>OGb|]gL, :jf:Yo, vfg] d'vnfO{ h'</w:t>
+      <w:proofErr w:type="spellStart"/>
+      <w:r>
+        <w:rPr>
+          <w:rFonts w:ascii="Preeti" w:hAnsi="Preeti"/>
+          <w:sz w:val="32"/>
+          <w:szCs w:val="32"/>
+        </w:rPr>
+        <w:t>OGb</w:t>
+      </w:r>
+      <w:proofErr w:type="spellEnd"/>
+      <w:r>
+        <w:rPr>
+          <w:rFonts w:ascii="Preeti" w:hAnsi="Preeti"/>
+          <w:sz w:val="32"/>
+          <w:szCs w:val="32"/>
+        </w:rPr>
+        <w:t>|]</w:t>
+      </w:r>
+      <w:proofErr w:type="spellStart"/>
+      <w:r>
+        <w:rPr>
+          <w:rFonts w:ascii="Preeti" w:hAnsi="Preeti"/>
+          <w:sz w:val="32"/>
+          <w:szCs w:val="32"/>
+        </w:rPr>
+        <w:t>gL</w:t>
+      </w:r>
+      <w:proofErr w:type="spellEnd"/>
+      <w:r>
+        <w:rPr>
+          <w:rFonts w:ascii="Preeti" w:hAnsi="Preeti"/>
+          <w:sz w:val="32"/>
+          <w:szCs w:val="32"/>
+        </w:rPr>
+        <w:t>, :</w:t>
+      </w:r>
+      <w:proofErr w:type="spellStart"/>
+      <w:r>
+        <w:rPr>
+          <w:rFonts w:ascii="Preeti" w:hAnsi="Preeti"/>
+          <w:sz w:val="32"/>
+          <w:szCs w:val="32"/>
+        </w:rPr>
+        <w:t>jf:Yo</w:t>
+      </w:r>
+      <w:proofErr w:type="spellEnd"/>
+      <w:r>
+        <w:rPr>
+          <w:rFonts w:ascii="Preeti" w:hAnsi="Preeti"/>
+          <w:sz w:val="32"/>
+          <w:szCs w:val="32"/>
+        </w:rPr>
+        <w:t xml:space="preserve">, </w:t>
+      </w:r>
+      <w:proofErr w:type="spellStart"/>
+      <w:r>
+        <w:rPr>
+          <w:rFonts w:ascii="Preeti" w:hAnsi="Preeti"/>
+          <w:sz w:val="32"/>
+          <w:szCs w:val="32"/>
+        </w:rPr>
+        <w:t>vfg</w:t>
+      </w:r>
+      <w:proofErr w:type="spellEnd"/>
+      <w:r>
+        <w:rPr>
+          <w:rFonts w:ascii="Preeti" w:hAnsi="Preeti"/>
+          <w:sz w:val="32"/>
+          <w:szCs w:val="32"/>
+        </w:rPr>
+        <w:t xml:space="preserve">] </w:t>
+      </w:r>
+      <w:proofErr w:type="spellStart"/>
+      <w:r>
+        <w:rPr>
+          <w:rFonts w:ascii="Preeti" w:hAnsi="Preeti"/>
+          <w:sz w:val="32"/>
+          <w:szCs w:val="32"/>
+        </w:rPr>
+        <w:t>d'vnfO</w:t>
+      </w:r>
+      <w:proofErr w:type="spellEnd"/>
+      <w:r>
+        <w:rPr>
+          <w:rFonts w:ascii="Preeti" w:hAnsi="Preeti"/>
+          <w:sz w:val="32"/>
+          <w:szCs w:val="32"/>
+        </w:rPr>
+        <w:t xml:space="preserve">{ </w:t>
+      </w:r>
+      <w:proofErr w:type="spellStart"/>
+      <w:r>
+        <w:rPr>
+          <w:rFonts w:ascii="Preeti" w:hAnsi="Preeti"/>
+          <w:sz w:val="32"/>
+          <w:szCs w:val="32"/>
+        </w:rPr>
+        <w:t>h'</w:t>
       </w:r>
       <w:r>
         <w:rPr>
@@ -1137,7 +2258,16 @@
           <w:sz w:val="32"/>
           <w:szCs w:val="32"/>
         </w:rPr>
-        <w:t>ufn] 5]Sb}g</w:t>
+        <w:t>ufn</w:t>
+      </w:r>
+      <w:proofErr w:type="spellEnd"/>
+      <w:r>
+        <w:rPr>
+          <w:rFonts w:ascii="Preeti" w:hAnsi="Preeti"/>
+          <w:sz w:val="32"/>
+          <w:szCs w:val="32"/>
+        </w:rPr>
+        <w:t>] 5]Sb}g</w:t>
       </w:r>
     </w:p>
     <w:p>
@@ -1159,7 +2289,161 @@
           <w:sz w:val="32"/>
           <w:szCs w:val="32"/>
         </w:rPr>
-        <w:t>$_ tn lbOPsf dWo] z'4 zAb 5fgL sfkLdf ;fg'{xf];\ M</w:t>
+        <w:t xml:space="preserve">$_ </w:t>
+      </w:r>
+      <w:proofErr w:type="spellStart"/>
+      <w:r>
+        <w:rPr>
+          <w:rFonts w:ascii="Preeti" w:hAnsi="Preeti"/>
+          <w:b/>
+          <w:bCs/>
+          <w:sz w:val="32"/>
+          <w:szCs w:val="32"/>
+        </w:rPr>
+        <w:t>tn</w:t>
+      </w:r>
+      <w:proofErr w:type="spellEnd"/>
+      <w:r>
+        <w:rPr>
+          <w:rFonts w:ascii="Preeti" w:hAnsi="Preeti"/>
+          <w:b/>
+          <w:bCs/>
+          <w:sz w:val="32"/>
+          <w:szCs w:val="32"/>
+        </w:rPr>
+        <w:t xml:space="preserve"> </w:t>
+      </w:r>
+      <w:proofErr w:type="spellStart"/>
+      <w:r>
+        <w:rPr>
+          <w:rFonts w:ascii="Preeti" w:hAnsi="Preeti"/>
+          <w:b/>
+          <w:bCs/>
+          <w:sz w:val="32"/>
+          <w:szCs w:val="32"/>
+        </w:rPr>
+        <w:t>lbOPsf</w:t>
+      </w:r>
+      <w:proofErr w:type="spellEnd"/>
+      <w:r>
+        <w:rPr>
+          <w:rFonts w:ascii="Preeti" w:hAnsi="Preeti"/>
+          <w:b/>
+          <w:bCs/>
+          <w:sz w:val="32"/>
+          <w:szCs w:val="32"/>
+        </w:rPr>
+        <w:t xml:space="preserve"> </w:t>
+      </w:r>
+      <w:proofErr w:type="spellStart"/>
+      <w:r>
+        <w:rPr>
+          <w:rFonts w:ascii="Preeti" w:hAnsi="Preeti"/>
+          <w:b/>
+          <w:bCs/>
+          <w:sz w:val="32"/>
+          <w:szCs w:val="32"/>
+        </w:rPr>
+        <w:t>dWo</w:t>
+      </w:r>
+      <w:proofErr w:type="spellEnd"/>
+      <w:r>
+        <w:rPr>
+          <w:rFonts w:ascii="Preeti" w:hAnsi="Preeti"/>
+          <w:b/>
+          <w:bCs/>
+          <w:sz w:val="32"/>
+          <w:szCs w:val="32"/>
+        </w:rPr>
+        <w:t xml:space="preserve">] z'4 </w:t>
+      </w:r>
+      <w:proofErr w:type="spellStart"/>
+      <w:r>
+        <w:rPr>
+          <w:rFonts w:ascii="Preeti" w:hAnsi="Preeti"/>
+          <w:b/>
+          <w:bCs/>
+          <w:sz w:val="32"/>
+          <w:szCs w:val="32"/>
+        </w:rPr>
+        <w:t>zAb</w:t>
+      </w:r>
+      <w:proofErr w:type="spellEnd"/>
+      <w:r>
+        <w:rPr>
+          <w:rFonts w:ascii="Preeti" w:hAnsi="Preeti"/>
+          <w:b/>
+          <w:bCs/>
+          <w:sz w:val="32"/>
+          <w:szCs w:val="32"/>
+        </w:rPr>
+        <w:t xml:space="preserve"> 5fgL </w:t>
+      </w:r>
+      <w:proofErr w:type="spellStart"/>
+      <w:r>
+        <w:rPr>
+          <w:rFonts w:ascii="Preeti" w:hAnsi="Preeti"/>
+          <w:b/>
+          <w:bCs/>
+          <w:sz w:val="32"/>
+          <w:szCs w:val="32"/>
+        </w:rPr>
+        <w:t>sfkLdf</w:t>
+      </w:r>
+      <w:proofErr w:type="spellEnd"/>
+      <w:r>
+        <w:rPr>
+          <w:rFonts w:ascii="Preeti" w:hAnsi="Preeti"/>
+          <w:b/>
+          <w:bCs/>
+          <w:sz w:val="32"/>
+          <w:szCs w:val="32"/>
+        </w:rPr>
+        <w:t xml:space="preserve"> ;</w:t>
+      </w:r>
+      <w:proofErr w:type="spellStart"/>
+      <w:r>
+        <w:rPr>
+          <w:rFonts w:ascii="Preeti" w:hAnsi="Preeti"/>
+          <w:b/>
+          <w:bCs/>
+          <w:sz w:val="32"/>
+          <w:szCs w:val="32"/>
+        </w:rPr>
+        <w:t>fg</w:t>
+      </w:r>
+      <w:proofErr w:type="spellEnd"/>
+      <w:r>
+        <w:rPr>
+          <w:rFonts w:ascii="Preeti" w:hAnsi="Preeti"/>
+          <w:b/>
+          <w:bCs/>
+          <w:sz w:val="32"/>
+          <w:szCs w:val="32"/>
+        </w:rPr>
+        <w:t>'{</w:t>
+      </w:r>
+      <w:proofErr w:type="spellStart"/>
+      <w:r>
+        <w:rPr>
+          <w:rFonts w:ascii="Preeti" w:hAnsi="Preeti"/>
+          <w:b/>
+          <w:bCs/>
+          <w:sz w:val="32"/>
+          <w:szCs w:val="32"/>
+        </w:rPr>
+        <w:t>xf</w:t>
+      </w:r>
+      <w:proofErr w:type="spellEnd"/>
+      <w:r>
+        <w:rPr>
+          <w:rFonts w:ascii="Preeti" w:hAnsi="Preeti"/>
+          <w:b/>
+          <w:bCs/>
+          <w:sz w:val="32"/>
+          <w:szCs w:val="32"/>
+        </w:rPr>
+        <w:t>];\ M</w:t>
       </w:r>
       <w:r>
         <w:rPr>
@@ -1200,14 +2484,34 @@
         </w:rPr>
         <w:t xml:space="preserve">s_ </w:t>
       </w:r>
-      <w:r>
-        <w:rPr>
-          <w:rFonts w:ascii="Preeti" w:hAnsi="Preeti"/>
-          <w:sz w:val="32"/>
-          <w:szCs w:val="32"/>
-        </w:rPr>
-        <w:t>df}/L;Lt</w:t>
-      </w:r>
+      <w:proofErr w:type="spellStart"/>
+      <w:r>
+        <w:rPr>
+          <w:rFonts w:ascii="Preeti" w:hAnsi="Preeti"/>
+          <w:sz w:val="32"/>
+          <w:szCs w:val="32"/>
+        </w:rPr>
+        <w:t>df</w:t>
+      </w:r>
+      <w:proofErr w:type="spellEnd"/>
+      <w:r>
+        <w:rPr>
+          <w:rFonts w:ascii="Preeti" w:hAnsi="Preeti"/>
+          <w:sz w:val="32"/>
+          <w:szCs w:val="32"/>
+        </w:rPr>
+        <w:t>}/</w:t>
+      </w:r>
+      <w:proofErr w:type="spellStart"/>
+      <w:r>
+        <w:rPr>
+          <w:rFonts w:ascii="Preeti" w:hAnsi="Preeti"/>
+          <w:sz w:val="32"/>
+          <w:szCs w:val="32"/>
+        </w:rPr>
+        <w:t>L;Lt</w:t>
+      </w:r>
+      <w:proofErr w:type="spellEnd"/>
       <w:r>
         <w:rPr>
           <w:rFonts w:ascii="Preeti" w:hAnsi="Preeti"/>
@@ -1223,16 +2527,43 @@
           <w:szCs w:val="32"/>
         </w:rPr>
         <w:tab/>
-        <w:t>df}</w:t>
-      </w:r>
-      <w:r>
-        <w:rPr>
-          <w:rFonts w:ascii="Preeti" w:hAnsi="Preeti"/>
-          <w:sz w:val="32"/>
-          <w:szCs w:val="32"/>
-        </w:rPr>
-        <w:t>l/l;t</w:t>
-      </w:r>
+      </w:r>
+      <w:proofErr w:type="spellStart"/>
+      <w:r>
+        <w:rPr>
+          <w:rFonts w:ascii="Preeti" w:hAnsi="Preeti"/>
+          <w:sz w:val="32"/>
+          <w:szCs w:val="32"/>
+        </w:rPr>
+        <w:t>df</w:t>
+      </w:r>
+      <w:proofErr w:type="spellEnd"/>
+      <w:r>
+        <w:rPr>
+          <w:rFonts w:ascii="Preeti" w:hAnsi="Preeti"/>
+          <w:sz w:val="32"/>
+          <w:szCs w:val="32"/>
+        </w:rPr>
+        <w:t>}</w:t>
+      </w:r>
+      <w:r>
+        <w:rPr>
+          <w:rFonts w:ascii="Preeti" w:hAnsi="Preeti"/>
+          <w:sz w:val="32"/>
+          <w:szCs w:val="32"/>
+        </w:rPr>
+        <w:t>l/</w:t>
+      </w:r>
+      <w:proofErr w:type="spellStart"/>
+      <w:r>
+        <w:rPr>
+          <w:rFonts w:ascii="Preeti" w:hAnsi="Preeti"/>
+          <w:sz w:val="32"/>
+          <w:szCs w:val="32"/>
+        </w:rPr>
+        <w:t>l;t</w:t>
+      </w:r>
+      <w:proofErr w:type="spellEnd"/>
       <w:r>
         <w:rPr>
           <w:rFonts w:ascii="Preeti" w:hAnsi="Preeti"/>
@@ -1248,8 +2579,35 @@
           <w:szCs w:val="32"/>
         </w:rPr>
         <w:tab/>
-        <w:t>df}/Ll;t</w:t>
-      </w:r>
+      </w:r>
+      <w:proofErr w:type="spellStart"/>
+      <w:r>
+        <w:rPr>
+          <w:rFonts w:ascii="Preeti" w:hAnsi="Preeti"/>
+          <w:sz w:val="32"/>
+          <w:szCs w:val="32"/>
+        </w:rPr>
+        <w:t>df</w:t>
+      </w:r>
+      <w:proofErr w:type="spellEnd"/>
+      <w:r>
+        <w:rPr>
+          <w:rFonts w:ascii="Preeti" w:hAnsi="Preeti"/>
+          <w:sz w:val="32"/>
+          <w:szCs w:val="32"/>
+        </w:rPr>
+        <w:t>}/</w:t>
+      </w:r>
+      <w:proofErr w:type="spellStart"/>
+      <w:r>
+        <w:rPr>
+          <w:rFonts w:ascii="Preeti" w:hAnsi="Preeti"/>
+          <w:sz w:val="32"/>
+          <w:szCs w:val="32"/>
+        </w:rPr>
+        <w:t>Ll;t</w:t>
+      </w:r>
+      <w:proofErr w:type="spellEnd"/>
     </w:p>
     <w:p>
       <w:pPr>
@@ -1274,8 +2632,18 @@
           <w:sz w:val="32"/>
           <w:szCs w:val="32"/>
         </w:rPr>
-        <w:t>la/fld</w:t>
-      </w:r>
+        <w:t>la/</w:t>
+      </w:r>
+      <w:proofErr w:type="spellStart"/>
+      <w:r>
+        <w:rPr>
+          <w:rFonts w:ascii="Preeti" w:hAnsi="Preeti"/>
+          <w:sz w:val="32"/>
+          <w:szCs w:val="32"/>
+        </w:rPr>
+        <w:t>fld</w:t>
+      </w:r>
+      <w:proofErr w:type="spellEnd"/>
       <w:r>
         <w:rPr>
           <w:rFonts w:ascii="Preeti" w:hAnsi="Preeti"/>
@@ -1291,8 +2659,18 @@
           <w:szCs w:val="32"/>
         </w:rPr>
         <w:tab/>
-        <w:t>la/fdL</w:t>
-      </w:r>
+        <w:t>la/</w:t>
+      </w:r>
+      <w:proofErr w:type="spellStart"/>
+      <w:r>
+        <w:rPr>
+          <w:rFonts w:ascii="Preeti" w:hAnsi="Preeti"/>
+          <w:sz w:val="32"/>
+          <w:szCs w:val="32"/>
+        </w:rPr>
+        <w:t>fdL</w:t>
+      </w:r>
+      <w:proofErr w:type="spellEnd"/>
       <w:r>
         <w:rPr>
           <w:rFonts w:ascii="Preeti" w:hAnsi="Preeti"/>
@@ -1316,8 +2694,35 @@
           <w:szCs w:val="32"/>
         </w:rPr>
         <w:tab/>
-        <w:t>aL/fdL</w:t>
-      </w:r>
+      </w:r>
+      <w:proofErr w:type="spellStart"/>
+      <w:r>
+        <w:rPr>
+          <w:rFonts w:ascii="Preeti" w:hAnsi="Preeti"/>
+          <w:sz w:val="32"/>
+          <w:szCs w:val="32"/>
+        </w:rPr>
+        <w:t>aL</w:t>
+      </w:r>
+      <w:proofErr w:type="spellEnd"/>
+      <w:r>
+        <w:rPr>
+          <w:rFonts w:ascii="Preeti" w:hAnsi="Preeti"/>
+          <w:sz w:val="32"/>
+          <w:szCs w:val="32"/>
+        </w:rPr>
+        <w:t>/</w:t>
+      </w:r>
+      <w:proofErr w:type="spellStart"/>
+      <w:r>
+        <w:rPr>
+          <w:rFonts w:ascii="Preeti" w:hAnsi="Preeti"/>
+          <w:sz w:val="32"/>
+          <w:szCs w:val="32"/>
+        </w:rPr>
+        <w:t>fdL</w:t>
+      </w:r>
+      <w:proofErr w:type="spellEnd"/>
     </w:p>
     <w:p>
       <w:pPr>
@@ -1338,7 +2743,117 @@
           <w:sz w:val="32"/>
           <w:szCs w:val="32"/>
         </w:rPr>
-        <w:t xml:space="preserve">%_ tnsf] cg'R5]bnfO{ z'4 agfO{ ;fg'{xf];\ M </w:t>
+        <w:t xml:space="preserve">%_ </w:t>
+      </w:r>
+      <w:proofErr w:type="spellStart"/>
+      <w:r>
+        <w:rPr>
+          <w:rFonts w:ascii="Preeti" w:hAnsi="Preeti"/>
+          <w:b/>
+          <w:bCs/>
+          <w:sz w:val="32"/>
+          <w:szCs w:val="32"/>
+        </w:rPr>
+        <w:t>tnsf</w:t>
+      </w:r>
+      <w:proofErr w:type="spellEnd"/>
+      <w:r>
+        <w:rPr>
+          <w:rFonts w:ascii="Preeti" w:hAnsi="Preeti"/>
+          <w:b/>
+          <w:bCs/>
+          <w:sz w:val="32"/>
+          <w:szCs w:val="32"/>
+        </w:rPr>
+        <w:t>] cg'R5]</w:t>
+      </w:r>
+      <w:proofErr w:type="spellStart"/>
+      <w:r>
+        <w:rPr>
+          <w:rFonts w:ascii="Preeti" w:hAnsi="Preeti"/>
+          <w:b/>
+          <w:bCs/>
+          <w:sz w:val="32"/>
+          <w:szCs w:val="32"/>
+        </w:rPr>
+        <w:t>bnfO</w:t>
+      </w:r>
+      <w:proofErr w:type="spellEnd"/>
+      <w:r>
+        <w:rPr>
+          <w:rFonts w:ascii="Preeti" w:hAnsi="Preeti"/>
+          <w:b/>
+          <w:bCs/>
+          <w:sz w:val="32"/>
+          <w:szCs w:val="32"/>
+        </w:rPr>
+        <w:t xml:space="preserve">{ z'4 </w:t>
+      </w:r>
+      <w:proofErr w:type="spellStart"/>
+      <w:r>
+        <w:rPr>
+          <w:rFonts w:ascii="Preeti" w:hAnsi="Preeti"/>
+          <w:b/>
+          <w:bCs/>
+          <w:sz w:val="32"/>
+          <w:szCs w:val="32"/>
+        </w:rPr>
+        <w:t>agfO</w:t>
+      </w:r>
+      <w:proofErr w:type="spellEnd"/>
+      <w:r>
+        <w:rPr>
+          <w:rFonts w:ascii="Preeti" w:hAnsi="Preeti"/>
+          <w:b/>
+          <w:bCs/>
+          <w:sz w:val="32"/>
+          <w:szCs w:val="32"/>
+        </w:rPr>
+        <w:t>{ ;</w:t>
+      </w:r>
+      <w:proofErr w:type="spellStart"/>
+      <w:r>
+        <w:rPr>
+          <w:rFonts w:ascii="Preeti" w:hAnsi="Preeti"/>
+          <w:b/>
+          <w:bCs/>
+          <w:sz w:val="32"/>
+          <w:szCs w:val="32"/>
+        </w:rPr>
+        <w:t>fg</w:t>
+      </w:r>
+      <w:proofErr w:type="spellEnd"/>
+      <w:r>
+        <w:rPr>
+          <w:rFonts w:ascii="Preeti" w:hAnsi="Preeti"/>
+          <w:b/>
+          <w:bCs/>
+          <w:sz w:val="32"/>
+          <w:szCs w:val="32"/>
+        </w:rPr>
+        <w:t>'{</w:t>
+      </w:r>
+      <w:proofErr w:type="spellStart"/>
+      <w:r>
+        <w:rPr>
+          <w:rFonts w:ascii="Preeti" w:hAnsi="Preeti"/>
+          <w:b/>
+          <w:bCs/>
+          <w:sz w:val="32"/>
+          <w:szCs w:val="32"/>
+        </w:rPr>
+        <w:t>xf</w:t>
+      </w:r>
+      <w:proofErr w:type="spellEnd"/>
+      <w:r>
+        <w:rPr>
+          <w:rFonts w:ascii="Preeti" w:hAnsi="Preeti"/>
+          <w:b/>
+          <w:bCs/>
+          <w:sz w:val="32"/>
+          <w:szCs w:val="32"/>
+        </w:rPr>
+        <w:t xml:space="preserve">];\ M </w:t>
       </w:r>
       <w:r>
         <w:rPr>
@@ -1399,13 +2914,149 @@
         </w:rPr>
         <w:t xml:space="preserve"> </w:t>
       </w:r>
-      <w:r>
-        <w:rPr>
-          <w:rFonts w:ascii="Preeti" w:hAnsi="Preeti"/>
-          <w:sz w:val="32"/>
-          <w:szCs w:val="32"/>
-        </w:rPr>
-        <w:t xml:space="preserve">o;cj;/df kl/jf/ sf ;b:o ePsf gftfn] ljleGg sfddf;xof]u ug'{kg]{x'G5 </w:t>
+      <w:proofErr w:type="spellStart"/>
+      <w:r>
+        <w:rPr>
+          <w:rFonts w:ascii="Preeti" w:hAnsi="Preeti"/>
+          <w:sz w:val="32"/>
+          <w:szCs w:val="32"/>
+        </w:rPr>
+        <w:t>o;cj</w:t>
+      </w:r>
+      <w:proofErr w:type="spellEnd"/>
+      <w:r>
+        <w:rPr>
+          <w:rFonts w:ascii="Preeti" w:hAnsi="Preeti"/>
+          <w:sz w:val="32"/>
+          <w:szCs w:val="32"/>
+        </w:rPr>
+        <w:t>;/</w:t>
+      </w:r>
+      <w:proofErr w:type="spellStart"/>
+      <w:r>
+        <w:rPr>
+          <w:rFonts w:ascii="Preeti" w:hAnsi="Preeti"/>
+          <w:sz w:val="32"/>
+          <w:szCs w:val="32"/>
+        </w:rPr>
+        <w:t>df</w:t>
+      </w:r>
+      <w:proofErr w:type="spellEnd"/>
+      <w:r>
+        <w:rPr>
+          <w:rFonts w:ascii="Preeti" w:hAnsi="Preeti"/>
+          <w:sz w:val="32"/>
+          <w:szCs w:val="32"/>
+        </w:rPr>
+        <w:t xml:space="preserve"> kl/</w:t>
+      </w:r>
+      <w:proofErr w:type="spellStart"/>
+      <w:r>
+        <w:rPr>
+          <w:rFonts w:ascii="Preeti" w:hAnsi="Preeti"/>
+          <w:sz w:val="32"/>
+          <w:szCs w:val="32"/>
+        </w:rPr>
+        <w:t>jf</w:t>
+      </w:r>
+      <w:proofErr w:type="spellEnd"/>
+      <w:r>
+        <w:rPr>
+          <w:rFonts w:ascii="Preeti" w:hAnsi="Preeti"/>
+          <w:sz w:val="32"/>
+          <w:szCs w:val="32"/>
+        </w:rPr>
+        <w:t>/ sf ;</w:t>
+      </w:r>
+      <w:proofErr w:type="spellStart"/>
+      <w:r>
+        <w:rPr>
+          <w:rFonts w:ascii="Preeti" w:hAnsi="Preeti"/>
+          <w:sz w:val="32"/>
+          <w:szCs w:val="32"/>
+        </w:rPr>
+        <w:t>b:o</w:t>
+      </w:r>
+      <w:proofErr w:type="spellEnd"/>
+      <w:r>
+        <w:rPr>
+          <w:rFonts w:ascii="Preeti" w:hAnsi="Preeti"/>
+          <w:sz w:val="32"/>
+          <w:szCs w:val="32"/>
+        </w:rPr>
+        <w:t xml:space="preserve"> </w:t>
+      </w:r>
+      <w:proofErr w:type="spellStart"/>
+      <w:r>
+        <w:rPr>
+          <w:rFonts w:ascii="Preeti" w:hAnsi="Preeti"/>
+          <w:sz w:val="32"/>
+          <w:szCs w:val="32"/>
+        </w:rPr>
+        <w:t>ePsf</w:t>
+      </w:r>
+      <w:proofErr w:type="spellEnd"/>
+      <w:r>
+        <w:rPr>
+          <w:rFonts w:ascii="Preeti" w:hAnsi="Preeti"/>
+          <w:sz w:val="32"/>
+          <w:szCs w:val="32"/>
+        </w:rPr>
+        <w:t xml:space="preserve"> </w:t>
+      </w:r>
+      <w:proofErr w:type="spellStart"/>
+      <w:r>
+        <w:rPr>
+          <w:rFonts w:ascii="Preeti" w:hAnsi="Preeti"/>
+          <w:sz w:val="32"/>
+          <w:szCs w:val="32"/>
+        </w:rPr>
+        <w:t>gftfn</w:t>
+      </w:r>
+      <w:proofErr w:type="spellEnd"/>
+      <w:r>
+        <w:rPr>
+          <w:rFonts w:ascii="Preeti" w:hAnsi="Preeti"/>
+          <w:sz w:val="32"/>
+          <w:szCs w:val="32"/>
+        </w:rPr>
+        <w:t xml:space="preserve">] </w:t>
+      </w:r>
+      <w:proofErr w:type="spellStart"/>
+      <w:r>
+        <w:rPr>
+          <w:rFonts w:ascii="Preeti" w:hAnsi="Preeti"/>
+          <w:sz w:val="32"/>
+          <w:szCs w:val="32"/>
+        </w:rPr>
+        <w:t>ljleGg</w:t>
+      </w:r>
+      <w:proofErr w:type="spellEnd"/>
+      <w:r>
+        <w:rPr>
+          <w:rFonts w:ascii="Preeti" w:hAnsi="Preeti"/>
+          <w:sz w:val="32"/>
+          <w:szCs w:val="32"/>
+        </w:rPr>
+        <w:t xml:space="preserve"> </w:t>
+      </w:r>
+      <w:proofErr w:type="spellStart"/>
+      <w:r>
+        <w:rPr>
+          <w:rFonts w:ascii="Preeti" w:hAnsi="Preeti"/>
+          <w:sz w:val="32"/>
+          <w:szCs w:val="32"/>
+        </w:rPr>
+        <w:t>sfddf;xof</w:t>
+      </w:r>
+      <w:proofErr w:type="spellEnd"/>
+      <w:r>
+        <w:rPr>
+          <w:rFonts w:ascii="Preeti" w:hAnsi="Preeti"/>
+          <w:sz w:val="32"/>
+          <w:szCs w:val="32"/>
+        </w:rPr>
+        <w:t xml:space="preserve">]u ug'{kg]{x'G5 </w:t>
       </w:r>
     </w:p>
     <w:p>
@@ -1427,7 +3078,205 @@
           <w:sz w:val="32"/>
           <w:szCs w:val="32"/>
         </w:rPr>
-        <w:t>^_ /]vfª\lst zAbsf] kbju{ -gfd, ;j{gfd, ljz]if0f, lqmofkb===_ 5'6\ofpg'xf];\M</w:t>
+        <w:t>^_ /]</w:t>
+      </w:r>
+      <w:proofErr w:type="spellStart"/>
+      <w:r>
+        <w:rPr>
+          <w:rFonts w:ascii="Preeti" w:hAnsi="Preeti"/>
+          <w:b/>
+          <w:bCs/>
+          <w:sz w:val="32"/>
+          <w:szCs w:val="32"/>
+        </w:rPr>
+        <w:t>vf</w:t>
+      </w:r>
+      <w:proofErr w:type="spellEnd"/>
+      <w:r>
+        <w:rPr>
+          <w:rFonts w:ascii="Preeti" w:hAnsi="Preeti"/>
+          <w:b/>
+          <w:bCs/>
+          <w:sz w:val="32"/>
+          <w:szCs w:val="32"/>
+        </w:rPr>
+        <w:t>ª\</w:t>
+      </w:r>
+      <w:proofErr w:type="spellStart"/>
+      <w:r>
+        <w:rPr>
+          <w:rFonts w:ascii="Preeti" w:hAnsi="Preeti"/>
+          <w:b/>
+          <w:bCs/>
+          <w:sz w:val="32"/>
+          <w:szCs w:val="32"/>
+        </w:rPr>
+        <w:t>lst</w:t>
+      </w:r>
+      <w:proofErr w:type="spellEnd"/>
+      <w:r>
+        <w:rPr>
+          <w:rFonts w:ascii="Preeti" w:hAnsi="Preeti"/>
+          <w:b/>
+          <w:bCs/>
+          <w:sz w:val="32"/>
+          <w:szCs w:val="32"/>
+        </w:rPr>
+        <w:t xml:space="preserve"> </w:t>
+      </w:r>
+      <w:proofErr w:type="spellStart"/>
+      <w:r>
+        <w:rPr>
+          <w:rFonts w:ascii="Preeti" w:hAnsi="Preeti"/>
+          <w:b/>
+          <w:bCs/>
+          <w:sz w:val="32"/>
+          <w:szCs w:val="32"/>
+        </w:rPr>
+        <w:t>zAbsf</w:t>
+      </w:r>
+      <w:proofErr w:type="spellEnd"/>
+      <w:r>
+        <w:rPr>
+          <w:rFonts w:ascii="Preeti" w:hAnsi="Preeti"/>
+          <w:b/>
+          <w:bCs/>
+          <w:sz w:val="32"/>
+          <w:szCs w:val="32"/>
+        </w:rPr>
+        <w:t xml:space="preserve">] </w:t>
+      </w:r>
+      <w:proofErr w:type="spellStart"/>
+      <w:r>
+        <w:rPr>
+          <w:rFonts w:ascii="Preeti" w:hAnsi="Preeti"/>
+          <w:b/>
+          <w:bCs/>
+          <w:sz w:val="32"/>
+          <w:szCs w:val="32"/>
+        </w:rPr>
+        <w:t>kbju</w:t>
+      </w:r>
+      <w:proofErr w:type="spellEnd"/>
+      <w:r>
+        <w:rPr>
+          <w:rFonts w:ascii="Preeti" w:hAnsi="Preeti"/>
+          <w:b/>
+          <w:bCs/>
+          <w:sz w:val="32"/>
+          <w:szCs w:val="32"/>
+        </w:rPr>
+        <w:t>{ -</w:t>
+      </w:r>
+      <w:proofErr w:type="spellStart"/>
+      <w:r>
+        <w:rPr>
+          <w:rFonts w:ascii="Preeti" w:hAnsi="Preeti"/>
+          <w:b/>
+          <w:bCs/>
+          <w:sz w:val="32"/>
+          <w:szCs w:val="32"/>
+        </w:rPr>
+        <w:t>gfd</w:t>
+      </w:r>
+      <w:proofErr w:type="spellEnd"/>
+      <w:r>
+        <w:rPr>
+          <w:rFonts w:ascii="Preeti" w:hAnsi="Preeti"/>
+          <w:b/>
+          <w:bCs/>
+          <w:sz w:val="32"/>
+          <w:szCs w:val="32"/>
+        </w:rPr>
+        <w:t>, ;j{</w:t>
+      </w:r>
+      <w:proofErr w:type="spellStart"/>
+      <w:r>
+        <w:rPr>
+          <w:rFonts w:ascii="Preeti" w:hAnsi="Preeti"/>
+          <w:b/>
+          <w:bCs/>
+          <w:sz w:val="32"/>
+          <w:szCs w:val="32"/>
+        </w:rPr>
+        <w:t>gfd</w:t>
+      </w:r>
+      <w:proofErr w:type="spellEnd"/>
+      <w:r>
+        <w:rPr>
+          <w:rFonts w:ascii="Preeti" w:hAnsi="Preeti"/>
+          <w:b/>
+          <w:bCs/>
+          <w:sz w:val="32"/>
+          <w:szCs w:val="32"/>
+        </w:rPr>
+        <w:t xml:space="preserve">, </w:t>
+      </w:r>
+      <w:proofErr w:type="spellStart"/>
+      <w:r>
+        <w:rPr>
+          <w:rFonts w:ascii="Preeti" w:hAnsi="Preeti"/>
+          <w:b/>
+          <w:bCs/>
+          <w:sz w:val="32"/>
+          <w:szCs w:val="32"/>
+        </w:rPr>
+        <w:t>ljz</w:t>
+      </w:r>
+      <w:proofErr w:type="spellEnd"/>
+      <w:r>
+        <w:rPr>
+          <w:rFonts w:ascii="Preeti" w:hAnsi="Preeti"/>
+          <w:b/>
+          <w:bCs/>
+          <w:sz w:val="32"/>
+          <w:szCs w:val="32"/>
+        </w:rPr>
+        <w:t xml:space="preserve">]if0f, </w:t>
+      </w:r>
+      <w:proofErr w:type="spellStart"/>
+      <w:r>
+        <w:rPr>
+          <w:rFonts w:ascii="Preeti" w:hAnsi="Preeti"/>
+          <w:b/>
+          <w:bCs/>
+          <w:sz w:val="32"/>
+          <w:szCs w:val="32"/>
+        </w:rPr>
+        <w:t>lqmofkb</w:t>
+      </w:r>
+      <w:proofErr w:type="spellEnd"/>
+      <w:r>
+        <w:rPr>
+          <w:rFonts w:ascii="Preeti" w:hAnsi="Preeti"/>
+          <w:b/>
+          <w:bCs/>
+          <w:sz w:val="32"/>
+          <w:szCs w:val="32"/>
+        </w:rPr>
+        <w:t>===_ 5'6\</w:t>
+      </w:r>
+      <w:proofErr w:type="spellStart"/>
+      <w:r>
+        <w:rPr>
+          <w:rFonts w:ascii="Preeti" w:hAnsi="Preeti"/>
+          <w:b/>
+          <w:bCs/>
+          <w:sz w:val="32"/>
+          <w:szCs w:val="32"/>
+        </w:rPr>
+        <w:t>ofpg'xf</w:t>
+      </w:r>
+      <w:proofErr w:type="spellEnd"/>
+      <w:r>
+        <w:rPr>
+          <w:rFonts w:ascii="Preeti" w:hAnsi="Preeti"/>
+          <w:b/>
+          <w:bCs/>
+          <w:sz w:val="32"/>
+          <w:szCs w:val="32"/>
+        </w:rPr>
+        <w:t>];\M</w:t>
       </w:r>
       <w:r>
         <w:rPr>
@@ -1537,6 +3386,7 @@
         </w:rPr>
         <w:t xml:space="preserve"> </w:t>
       </w:r>
+      <w:proofErr w:type="spellStart"/>
       <w:r>
         <w:rPr>
           <w:rFonts w:ascii="Preeti" w:hAnsi="Preeti"/>
@@ -1546,6 +3396,7 @@
         </w:rPr>
         <w:t>ljBfyL</w:t>
       </w:r>
+      <w:proofErr w:type="spellEnd"/>
       <w:r>
         <w:rPr>
           <w:rFonts w:ascii="Preeti" w:hAnsi="Preeti"/>
@@ -1554,6 +3405,7 @@
         </w:rPr>
         <w:t xml:space="preserve">{n] </w:t>
       </w:r>
+      <w:proofErr w:type="spellStart"/>
       <w:r>
         <w:rPr>
           <w:rFonts w:ascii="Preeti" w:hAnsi="Preeti"/>
@@ -1561,16 +3413,9 @@
           <w:szCs w:val="32"/>
           <w:u w:val="single"/>
         </w:rPr>
-        <w:t>tkfO{</w:t>
-      </w:r>
-      <w:r>
-        <w:rPr>
-          <w:rFonts w:ascii="Preeti" w:hAnsi="Preeti"/>
-          <w:sz w:val="32"/>
-          <w:szCs w:val="32"/>
-        </w:rPr>
-        <w:t xml:space="preserve">+nfO{ g} </w:t>
-      </w:r>
+        <w:t>tkfO</w:t>
+      </w:r>
+      <w:proofErr w:type="spellEnd"/>
       <w:r>
         <w:rPr>
           <w:rFonts w:ascii="Preeti" w:hAnsi="Preeti"/>
@@ -1578,7 +3423,73 @@
           <w:szCs w:val="32"/>
           <w:u w:val="single"/>
         </w:rPr>
-        <w:t xml:space="preserve">af]nfPsf 5g\ </w:t>
+        <w:t>{</w:t>
+      </w:r>
+      <w:r>
+        <w:rPr>
+          <w:rFonts w:ascii="Preeti" w:hAnsi="Preeti"/>
+          <w:sz w:val="32"/>
+          <w:szCs w:val="32"/>
+        </w:rPr>
+        <w:t>+</w:t>
+      </w:r>
+      <w:proofErr w:type="spellStart"/>
+      <w:r>
+        <w:rPr>
+          <w:rFonts w:ascii="Preeti" w:hAnsi="Preeti"/>
+          <w:sz w:val="32"/>
+          <w:szCs w:val="32"/>
+        </w:rPr>
+        <w:t>nfO</w:t>
+      </w:r>
+      <w:proofErr w:type="spellEnd"/>
+      <w:r>
+        <w:rPr>
+          <w:rFonts w:ascii="Preeti" w:hAnsi="Preeti"/>
+          <w:sz w:val="32"/>
+          <w:szCs w:val="32"/>
+        </w:rPr>
+        <w:t xml:space="preserve">{ g} </w:t>
+      </w:r>
+      <w:proofErr w:type="spellStart"/>
+      <w:r>
+        <w:rPr>
+          <w:rFonts w:ascii="Preeti" w:hAnsi="Preeti"/>
+          <w:sz w:val="32"/>
+          <w:szCs w:val="32"/>
+          <w:u w:val="single"/>
+        </w:rPr>
+        <w:t>af</w:t>
+      </w:r>
+      <w:proofErr w:type="spellEnd"/>
+      <w:r>
+        <w:rPr>
+          <w:rFonts w:ascii="Preeti" w:hAnsi="Preeti"/>
+          <w:sz w:val="32"/>
+          <w:szCs w:val="32"/>
+          <w:u w:val="single"/>
+        </w:rPr>
+        <w:t>]</w:t>
+      </w:r>
+      <w:proofErr w:type="spellStart"/>
+      <w:r>
+        <w:rPr>
+          <w:rFonts w:ascii="Preeti" w:hAnsi="Preeti"/>
+          <w:sz w:val="32"/>
+          <w:szCs w:val="32"/>
+          <w:u w:val="single"/>
+        </w:rPr>
+        <w:t>nfPsf</w:t>
+      </w:r>
+      <w:proofErr w:type="spellEnd"/>
+      <w:r>
+        <w:rPr>
+          <w:rFonts w:ascii="Preeti" w:hAnsi="Preeti"/>
+          <w:sz w:val="32"/>
+          <w:szCs w:val="32"/>
+          <w:u w:val="single"/>
+        </w:rPr>
+        <w:t xml:space="preserve"> 5g\ </w:t>
       </w:r>
       <w:r>
         <w:rPr>
@@ -1608,7 +3519,29 @@
           <w:sz w:val="32"/>
           <w:szCs w:val="32"/>
         </w:rPr>
-        <w:t>&amp;_ hf]8f ldnfpg'xf];\ M</w:t>
+        <w:t xml:space="preserve">&amp;_ hf]8f </w:t>
+      </w:r>
+      <w:proofErr w:type="spellStart"/>
+      <w:r>
+        <w:rPr>
+          <w:rFonts w:ascii="Preeti" w:hAnsi="Preeti"/>
+          <w:b/>
+          <w:bCs/>
+          <w:sz w:val="32"/>
+          <w:szCs w:val="32"/>
+        </w:rPr>
+        <w:t>ldnfpg'xf</w:t>
+      </w:r>
+      <w:proofErr w:type="spellEnd"/>
+      <w:r>
+        <w:rPr>
+          <w:rFonts w:ascii="Preeti" w:hAnsi="Preeti"/>
+          <w:b/>
+          <w:bCs/>
+          <w:sz w:val="32"/>
+          <w:szCs w:val="32"/>
+        </w:rPr>
+        <w:t>];\ M</w:t>
       </w:r>
       <w:r>
         <w:rPr>
@@ -1681,14 +3614,34 @@
           <w:szCs w:val="32"/>
         </w:rPr>
       </w:pPr>
-      <w:r>
-        <w:rPr>
-          <w:rFonts w:ascii="Preeti" w:hAnsi="Preeti"/>
-          <w:sz w:val="32"/>
-          <w:szCs w:val="32"/>
-        </w:rPr>
-        <w:t>Gffdof]uL</w:t>
-      </w:r>
+      <w:proofErr w:type="spellStart"/>
+      <w:r>
+        <w:rPr>
+          <w:rFonts w:ascii="Preeti" w:hAnsi="Preeti"/>
+          <w:sz w:val="32"/>
+          <w:szCs w:val="32"/>
+        </w:rPr>
+        <w:t>Gffdof</w:t>
+      </w:r>
+      <w:proofErr w:type="spellEnd"/>
+      <w:r>
+        <w:rPr>
+          <w:rFonts w:ascii="Preeti" w:hAnsi="Preeti"/>
+          <w:sz w:val="32"/>
+          <w:szCs w:val="32"/>
+        </w:rPr>
+        <w:t>]</w:t>
+      </w:r>
+      <w:proofErr w:type="spellStart"/>
+      <w:r>
+        <w:rPr>
+          <w:rFonts w:ascii="Preeti" w:hAnsi="Preeti"/>
+          <w:sz w:val="32"/>
+          <w:szCs w:val="32"/>
+        </w:rPr>
+        <w:t>uL</w:t>
+      </w:r>
+      <w:proofErr w:type="spellEnd"/>
       <w:r>
         <w:rPr>
           <w:rFonts w:ascii="Preeti" w:hAnsi="Preeti"/>
@@ -1705,6 +3658,7 @@
         </w:rPr>
         <w:tab/>
       </w:r>
+      <w:proofErr w:type="spellStart"/>
       <w:r>
         <w:rPr>
           <w:rFonts w:ascii="Preeti" w:hAnsi="Preeti"/>
@@ -1713,6 +3667,7 @@
         </w:rPr>
         <w:t>cfxf</w:t>
       </w:r>
+      <w:proofErr w:type="spellEnd"/>
       <w:r>
         <w:rPr>
           <w:rFonts w:ascii="Cambria" w:hAnsi="Cambria" w:cs="Cambria"/>
@@ -1751,7 +3706,25 @@
           <w:sz w:val="32"/>
           <w:szCs w:val="32"/>
         </w:rPr>
-        <w:t>, pkm\</w:t>
+        <w:t xml:space="preserve">, </w:t>
+      </w:r>
+      <w:proofErr w:type="spellStart"/>
+      <w:r>
+        <w:rPr>
+          <w:rFonts w:ascii="Preeti" w:hAnsi="Preeti"/>
+          <w:sz w:val="32"/>
+          <w:szCs w:val="32"/>
+        </w:rPr>
+        <w:t>pkm</w:t>
+      </w:r>
+      <w:proofErr w:type="spellEnd"/>
+      <w:r>
+        <w:rPr>
+          <w:rFonts w:ascii="Preeti" w:hAnsi="Preeti"/>
+          <w:sz w:val="32"/>
+          <w:szCs w:val="32"/>
+        </w:rPr>
+        <w:t>\</w:t>
       </w:r>
       <w:r>
         <w:rPr>
@@ -1771,14 +3744,34 @@
           <w:szCs w:val="32"/>
         </w:rPr>
       </w:pPr>
-      <w:r>
-        <w:rPr>
-          <w:rFonts w:ascii="Preeti" w:hAnsi="Preeti"/>
-          <w:sz w:val="32"/>
-          <w:szCs w:val="32"/>
-        </w:rPr>
-        <w:t>lj:doflbaf]ws</w:t>
-      </w:r>
+      <w:proofErr w:type="spellStart"/>
+      <w:r>
+        <w:rPr>
+          <w:rFonts w:ascii="Preeti" w:hAnsi="Preeti"/>
+          <w:sz w:val="32"/>
+          <w:szCs w:val="32"/>
+        </w:rPr>
+        <w:t>lj:doflbaf</w:t>
+      </w:r>
+      <w:proofErr w:type="spellEnd"/>
+      <w:r>
+        <w:rPr>
+          <w:rFonts w:ascii="Preeti" w:hAnsi="Preeti"/>
+          <w:sz w:val="32"/>
+          <w:szCs w:val="32"/>
+        </w:rPr>
+        <w:t>]</w:t>
+      </w:r>
+      <w:proofErr w:type="spellStart"/>
+      <w:r>
+        <w:rPr>
+          <w:rFonts w:ascii="Preeti" w:hAnsi="Preeti"/>
+          <w:sz w:val="32"/>
+          <w:szCs w:val="32"/>
+        </w:rPr>
+        <w:t>ws</w:t>
+      </w:r>
+      <w:proofErr w:type="spellEnd"/>
       <w:r>
         <w:rPr>
           <w:rFonts w:ascii="Preeti" w:hAnsi="Preeti"/>
@@ -1819,13 +3812,23 @@
         </w:rPr>
         <w:t xml:space="preserve">u, cufl8, </w:t>
       </w:r>
-      <w:r>
-        <w:rPr>
-          <w:rFonts w:ascii="Preeti" w:hAnsi="Preeti"/>
-          <w:sz w:val="32"/>
-          <w:szCs w:val="32"/>
-        </w:rPr>
-        <w:t>lt/</w:t>
+      <w:proofErr w:type="spellStart"/>
+      <w:r>
+        <w:rPr>
+          <w:rFonts w:ascii="Preeti" w:hAnsi="Preeti"/>
+          <w:sz w:val="32"/>
+          <w:szCs w:val="32"/>
+        </w:rPr>
+        <w:t>lt</w:t>
+      </w:r>
+      <w:proofErr w:type="spellEnd"/>
+      <w:r>
+        <w:rPr>
+          <w:rFonts w:ascii="Preeti" w:hAnsi="Preeti"/>
+          <w:sz w:val="32"/>
+          <w:szCs w:val="32"/>
+        </w:rPr>
+        <w:t>/</w:t>
       </w:r>
     </w:p>
     <w:p>
@@ -1843,8 +3846,18 @@
           <w:sz w:val="32"/>
           <w:szCs w:val="32"/>
         </w:rPr>
-        <w:t>;+of]hs</w:t>
-      </w:r>
+        <w:t>;+of]</w:t>
+      </w:r>
+      <w:proofErr w:type="spellStart"/>
+      <w:r>
+        <w:rPr>
+          <w:rFonts w:ascii="Preeti" w:hAnsi="Preeti"/>
+          <w:sz w:val="32"/>
+          <w:szCs w:val="32"/>
+        </w:rPr>
+        <w:t>hs</w:t>
+      </w:r>
+      <w:proofErr w:type="spellEnd"/>
       <w:r>
         <w:rPr>
           <w:rFonts w:ascii="Preeti" w:hAnsi="Preeti"/>
@@ -1880,6 +3893,7 @@
           <w:szCs w:val="32"/>
         </w:rPr>
       </w:pPr>
+      <w:proofErr w:type="spellStart"/>
       <w:r>
         <w:rPr>
           <w:rFonts w:ascii="Preeti" w:hAnsi="Preeti"/>
@@ -1888,6 +3902,7 @@
         </w:rPr>
         <w:t>lgkft</w:t>
       </w:r>
+      <w:proofErr w:type="spellEnd"/>
       <w:r>
         <w:rPr>
           <w:rFonts w:ascii="Preeti" w:hAnsi="Preeti"/>
@@ -1919,7 +3934,25 @@
           <w:sz w:val="32"/>
           <w:szCs w:val="32"/>
         </w:rPr>
-        <w:t>, clg, /</w:t>
+        <w:t xml:space="preserve">, </w:t>
+      </w:r>
+      <w:proofErr w:type="spellStart"/>
+      <w:r>
+        <w:rPr>
+          <w:rFonts w:ascii="Preeti" w:hAnsi="Preeti"/>
+          <w:sz w:val="32"/>
+          <w:szCs w:val="32"/>
+        </w:rPr>
+        <w:t>clg</w:t>
+      </w:r>
+      <w:proofErr w:type="spellEnd"/>
+      <w:r>
+        <w:rPr>
+          <w:rFonts w:ascii="Preeti" w:hAnsi="Preeti"/>
+          <w:sz w:val="32"/>
+          <w:szCs w:val="32"/>
+        </w:rPr>
+        <w:t>, /</w:t>
       </w:r>
     </w:p>
     <w:p>
@@ -1941,7 +3974,51 @@
           <w:sz w:val="32"/>
           <w:szCs w:val="32"/>
         </w:rPr>
-        <w:t>*_ tnsf] vfnL 7fp</w:t>
+        <w:t xml:space="preserve">*_ </w:t>
+      </w:r>
+      <w:proofErr w:type="spellStart"/>
+      <w:r>
+        <w:rPr>
+          <w:rFonts w:ascii="Preeti" w:hAnsi="Preeti"/>
+          <w:b/>
+          <w:bCs/>
+          <w:sz w:val="32"/>
+          <w:szCs w:val="32"/>
+        </w:rPr>
+        <w:t>tnsf</w:t>
+      </w:r>
+      <w:proofErr w:type="spellEnd"/>
+      <w:r>
+        <w:rPr>
+          <w:rFonts w:ascii="Preeti" w:hAnsi="Preeti"/>
+          <w:b/>
+          <w:bCs/>
+          <w:sz w:val="32"/>
+          <w:szCs w:val="32"/>
+        </w:rPr>
+        <w:t xml:space="preserve">] </w:t>
+      </w:r>
+      <w:proofErr w:type="spellStart"/>
+      <w:r>
+        <w:rPr>
+          <w:rFonts w:ascii="Preeti" w:hAnsi="Preeti"/>
+          <w:b/>
+          <w:bCs/>
+          <w:sz w:val="32"/>
+          <w:szCs w:val="32"/>
+        </w:rPr>
+        <w:t>vfnL</w:t>
+      </w:r>
+      <w:proofErr w:type="spellEnd"/>
+      <w:r>
+        <w:rPr>
+          <w:rFonts w:ascii="Preeti" w:hAnsi="Preeti"/>
+          <w:b/>
+          <w:bCs/>
+          <w:sz w:val="32"/>
+          <w:szCs w:val="32"/>
+        </w:rPr>
+        <w:t xml:space="preserve"> 7fp</w:t>
       </w:r>
       <w:r>
         <w:rPr>
@@ -1961,27 +4038,127 @@
           <w:sz w:val="32"/>
           <w:szCs w:val="32"/>
         </w:rPr>
-        <w:t xml:space="preserve">df pko'St </w:t>
-      </w:r>
-      <w:r>
-        <w:rPr>
-          <w:rFonts w:ascii="Preeti" w:hAnsi="Preeti"/>
-          <w:b/>
-          <w:bCs/>
-          <w:sz w:val="32"/>
-          <w:szCs w:val="32"/>
-        </w:rPr>
-        <w:t>ljelSt lrx\g</w:t>
-      </w:r>
-      <w:r>
-        <w:rPr>
-          <w:rFonts w:ascii="Preeti" w:hAnsi="Preeti"/>
-          <w:b/>
-          <w:bCs/>
-          <w:sz w:val="32"/>
-          <w:szCs w:val="32"/>
-        </w:rPr>
-        <w:t xml:space="preserve"> eg'{xf];\ M</w:t>
+        <w:t xml:space="preserve">df </w:t>
+      </w:r>
+      <w:proofErr w:type="spellStart"/>
+      <w:r>
+        <w:rPr>
+          <w:rFonts w:ascii="Preeti" w:hAnsi="Preeti"/>
+          <w:b/>
+          <w:bCs/>
+          <w:sz w:val="32"/>
+          <w:szCs w:val="32"/>
+        </w:rPr>
+        <w:t>pko'St</w:t>
+      </w:r>
+      <w:proofErr w:type="spellEnd"/>
+      <w:r>
+        <w:rPr>
+          <w:rFonts w:ascii="Preeti" w:hAnsi="Preeti"/>
+          <w:b/>
+          <w:bCs/>
+          <w:sz w:val="32"/>
+          <w:szCs w:val="32"/>
+        </w:rPr>
+        <w:t xml:space="preserve"> </w:t>
+      </w:r>
+      <w:proofErr w:type="spellStart"/>
+      <w:r>
+        <w:rPr>
+          <w:rFonts w:ascii="Preeti" w:hAnsi="Preeti"/>
+          <w:b/>
+          <w:bCs/>
+          <w:sz w:val="32"/>
+          <w:szCs w:val="32"/>
+        </w:rPr>
+        <w:t>ljelSt</w:t>
+      </w:r>
+      <w:proofErr w:type="spellEnd"/>
+      <w:r>
+        <w:rPr>
+          <w:rFonts w:ascii="Preeti" w:hAnsi="Preeti"/>
+          <w:b/>
+          <w:bCs/>
+          <w:sz w:val="32"/>
+          <w:szCs w:val="32"/>
+        </w:rPr>
+        <w:t xml:space="preserve"> </w:t>
+      </w:r>
+      <w:proofErr w:type="spellStart"/>
+      <w:r>
+        <w:rPr>
+          <w:rFonts w:ascii="Preeti" w:hAnsi="Preeti"/>
+          <w:b/>
+          <w:bCs/>
+          <w:sz w:val="32"/>
+          <w:szCs w:val="32"/>
+        </w:rPr>
+        <w:t>lrx</w:t>
+      </w:r>
+      <w:proofErr w:type="spellEnd"/>
+      <w:r>
+        <w:rPr>
+          <w:rFonts w:ascii="Preeti" w:hAnsi="Preeti"/>
+          <w:b/>
+          <w:bCs/>
+          <w:sz w:val="32"/>
+          <w:szCs w:val="32"/>
+        </w:rPr>
+        <w:t>\g</w:t>
+      </w:r>
+      <w:r>
+        <w:rPr>
+          <w:rFonts w:ascii="Preeti" w:hAnsi="Preeti"/>
+          <w:b/>
+          <w:bCs/>
+          <w:sz w:val="32"/>
+          <w:szCs w:val="32"/>
+        </w:rPr>
+        <w:t xml:space="preserve"> </w:t>
+      </w:r>
+      <w:proofErr w:type="spellStart"/>
+      <w:r>
+        <w:rPr>
+          <w:rFonts w:ascii="Preeti" w:hAnsi="Preeti"/>
+          <w:b/>
+          <w:bCs/>
+          <w:sz w:val="32"/>
+          <w:szCs w:val="32"/>
+        </w:rPr>
+        <w:t>eg</w:t>
+      </w:r>
+      <w:proofErr w:type="spellEnd"/>
+      <w:r>
+        <w:rPr>
+          <w:rFonts w:ascii="Preeti" w:hAnsi="Preeti"/>
+          <w:b/>
+          <w:bCs/>
+          <w:sz w:val="32"/>
+          <w:szCs w:val="32"/>
+        </w:rPr>
+        <w:t>'{</w:t>
+      </w:r>
+      <w:proofErr w:type="spellStart"/>
+      <w:r>
+        <w:rPr>
+          <w:rFonts w:ascii="Preeti" w:hAnsi="Preeti"/>
+          <w:b/>
+          <w:bCs/>
+          <w:sz w:val="32"/>
+          <w:szCs w:val="32"/>
+        </w:rPr>
+        <w:t>xf</w:t>
+      </w:r>
+      <w:proofErr w:type="spellEnd"/>
+      <w:r>
+        <w:rPr>
+          <w:rFonts w:ascii="Preeti" w:hAnsi="Preeti"/>
+          <w:b/>
+          <w:bCs/>
+          <w:sz w:val="32"/>
+          <w:szCs w:val="32"/>
+        </w:rPr>
+        <w:t>];\ M</w:t>
       </w:r>
       <w:r>
         <w:rPr>
@@ -2028,15 +4205,41 @@
           <w:sz w:val="32"/>
           <w:szCs w:val="32"/>
         </w:rPr>
-        <w:t>d ltdL</w:t>
-      </w:r>
-      <w:r>
-        <w:rPr>
-          <w:rFonts w:ascii="Preeti" w:hAnsi="Preeti"/>
-          <w:sz w:val="32"/>
-          <w:szCs w:val="32"/>
-        </w:rPr>
-        <w:t>============ . -</w:t>
+        <w:t xml:space="preserve">d </w:t>
+      </w:r>
+      <w:proofErr w:type="spellStart"/>
+      <w:r>
+        <w:rPr>
+          <w:rFonts w:ascii="Preeti" w:hAnsi="Preeti"/>
+          <w:sz w:val="32"/>
+          <w:szCs w:val="32"/>
+        </w:rPr>
+        <w:t>ltdL</w:t>
+      </w:r>
+      <w:proofErr w:type="spellEnd"/>
+      <w:r>
+        <w:rPr>
+          <w:rFonts w:ascii="Preeti" w:hAnsi="Preeti"/>
+          <w:sz w:val="32"/>
+          <w:szCs w:val="32"/>
+        </w:rPr>
+        <w:t>============</w:t>
+      </w:r>
+      <w:r>
+        <w:rPr>
+          <w:rFonts w:ascii="Preeti" w:hAnsi="Preeti"/>
+          <w:sz w:val="32"/>
+          <w:szCs w:val="32"/>
+        </w:rPr>
+        <w:t xml:space="preserve"> lrG5'</w:t>
+      </w:r>
+      <w:r>
+        <w:rPr>
+          <w:rFonts w:ascii="Preeti" w:hAnsi="Preeti"/>
+          <w:sz w:val="32"/>
+          <w:szCs w:val="32"/>
+        </w:rPr>
+        <w:t xml:space="preserve"> . -</w:t>
       </w:r>
       <w:r>
         <w:rPr>
@@ -2054,13 +4257,23 @@
         </w:rPr>
         <w:t xml:space="preserve"> ÷</w:t>
       </w:r>
-      <w:r>
-        <w:rPr>
-          <w:rFonts w:ascii="Preeti" w:hAnsi="Preeti"/>
-          <w:sz w:val="32"/>
-          <w:szCs w:val="32"/>
-        </w:rPr>
-        <w:t>nfO{</w:t>
+      <w:proofErr w:type="spellStart"/>
+      <w:r>
+        <w:rPr>
+          <w:rFonts w:ascii="Preeti" w:hAnsi="Preeti"/>
+          <w:sz w:val="32"/>
+          <w:szCs w:val="32"/>
+        </w:rPr>
+        <w:t>nfO</w:t>
+      </w:r>
+      <w:proofErr w:type="spellEnd"/>
+      <w:r>
+        <w:rPr>
+          <w:rFonts w:ascii="Preeti" w:hAnsi="Preeti"/>
+          <w:sz w:val="32"/>
+          <w:szCs w:val="32"/>
+        </w:rPr>
+        <w:t>{</w:t>
       </w:r>
       <w:r>
         <w:rPr>
@@ -2088,14 +4301,34 @@
         </w:rPr>
         <w:t xml:space="preserve">v_ </w:t>
       </w:r>
-      <w:r>
-        <w:rPr>
-          <w:rFonts w:ascii="Preeti" w:hAnsi="Preeti"/>
-          <w:sz w:val="32"/>
-          <w:szCs w:val="32"/>
-        </w:rPr>
-        <w:t>p;n] l;;fsnd</w:t>
-      </w:r>
+      <w:proofErr w:type="spellStart"/>
+      <w:r>
+        <w:rPr>
+          <w:rFonts w:ascii="Preeti" w:hAnsi="Preeti"/>
+          <w:sz w:val="32"/>
+          <w:szCs w:val="32"/>
+        </w:rPr>
+        <w:t>p;n</w:t>
+      </w:r>
+      <w:proofErr w:type="spellEnd"/>
+      <w:r>
+        <w:rPr>
+          <w:rFonts w:ascii="Preeti" w:hAnsi="Preeti"/>
+          <w:sz w:val="32"/>
+          <w:szCs w:val="32"/>
+        </w:rPr>
+        <w:t>] l;;</w:t>
+      </w:r>
+      <w:proofErr w:type="spellStart"/>
+      <w:r>
+        <w:rPr>
+          <w:rFonts w:ascii="Preeti" w:hAnsi="Preeti"/>
+          <w:sz w:val="32"/>
+          <w:szCs w:val="32"/>
+        </w:rPr>
+        <w:t>fsnd</w:t>
+      </w:r>
+      <w:proofErr w:type="spellEnd"/>
       <w:r>
         <w:rPr>
           <w:rFonts w:ascii="Preeti" w:hAnsi="Preeti"/>
@@ -2104,13 +4337,41 @@
         </w:rPr>
         <w:t xml:space="preserve">========= </w:t>
       </w:r>
-      <w:r>
-        <w:rPr>
-          <w:rFonts w:ascii="Preeti" w:hAnsi="Preeti"/>
-          <w:sz w:val="32"/>
-          <w:szCs w:val="32"/>
-        </w:rPr>
-        <w:t>lrq agfof]</w:t>
+      <w:proofErr w:type="spellStart"/>
+      <w:r>
+        <w:rPr>
+          <w:rFonts w:ascii="Preeti" w:hAnsi="Preeti"/>
+          <w:sz w:val="32"/>
+          <w:szCs w:val="32"/>
+        </w:rPr>
+        <w:t>lrq</w:t>
+      </w:r>
+      <w:proofErr w:type="spellEnd"/>
+      <w:r>
+        <w:rPr>
+          <w:rFonts w:ascii="Preeti" w:hAnsi="Preeti"/>
+          <w:sz w:val="32"/>
+          <w:szCs w:val="32"/>
+        </w:rPr>
+        <w:t xml:space="preserve"> </w:t>
+      </w:r>
+      <w:proofErr w:type="spellStart"/>
+      <w:r>
+        <w:rPr>
+          <w:rFonts w:ascii="Preeti" w:hAnsi="Preeti"/>
+          <w:sz w:val="32"/>
+          <w:szCs w:val="32"/>
+        </w:rPr>
+        <w:t>agfof</w:t>
+      </w:r>
+      <w:proofErr w:type="spellEnd"/>
+      <w:r>
+        <w:rPr>
+          <w:rFonts w:ascii="Preeti" w:hAnsi="Preeti"/>
+          <w:sz w:val="32"/>
+          <w:szCs w:val="32"/>
+        </w:rPr>
+        <w:t>]</w:t>
       </w:r>
       <w:r>
         <w:rPr>
@@ -2126,7 +4387,25 @@
           <w:sz w:val="32"/>
           <w:szCs w:val="32"/>
         </w:rPr>
-        <w:t xml:space="preserve"> -nfO{</w:t>
+        <w:t xml:space="preserve"> -</w:t>
+      </w:r>
+      <w:proofErr w:type="spellStart"/>
+      <w:r>
+        <w:rPr>
+          <w:rFonts w:ascii="Preeti" w:hAnsi="Preeti"/>
+          <w:sz w:val="32"/>
+          <w:szCs w:val="32"/>
+        </w:rPr>
+        <w:t>nfO</w:t>
+      </w:r>
+      <w:proofErr w:type="spellEnd"/>
+      <w:r>
+        <w:rPr>
+          <w:rFonts w:ascii="Preeti" w:hAnsi="Preeti"/>
+          <w:sz w:val="32"/>
+          <w:szCs w:val="32"/>
+        </w:rPr>
+        <w:t>{</w:t>
       </w:r>
       <w:r>
         <w:rPr>
@@ -2176,8 +4455,18 @@
           <w:sz w:val="32"/>
           <w:szCs w:val="32"/>
         </w:rPr>
-        <w:t>emf]nf</w:t>
-      </w:r>
+        <w:t>emf]</w:t>
+      </w:r>
+      <w:proofErr w:type="spellStart"/>
+      <w:r>
+        <w:rPr>
+          <w:rFonts w:ascii="Preeti" w:hAnsi="Preeti"/>
+          <w:sz w:val="32"/>
+          <w:szCs w:val="32"/>
+        </w:rPr>
+        <w:t>nf</w:t>
+      </w:r>
+      <w:proofErr w:type="spellEnd"/>
       <w:r>
         <w:rPr>
           <w:rFonts w:ascii="Preeti" w:hAnsi="Preeti"/>
@@ -2192,7 +4481,25 @@
           <w:sz w:val="32"/>
           <w:szCs w:val="32"/>
         </w:rPr>
-        <w:t xml:space="preserve"> lstfa 5g\ </w:t>
+        <w:t xml:space="preserve"> </w:t>
+      </w:r>
+      <w:proofErr w:type="spellStart"/>
+      <w:r>
+        <w:rPr>
+          <w:rFonts w:ascii="Preeti" w:hAnsi="Preeti"/>
+          <w:sz w:val="32"/>
+          <w:szCs w:val="32"/>
+        </w:rPr>
+        <w:t>lstfa</w:t>
+      </w:r>
+      <w:proofErr w:type="spellEnd"/>
+      <w:r>
+        <w:rPr>
+          <w:rFonts w:ascii="Preeti" w:hAnsi="Preeti"/>
+          <w:sz w:val="32"/>
+          <w:szCs w:val="32"/>
+        </w:rPr>
+        <w:t xml:space="preserve"> 5g\ </w:t>
       </w:r>
       <w:r>
         <w:rPr>
@@ -2202,6 +4509,7 @@
         </w:rPr>
         <w:t>. -</w:t>
       </w:r>
+      <w:proofErr w:type="spellStart"/>
       <w:r>
         <w:rPr>
           <w:rFonts w:ascii="Preeti" w:hAnsi="Preeti"/>
@@ -2224,7 +4532,16 @@
           <w:sz w:val="32"/>
           <w:szCs w:val="32"/>
         </w:rPr>
-        <w:t>sf]</w:t>
+        <w:t>sf</w:t>
+      </w:r>
+      <w:proofErr w:type="spellEnd"/>
+      <w:r>
+        <w:rPr>
+          <w:rFonts w:ascii="Preeti" w:hAnsi="Preeti"/>
+          <w:sz w:val="32"/>
+          <w:szCs w:val="32"/>
+        </w:rPr>
+        <w:t>]</w:t>
       </w:r>
       <w:r>
         <w:rPr>
@@ -2260,13 +4577,41 @@
         </w:rPr>
         <w:t xml:space="preserve"> </w:t>
       </w:r>
-      <w:r>
-        <w:rPr>
-          <w:rFonts w:ascii="Preeti" w:hAnsi="Preeti"/>
-          <w:sz w:val="32"/>
-          <w:szCs w:val="32"/>
-        </w:rPr>
-        <w:t>ltdL kf]v/f</w:t>
+      <w:proofErr w:type="spellStart"/>
+      <w:r>
+        <w:rPr>
+          <w:rFonts w:ascii="Preeti" w:hAnsi="Preeti"/>
+          <w:sz w:val="32"/>
+          <w:szCs w:val="32"/>
+        </w:rPr>
+        <w:t>ltdL</w:t>
+      </w:r>
+      <w:proofErr w:type="spellEnd"/>
+      <w:r>
+        <w:rPr>
+          <w:rFonts w:ascii="Preeti" w:hAnsi="Preeti"/>
+          <w:sz w:val="32"/>
+          <w:szCs w:val="32"/>
+        </w:rPr>
+        <w:t xml:space="preserve"> </w:t>
+      </w:r>
+      <w:proofErr w:type="spellStart"/>
+      <w:r>
+        <w:rPr>
+          <w:rFonts w:ascii="Preeti" w:hAnsi="Preeti"/>
+          <w:sz w:val="32"/>
+          <w:szCs w:val="32"/>
+        </w:rPr>
+        <w:t>kf</w:t>
+      </w:r>
+      <w:proofErr w:type="spellEnd"/>
+      <w:r>
+        <w:rPr>
+          <w:rFonts w:ascii="Preeti" w:hAnsi="Preeti"/>
+          <w:sz w:val="32"/>
+          <w:szCs w:val="32"/>
+        </w:rPr>
+        <w:t>]v/f</w:t>
       </w:r>
       <w:r>
         <w:rPr>
@@ -2282,15 +4627,43 @@
           <w:sz w:val="32"/>
           <w:szCs w:val="32"/>
         </w:rPr>
-        <w:t xml:space="preserve"> slxn] </w:t>
-      </w:r>
-      <w:r>
-        <w:rPr>
-          <w:rFonts w:ascii="Preeti" w:hAnsi="Preeti"/>
-          <w:sz w:val="32"/>
-          <w:szCs w:val="32"/>
-        </w:rPr>
-        <w:t>cfof} &lt;</w:t>
+        <w:t xml:space="preserve"> </w:t>
+      </w:r>
+      <w:proofErr w:type="spellStart"/>
+      <w:r>
+        <w:rPr>
+          <w:rFonts w:ascii="Preeti" w:hAnsi="Preeti"/>
+          <w:sz w:val="32"/>
+          <w:szCs w:val="32"/>
+        </w:rPr>
+        <w:t>slxn</w:t>
+      </w:r>
+      <w:proofErr w:type="spellEnd"/>
+      <w:r>
+        <w:rPr>
+          <w:rFonts w:ascii="Preeti" w:hAnsi="Preeti"/>
+          <w:sz w:val="32"/>
+          <w:szCs w:val="32"/>
+        </w:rPr>
+        <w:t xml:space="preserve">] </w:t>
+      </w:r>
+      <w:proofErr w:type="spellStart"/>
+      <w:r>
+        <w:rPr>
+          <w:rFonts w:ascii="Preeti" w:hAnsi="Preeti"/>
+          <w:sz w:val="32"/>
+          <w:szCs w:val="32"/>
+        </w:rPr>
+        <w:t>cfof</w:t>
+      </w:r>
+      <w:proofErr w:type="spellEnd"/>
+      <w:r>
+        <w:rPr>
+          <w:rFonts w:ascii="Preeti" w:hAnsi="Preeti"/>
+          <w:sz w:val="32"/>
+          <w:szCs w:val="32"/>
+        </w:rPr>
+        <w:t>} &lt;</w:t>
       </w:r>
       <w:r>
         <w:rPr>
@@ -2362,17 +4735,39 @@
           <w:sz w:val="32"/>
           <w:szCs w:val="32"/>
         </w:rPr>
-        <w:t>k"/f ¿k n]V</w:t>
-      </w:r>
-      <w:r>
-        <w:rPr>
-          <w:rFonts w:ascii="Preeti" w:hAnsi="Preeti"/>
-          <w:b/>
-          <w:bCs/>
-          <w:sz w:val="32"/>
-          <w:szCs w:val="32"/>
-        </w:rPr>
-        <w:t>g'xf];\ M</w:t>
+        <w:t>k"/f ¿k n]</w:t>
+      </w:r>
+      <w:proofErr w:type="spellStart"/>
+      <w:r>
+        <w:rPr>
+          <w:rFonts w:ascii="Preeti" w:hAnsi="Preeti"/>
+          <w:b/>
+          <w:bCs/>
+          <w:sz w:val="32"/>
+          <w:szCs w:val="32"/>
+        </w:rPr>
+        <w:t>V</w:t>
+      </w:r>
+      <w:r>
+        <w:rPr>
+          <w:rFonts w:ascii="Preeti" w:hAnsi="Preeti"/>
+          <w:b/>
+          <w:bCs/>
+          <w:sz w:val="32"/>
+          <w:szCs w:val="32"/>
+        </w:rPr>
+        <w:t>g'xf</w:t>
+      </w:r>
+      <w:proofErr w:type="spellEnd"/>
+      <w:r>
+        <w:rPr>
+          <w:rFonts w:ascii="Preeti" w:hAnsi="Preeti"/>
+          <w:b/>
+          <w:bCs/>
+          <w:sz w:val="32"/>
+          <w:szCs w:val="32"/>
+        </w:rPr>
+        <w:t>];\ M</w:t>
       </w:r>
       <w:r>
         <w:rPr>
@@ -2463,13 +4858,41 @@
         </w:rPr>
         <w:t xml:space="preserve">s_ </w:t>
       </w:r>
-      <w:r>
-        <w:rPr>
-          <w:rFonts w:ascii="Preeti" w:hAnsi="Preeti"/>
-          <w:sz w:val="32"/>
-          <w:szCs w:val="32"/>
-        </w:rPr>
-        <w:t>uf=lj=;=</w:t>
+      <w:proofErr w:type="spellStart"/>
+      <w:r>
+        <w:rPr>
+          <w:rFonts w:ascii="Preeti" w:hAnsi="Preeti"/>
+          <w:sz w:val="32"/>
+          <w:szCs w:val="32"/>
+        </w:rPr>
+        <w:t>uf</w:t>
+      </w:r>
+      <w:proofErr w:type="spellEnd"/>
+      <w:r>
+        <w:rPr>
+          <w:rFonts w:ascii="Preeti" w:hAnsi="Preeti"/>
+          <w:sz w:val="32"/>
+          <w:szCs w:val="32"/>
+        </w:rPr>
+        <w:t>=</w:t>
+      </w:r>
+      <w:proofErr w:type="spellStart"/>
+      <w:r>
+        <w:rPr>
+          <w:rFonts w:ascii="Preeti" w:hAnsi="Preeti"/>
+          <w:sz w:val="32"/>
+          <w:szCs w:val="32"/>
+        </w:rPr>
+        <w:t>lj</w:t>
+      </w:r>
+      <w:proofErr w:type="spellEnd"/>
+      <w:r>
+        <w:rPr>
+          <w:rFonts w:ascii="Preeti" w:hAnsi="Preeti"/>
+          <w:sz w:val="32"/>
+          <w:szCs w:val="32"/>
+        </w:rPr>
+        <w:t>=;=</w:t>
       </w:r>
       <w:r>
         <w:rPr>
@@ -2495,7 +4918,43 @@
           <w:sz w:val="32"/>
           <w:szCs w:val="32"/>
         </w:rPr>
-        <w:t>v_ df=lj=</w:t>
+        <w:t xml:space="preserve">v_ </w:t>
+      </w:r>
+      <w:proofErr w:type="spellStart"/>
+      <w:r>
+        <w:rPr>
+          <w:rFonts w:ascii="Preeti" w:hAnsi="Preeti"/>
+          <w:sz w:val="32"/>
+          <w:szCs w:val="32"/>
+        </w:rPr>
+        <w:t>df</w:t>
+      </w:r>
+      <w:proofErr w:type="spellEnd"/>
+      <w:r>
+        <w:rPr>
+          <w:rFonts w:ascii="Preeti" w:hAnsi="Preeti"/>
+          <w:sz w:val="32"/>
+          <w:szCs w:val="32"/>
+        </w:rPr>
+        <w:t>=</w:t>
+      </w:r>
+      <w:proofErr w:type="spellStart"/>
+      <w:r>
+        <w:rPr>
+          <w:rFonts w:ascii="Preeti" w:hAnsi="Preeti"/>
+          <w:sz w:val="32"/>
+          <w:szCs w:val="32"/>
+        </w:rPr>
+        <w:t>lj</w:t>
+      </w:r>
+      <w:proofErr w:type="spellEnd"/>
+      <w:r>
+        <w:rPr>
+          <w:rFonts w:ascii="Preeti" w:hAnsi="Preeti"/>
+          <w:sz w:val="32"/>
+          <w:szCs w:val="32"/>
+        </w:rPr>
+        <w:t>=</w:t>
       </w:r>
       <w:r>
         <w:rPr>
@@ -2535,8 +4994,75 @@
           <w:sz w:val="32"/>
           <w:szCs w:val="32"/>
         </w:rPr>
-        <w:t xml:space="preserve">sf]i7sdf lbOPsf] lgb]{zgcg';f/ </w:t>
-      </w:r>
+        <w:t xml:space="preserve">sf]i7sdf </w:t>
+      </w:r>
+      <w:proofErr w:type="spellStart"/>
+      <w:r>
+        <w:rPr>
+          <w:rFonts w:ascii="Preeti" w:hAnsi="Preeti"/>
+          <w:b/>
+          <w:bCs/>
+          <w:sz w:val="32"/>
+          <w:szCs w:val="32"/>
+        </w:rPr>
+        <w:t>lbOPsf</w:t>
+      </w:r>
+      <w:proofErr w:type="spellEnd"/>
+      <w:r>
+        <w:rPr>
+          <w:rFonts w:ascii="Preeti" w:hAnsi="Preeti"/>
+          <w:b/>
+          <w:bCs/>
+          <w:sz w:val="32"/>
+          <w:szCs w:val="32"/>
+        </w:rPr>
+        <w:t xml:space="preserve">] </w:t>
+      </w:r>
+      <w:proofErr w:type="spellStart"/>
+      <w:r>
+        <w:rPr>
+          <w:rFonts w:ascii="Preeti" w:hAnsi="Preeti"/>
+          <w:b/>
+          <w:bCs/>
+          <w:sz w:val="32"/>
+          <w:szCs w:val="32"/>
+        </w:rPr>
+        <w:t>lgb</w:t>
+      </w:r>
+      <w:proofErr w:type="spellEnd"/>
+      <w:r>
+        <w:rPr>
+          <w:rFonts w:ascii="Preeti" w:hAnsi="Preeti"/>
+          <w:b/>
+          <w:bCs/>
+          <w:sz w:val="32"/>
+          <w:szCs w:val="32"/>
+        </w:rPr>
+        <w:t>]{</w:t>
+      </w:r>
+      <w:proofErr w:type="spellStart"/>
+      <w:r>
+        <w:rPr>
+          <w:rFonts w:ascii="Preeti" w:hAnsi="Preeti"/>
+          <w:b/>
+          <w:bCs/>
+          <w:sz w:val="32"/>
+          <w:szCs w:val="32"/>
+        </w:rPr>
+        <w:t>zgcg</w:t>
+      </w:r>
+      <w:proofErr w:type="spellEnd"/>
+      <w:r>
+        <w:rPr>
+          <w:rFonts w:ascii="Preeti" w:hAnsi="Preeti"/>
+          <w:b/>
+          <w:bCs/>
+          <w:sz w:val="32"/>
+          <w:szCs w:val="32"/>
+        </w:rPr>
+        <w:t xml:space="preserve">';f/ </w:t>
+      </w:r>
+      <w:proofErr w:type="spellStart"/>
       <w:r>
         <w:rPr>
           <w:rFonts w:ascii="Preeti" w:hAnsi="Preeti"/>
@@ -2547,25 +5073,60 @@
         </w:rPr>
         <w:t>jfSo</w:t>
       </w:r>
-      <w:r>
-        <w:rPr>
-          <w:rFonts w:ascii="Preeti" w:hAnsi="Preeti"/>
-          <w:b/>
-          <w:bCs/>
-          <w:sz w:val="32"/>
-          <w:szCs w:val="32"/>
-        </w:rPr>
-        <w:t xml:space="preserve"> kl/jt{g ug'{</w:t>
-      </w:r>
-      <w:r>
-        <w:rPr>
-          <w:rFonts w:ascii="Preeti" w:hAnsi="Preeti"/>
-          <w:b/>
-          <w:bCs/>
-          <w:sz w:val="32"/>
-          <w:szCs w:val="32"/>
-        </w:rPr>
-        <w:t>xf];\ M</w:t>
+      <w:proofErr w:type="spellEnd"/>
+      <w:r>
+        <w:rPr>
+          <w:rFonts w:ascii="Preeti" w:hAnsi="Preeti"/>
+          <w:b/>
+          <w:bCs/>
+          <w:sz w:val="32"/>
+          <w:szCs w:val="32"/>
+        </w:rPr>
+        <w:t xml:space="preserve"> kl/</w:t>
+      </w:r>
+      <w:proofErr w:type="spellStart"/>
+      <w:r>
+        <w:rPr>
+          <w:rFonts w:ascii="Preeti" w:hAnsi="Preeti"/>
+          <w:b/>
+          <w:bCs/>
+          <w:sz w:val="32"/>
+          <w:szCs w:val="32"/>
+        </w:rPr>
+        <w:t>jt</w:t>
+      </w:r>
+      <w:proofErr w:type="spellEnd"/>
+      <w:r>
+        <w:rPr>
+          <w:rFonts w:ascii="Preeti" w:hAnsi="Preeti"/>
+          <w:b/>
+          <w:bCs/>
+          <w:sz w:val="32"/>
+          <w:szCs w:val="32"/>
+        </w:rPr>
+        <w:t>{g ug'{</w:t>
+      </w:r>
+      <w:proofErr w:type="spellStart"/>
+      <w:r>
+        <w:rPr>
+          <w:rFonts w:ascii="Preeti" w:hAnsi="Preeti"/>
+          <w:b/>
+          <w:bCs/>
+          <w:sz w:val="32"/>
+          <w:szCs w:val="32"/>
+        </w:rPr>
+        <w:t>xf</w:t>
+      </w:r>
+      <w:proofErr w:type="spellEnd"/>
+      <w:r>
+        <w:rPr>
+          <w:rFonts w:ascii="Preeti" w:hAnsi="Preeti"/>
+          <w:b/>
+          <w:bCs/>
+          <w:sz w:val="32"/>
+          <w:szCs w:val="32"/>
+        </w:rPr>
+        <w:t>];\ M</w:t>
       </w:r>
       <w:r>
         <w:rPr>
@@ -2602,7 +5163,61 @@
           <w:sz w:val="32"/>
           <w:szCs w:val="32"/>
         </w:rPr>
-        <w:t>d sndn] n]V5' . - låtLo k'?if_</w:t>
+        <w:t xml:space="preserve">d </w:t>
+      </w:r>
+      <w:proofErr w:type="spellStart"/>
+      <w:r>
+        <w:rPr>
+          <w:rFonts w:ascii="Preeti" w:hAnsi="Preeti"/>
+          <w:sz w:val="32"/>
+          <w:szCs w:val="32"/>
+        </w:rPr>
+        <w:t>sndn</w:t>
+      </w:r>
+      <w:proofErr w:type="spellEnd"/>
+      <w:r>
+        <w:rPr>
+          <w:rFonts w:ascii="Preeti" w:hAnsi="Preeti"/>
+          <w:sz w:val="32"/>
+          <w:szCs w:val="32"/>
+        </w:rPr>
+        <w:t xml:space="preserve">] n]V5' . - </w:t>
+      </w:r>
+      <w:proofErr w:type="spellStart"/>
+      <w:r>
+        <w:rPr>
+          <w:rFonts w:ascii="Preeti" w:hAnsi="Preeti"/>
+          <w:sz w:val="32"/>
+          <w:szCs w:val="32"/>
+        </w:rPr>
+        <w:t>låtLo</w:t>
+      </w:r>
+      <w:proofErr w:type="spellEnd"/>
+      <w:r>
+        <w:rPr>
+          <w:rFonts w:ascii="Preeti" w:hAnsi="Preeti"/>
+          <w:sz w:val="32"/>
+          <w:szCs w:val="32"/>
+        </w:rPr>
+        <w:t xml:space="preserve"> </w:t>
+      </w:r>
+      <w:proofErr w:type="spellStart"/>
+      <w:r>
+        <w:rPr>
+          <w:rFonts w:ascii="Preeti" w:hAnsi="Preeti"/>
+          <w:sz w:val="32"/>
+          <w:szCs w:val="32"/>
+        </w:rPr>
+        <w:t>k'?if</w:t>
+      </w:r>
+      <w:proofErr w:type="spellEnd"/>
+      <w:r>
+        <w:rPr>
+          <w:rFonts w:ascii="Preeti" w:hAnsi="Preeti"/>
+          <w:sz w:val="32"/>
+          <w:szCs w:val="32"/>
+        </w:rPr>
+        <w:t>_</w:t>
       </w:r>
     </w:p>
     <w:p>
@@ -2622,13 +5237,59 @@
         </w:rPr>
         <w:t xml:space="preserve">v_ </w:t>
       </w:r>
-      <w:r>
-        <w:rPr>
-          <w:rFonts w:ascii="Preeti" w:hAnsi="Preeti"/>
-          <w:sz w:val="32"/>
-          <w:szCs w:val="32"/>
-        </w:rPr>
-        <w:t>efO ljBfno hfG5 . - :qLlnª\u _</w:t>
+      <w:proofErr w:type="spellStart"/>
+      <w:r>
+        <w:rPr>
+          <w:rFonts w:ascii="Preeti" w:hAnsi="Preeti"/>
+          <w:sz w:val="32"/>
+          <w:szCs w:val="32"/>
+        </w:rPr>
+        <w:t>efO</w:t>
+      </w:r>
+      <w:proofErr w:type="spellEnd"/>
+      <w:r>
+        <w:rPr>
+          <w:rFonts w:ascii="Preeti" w:hAnsi="Preeti"/>
+          <w:sz w:val="32"/>
+          <w:szCs w:val="32"/>
+        </w:rPr>
+        <w:t xml:space="preserve"> </w:t>
+      </w:r>
+      <w:proofErr w:type="spellStart"/>
+      <w:r>
+        <w:rPr>
+          <w:rFonts w:ascii="Preeti" w:hAnsi="Preeti"/>
+          <w:sz w:val="32"/>
+          <w:szCs w:val="32"/>
+        </w:rPr>
+        <w:t>ljBfno</w:t>
+      </w:r>
+      <w:proofErr w:type="spellEnd"/>
+      <w:r>
+        <w:rPr>
+          <w:rFonts w:ascii="Preeti" w:hAnsi="Preeti"/>
+          <w:sz w:val="32"/>
+          <w:szCs w:val="32"/>
+        </w:rPr>
+        <w:t xml:space="preserve"> hfG5 . - :</w:t>
+      </w:r>
+      <w:proofErr w:type="spellStart"/>
+      <w:r>
+        <w:rPr>
+          <w:rFonts w:ascii="Preeti" w:hAnsi="Preeti"/>
+          <w:sz w:val="32"/>
+          <w:szCs w:val="32"/>
+        </w:rPr>
+        <w:t>qLln</w:t>
+      </w:r>
+      <w:proofErr w:type="spellEnd"/>
+      <w:r>
+        <w:rPr>
+          <w:rFonts w:ascii="Preeti" w:hAnsi="Preeti"/>
+          <w:sz w:val="32"/>
+          <w:szCs w:val="32"/>
+        </w:rPr>
+        <w:t>ª\u _</w:t>
       </w:r>
     </w:p>
     <w:p>
@@ -2654,7 +5315,43 @@
           <w:sz w:val="32"/>
           <w:szCs w:val="32"/>
         </w:rPr>
-        <w:t>cltlyu0fn] cfzg u|x0f u/] . - Psjrg _</w:t>
+        <w:t xml:space="preserve">cltlyu0fn] </w:t>
+      </w:r>
+      <w:proofErr w:type="spellStart"/>
+      <w:r>
+        <w:rPr>
+          <w:rFonts w:ascii="Preeti" w:hAnsi="Preeti"/>
+          <w:sz w:val="32"/>
+          <w:szCs w:val="32"/>
+        </w:rPr>
+        <w:t>cfzg</w:t>
+      </w:r>
+      <w:proofErr w:type="spellEnd"/>
+      <w:r>
+        <w:rPr>
+          <w:rFonts w:ascii="Preeti" w:hAnsi="Preeti"/>
+          <w:sz w:val="32"/>
+          <w:szCs w:val="32"/>
+        </w:rPr>
+        <w:t xml:space="preserve"> u|x0f u/] . - </w:t>
+      </w:r>
+      <w:proofErr w:type="spellStart"/>
+      <w:r>
+        <w:rPr>
+          <w:rFonts w:ascii="Preeti" w:hAnsi="Preeti"/>
+          <w:sz w:val="32"/>
+          <w:szCs w:val="32"/>
+        </w:rPr>
+        <w:t>Psjrg</w:t>
+      </w:r>
+      <w:proofErr w:type="spellEnd"/>
+      <w:r>
+        <w:rPr>
+          <w:rFonts w:ascii="Preeti" w:hAnsi="Preeti"/>
+          <w:sz w:val="32"/>
+          <w:szCs w:val="32"/>
+        </w:rPr>
+        <w:t xml:space="preserve"> _</w:t>
       </w:r>
     </w:p>
     <w:p>
@@ -2680,7 +5377,25 @@
           <w:sz w:val="32"/>
           <w:szCs w:val="32"/>
         </w:rPr>
-        <w:t xml:space="preserve">pm ldlxg]t u5{ . </w:t>
+        <w:t xml:space="preserve">pm </w:t>
+      </w:r>
+      <w:proofErr w:type="spellStart"/>
+      <w:r>
+        <w:rPr>
+          <w:rFonts w:ascii="Preeti" w:hAnsi="Preeti"/>
+          <w:sz w:val="32"/>
+          <w:szCs w:val="32"/>
+        </w:rPr>
+        <w:t>ldlxg</w:t>
+      </w:r>
+      <w:proofErr w:type="spellEnd"/>
+      <w:r>
+        <w:rPr>
+          <w:rFonts w:ascii="Preeti" w:hAnsi="Preeti"/>
+          <w:sz w:val="32"/>
+          <w:szCs w:val="32"/>
+        </w:rPr>
+        <w:t xml:space="preserve">]t u5{ . </w:t>
       </w:r>
       <w:r>
         <w:rPr>
@@ -2698,13 +5413,75 @@
         </w:rPr>
         <w:t xml:space="preserve"> </w:t>
       </w:r>
-      <w:r>
-        <w:rPr>
-          <w:rFonts w:ascii="Preeti" w:hAnsi="Preeti"/>
-          <w:sz w:val="32"/>
-          <w:szCs w:val="32"/>
-        </w:rPr>
-        <w:t>pRr cfb/fyL{</w:t>
+      <w:proofErr w:type="spellStart"/>
+      <w:r>
+        <w:rPr>
+          <w:rFonts w:ascii="Preeti" w:hAnsi="Preeti"/>
+          <w:sz w:val="32"/>
+          <w:szCs w:val="32"/>
+        </w:rPr>
+        <w:t>pRr</w:t>
+      </w:r>
+      <w:proofErr w:type="spellEnd"/>
+      <w:r>
+        <w:rPr>
+          <w:rFonts w:ascii="Preeti" w:hAnsi="Preeti"/>
+          <w:sz w:val="32"/>
+          <w:szCs w:val="32"/>
+        </w:rPr>
+        <w:t xml:space="preserve"> </w:t>
+      </w:r>
+      <w:proofErr w:type="spellStart"/>
+      <w:r>
+        <w:rPr>
+          <w:rFonts w:ascii="Preeti" w:hAnsi="Preeti"/>
+          <w:sz w:val="32"/>
+          <w:szCs w:val="32"/>
+        </w:rPr>
+        <w:t>cfb</w:t>
+      </w:r>
+      <w:proofErr w:type="spellEnd"/>
+      <w:r>
+        <w:rPr>
+          <w:rFonts w:ascii="Preeti" w:hAnsi="Preeti"/>
+          <w:sz w:val="32"/>
+          <w:szCs w:val="32"/>
+        </w:rPr>
+        <w:t>/</w:t>
+      </w:r>
+      <w:proofErr w:type="spellStart"/>
+      <w:r>
+        <w:rPr>
+          <w:rFonts w:ascii="Preeti" w:hAnsi="Preeti"/>
+          <w:sz w:val="32"/>
+          <w:szCs w:val="32"/>
+        </w:rPr>
+        <w:t>fyL</w:t>
+      </w:r>
+      <w:proofErr w:type="spellEnd"/>
+      <w:r>
+        <w:rPr>
+          <w:rFonts w:ascii="Preeti" w:hAnsi="Preeti"/>
+          <w:sz w:val="32"/>
+          <w:szCs w:val="32"/>
+        </w:rPr>
+        <w:t>{</w:t>
+      </w:r>
+      <w:r>
+        <w:rPr>
+          <w:rFonts w:ascii="Preeti" w:hAnsi="Preeti"/>
+          <w:sz w:val="32"/>
+          <w:szCs w:val="32"/>
+        </w:rPr>
+        <w:t xml:space="preserve"> </w:t>
+      </w:r>
+      <w:r>
+        <w:rPr>
+          <w:rFonts w:ascii="Preeti" w:hAnsi="Preeti"/>
+          <w:sz w:val="32"/>
+          <w:szCs w:val="32"/>
+        </w:rPr>
+        <w:t>_</w:t>
       </w:r>
     </w:p>
     <w:p>
@@ -2726,7 +5503,161 @@
           <w:sz w:val="32"/>
           <w:szCs w:val="32"/>
         </w:rPr>
-        <w:t>!!_ sf]i7sdf lbOPsf] lgb]{zgcg';f/ vfnL 7fpdf lqmofkb eg'{xf];\ M -#_</w:t>
+        <w:t xml:space="preserve">!!_ sf]i7sdf </w:t>
+      </w:r>
+      <w:proofErr w:type="spellStart"/>
+      <w:r>
+        <w:rPr>
+          <w:rFonts w:ascii="Preeti" w:hAnsi="Preeti"/>
+          <w:b/>
+          <w:bCs/>
+          <w:sz w:val="32"/>
+          <w:szCs w:val="32"/>
+        </w:rPr>
+        <w:t>lbOPsf</w:t>
+      </w:r>
+      <w:proofErr w:type="spellEnd"/>
+      <w:r>
+        <w:rPr>
+          <w:rFonts w:ascii="Preeti" w:hAnsi="Preeti"/>
+          <w:b/>
+          <w:bCs/>
+          <w:sz w:val="32"/>
+          <w:szCs w:val="32"/>
+        </w:rPr>
+        <w:t xml:space="preserve">] </w:t>
+      </w:r>
+      <w:proofErr w:type="spellStart"/>
+      <w:r>
+        <w:rPr>
+          <w:rFonts w:ascii="Preeti" w:hAnsi="Preeti"/>
+          <w:b/>
+          <w:bCs/>
+          <w:sz w:val="32"/>
+          <w:szCs w:val="32"/>
+        </w:rPr>
+        <w:t>lgb</w:t>
+      </w:r>
+      <w:proofErr w:type="spellEnd"/>
+      <w:r>
+        <w:rPr>
+          <w:rFonts w:ascii="Preeti" w:hAnsi="Preeti"/>
+          <w:b/>
+          <w:bCs/>
+          <w:sz w:val="32"/>
+          <w:szCs w:val="32"/>
+        </w:rPr>
+        <w:t>]{</w:t>
+      </w:r>
+      <w:proofErr w:type="spellStart"/>
+      <w:r>
+        <w:rPr>
+          <w:rFonts w:ascii="Preeti" w:hAnsi="Preeti"/>
+          <w:b/>
+          <w:bCs/>
+          <w:sz w:val="32"/>
+          <w:szCs w:val="32"/>
+        </w:rPr>
+        <w:t>zgcg</w:t>
+      </w:r>
+      <w:proofErr w:type="spellEnd"/>
+      <w:r>
+        <w:rPr>
+          <w:rFonts w:ascii="Preeti" w:hAnsi="Preeti"/>
+          <w:b/>
+          <w:bCs/>
+          <w:sz w:val="32"/>
+          <w:szCs w:val="32"/>
+        </w:rPr>
+        <w:t xml:space="preserve">';f/ </w:t>
+      </w:r>
+      <w:proofErr w:type="spellStart"/>
+      <w:r>
+        <w:rPr>
+          <w:rFonts w:ascii="Preeti" w:hAnsi="Preeti"/>
+          <w:b/>
+          <w:bCs/>
+          <w:sz w:val="32"/>
+          <w:szCs w:val="32"/>
+        </w:rPr>
+        <w:t>vfnL</w:t>
+      </w:r>
+      <w:proofErr w:type="spellEnd"/>
+      <w:r>
+        <w:rPr>
+          <w:rFonts w:ascii="Preeti" w:hAnsi="Preeti"/>
+          <w:b/>
+          <w:bCs/>
+          <w:sz w:val="32"/>
+          <w:szCs w:val="32"/>
+        </w:rPr>
+        <w:t xml:space="preserve"> 7fpdf </w:t>
+      </w:r>
+      <w:proofErr w:type="spellStart"/>
+      <w:r>
+        <w:rPr>
+          <w:rFonts w:ascii="Preeti" w:hAnsi="Preeti"/>
+          <w:b/>
+          <w:bCs/>
+          <w:sz w:val="32"/>
+          <w:szCs w:val="32"/>
+        </w:rPr>
+        <w:t>lqmofkb</w:t>
+      </w:r>
+      <w:proofErr w:type="spellEnd"/>
+      <w:r>
+        <w:rPr>
+          <w:rFonts w:ascii="Preeti" w:hAnsi="Preeti"/>
+          <w:b/>
+          <w:bCs/>
+          <w:sz w:val="32"/>
+          <w:szCs w:val="32"/>
+        </w:rPr>
+        <w:t xml:space="preserve"> </w:t>
+      </w:r>
+      <w:proofErr w:type="spellStart"/>
+      <w:r>
+        <w:rPr>
+          <w:rFonts w:ascii="Preeti" w:hAnsi="Preeti"/>
+          <w:b/>
+          <w:bCs/>
+          <w:sz w:val="32"/>
+          <w:szCs w:val="32"/>
+        </w:rPr>
+        <w:t>eg</w:t>
+      </w:r>
+      <w:proofErr w:type="spellEnd"/>
+      <w:r>
+        <w:rPr>
+          <w:rFonts w:ascii="Preeti" w:hAnsi="Preeti"/>
+          <w:b/>
+          <w:bCs/>
+          <w:sz w:val="32"/>
+          <w:szCs w:val="32"/>
+        </w:rPr>
+        <w:t>'{</w:t>
+      </w:r>
+      <w:proofErr w:type="spellStart"/>
+      <w:r>
+        <w:rPr>
+          <w:rFonts w:ascii="Preeti" w:hAnsi="Preeti"/>
+          <w:b/>
+          <w:bCs/>
+          <w:sz w:val="32"/>
+          <w:szCs w:val="32"/>
+        </w:rPr>
+        <w:t>xf</w:t>
+      </w:r>
+      <w:proofErr w:type="spellEnd"/>
+      <w:r>
+        <w:rPr>
+          <w:rFonts w:ascii="Preeti" w:hAnsi="Preeti"/>
+          <w:b/>
+          <w:bCs/>
+          <w:sz w:val="32"/>
+          <w:szCs w:val="32"/>
+        </w:rPr>
+        <w:t>];\ M -#_</w:t>
       </w:r>
     </w:p>
     <w:p>
@@ -2746,13 +5677,41 @@
         </w:rPr>
         <w:t xml:space="preserve">s_ </w:t>
       </w:r>
-      <w:r>
-        <w:rPr>
-          <w:rFonts w:ascii="Preeti" w:hAnsi="Preeti"/>
-          <w:sz w:val="32"/>
-          <w:szCs w:val="32"/>
-        </w:rPr>
-        <w:t>cfdf ahf/</w:t>
+      <w:proofErr w:type="spellStart"/>
+      <w:r>
+        <w:rPr>
+          <w:rFonts w:ascii="Preeti" w:hAnsi="Preeti"/>
+          <w:sz w:val="32"/>
+          <w:szCs w:val="32"/>
+        </w:rPr>
+        <w:t>cfdf</w:t>
+      </w:r>
+      <w:proofErr w:type="spellEnd"/>
+      <w:r>
+        <w:rPr>
+          <w:rFonts w:ascii="Preeti" w:hAnsi="Preeti"/>
+          <w:sz w:val="32"/>
+          <w:szCs w:val="32"/>
+        </w:rPr>
+        <w:t xml:space="preserve"> </w:t>
+      </w:r>
+      <w:proofErr w:type="spellStart"/>
+      <w:r>
+        <w:rPr>
+          <w:rFonts w:ascii="Preeti" w:hAnsi="Preeti"/>
+          <w:sz w:val="32"/>
+          <w:szCs w:val="32"/>
+        </w:rPr>
+        <w:t>ahf</w:t>
+      </w:r>
+      <w:proofErr w:type="spellEnd"/>
+      <w:r>
+        <w:rPr>
+          <w:rFonts w:ascii="Preeti" w:hAnsi="Preeti"/>
+          <w:sz w:val="32"/>
+          <w:szCs w:val="32"/>
+        </w:rPr>
+        <w:t>/</w:t>
       </w:r>
       <w:r>
         <w:rPr>
@@ -2784,15 +5743,61 @@
           <w:sz w:val="32"/>
           <w:szCs w:val="32"/>
         </w:rPr>
-        <w:t>;fdfGo</w:t>
-      </w:r>
-      <w:r>
-        <w:rPr>
-          <w:rFonts w:ascii="Preeti" w:hAnsi="Preeti"/>
-          <w:sz w:val="32"/>
-          <w:szCs w:val="32"/>
-        </w:rPr>
-        <w:t xml:space="preserve"> jt{dfg_</w:t>
+        <w:t>;</w:t>
+      </w:r>
+      <w:proofErr w:type="spellStart"/>
+      <w:r>
+        <w:rPr>
+          <w:rFonts w:ascii="Preeti" w:hAnsi="Preeti"/>
+          <w:sz w:val="32"/>
+          <w:szCs w:val="32"/>
+        </w:rPr>
+        <w:t>fdfGo</w:t>
+      </w:r>
+      <w:proofErr w:type="spellEnd"/>
+      <w:r>
+        <w:rPr>
+          <w:rFonts w:ascii="Preeti" w:hAnsi="Preeti"/>
+          <w:sz w:val="32"/>
+          <w:szCs w:val="32"/>
+        </w:rPr>
+        <w:t xml:space="preserve"> </w:t>
+      </w:r>
+      <w:proofErr w:type="spellStart"/>
+      <w:r>
+        <w:rPr>
+          <w:rFonts w:ascii="Preeti" w:hAnsi="Preeti"/>
+          <w:sz w:val="32"/>
+          <w:szCs w:val="32"/>
+        </w:rPr>
+        <w:t>jt</w:t>
+      </w:r>
+      <w:proofErr w:type="spellEnd"/>
+      <w:r>
+        <w:rPr>
+          <w:rFonts w:ascii="Preeti" w:hAnsi="Preeti"/>
+          <w:sz w:val="32"/>
+          <w:szCs w:val="32"/>
+        </w:rPr>
+        <w:t>{</w:t>
+      </w:r>
+      <w:proofErr w:type="spellStart"/>
+      <w:r>
+        <w:rPr>
+          <w:rFonts w:ascii="Preeti" w:hAnsi="Preeti"/>
+          <w:sz w:val="32"/>
+          <w:szCs w:val="32"/>
+        </w:rPr>
+        <w:t>dfg</w:t>
+      </w:r>
+      <w:proofErr w:type="spellEnd"/>
+      <w:r>
+        <w:rPr>
+          <w:rFonts w:ascii="Preeti" w:hAnsi="Preeti"/>
+          <w:sz w:val="32"/>
+          <w:szCs w:val="32"/>
+        </w:rPr>
+        <w:t>_</w:t>
       </w:r>
     </w:p>
     <w:p>
@@ -2818,15 +5823,33 @@
           <w:sz w:val="32"/>
           <w:szCs w:val="32"/>
         </w:rPr>
-        <w:t>d ;fyL</w:t>
-      </w:r>
-      <w:r>
-        <w:rPr>
-          <w:rFonts w:ascii="Preeti" w:hAnsi="Preeti"/>
-          <w:sz w:val="32"/>
-          <w:szCs w:val="32"/>
-        </w:rPr>
-        <w:t>x¿;</w:t>
+        <w:t>d ;</w:t>
+      </w:r>
+      <w:proofErr w:type="spellStart"/>
+      <w:r>
+        <w:rPr>
+          <w:rFonts w:ascii="Preeti" w:hAnsi="Preeti"/>
+          <w:sz w:val="32"/>
+          <w:szCs w:val="32"/>
+        </w:rPr>
+        <w:t>fyL</w:t>
+      </w:r>
+      <w:r>
+        <w:rPr>
+          <w:rFonts w:ascii="Preeti" w:hAnsi="Preeti"/>
+          <w:sz w:val="32"/>
+          <w:szCs w:val="32"/>
+        </w:rPr>
+        <w:t>x</w:t>
+      </w:r>
+      <w:proofErr w:type="spellEnd"/>
+      <w:r>
+        <w:rPr>
+          <w:rFonts w:ascii="Preeti" w:hAnsi="Preeti"/>
+          <w:sz w:val="32"/>
+          <w:szCs w:val="32"/>
+        </w:rPr>
+        <w:t>¿;</w:t>
       </w:r>
       <w:r>
         <w:rPr>
@@ -2850,7 +5873,43 @@
           <w:sz w:val="32"/>
           <w:szCs w:val="32"/>
         </w:rPr>
-        <w:t>============ . -v]n\ M ;fdfGo eljiot\_</w:t>
+        <w:t>============ . -v]n\ M ;</w:t>
+      </w:r>
+      <w:proofErr w:type="spellStart"/>
+      <w:r>
+        <w:rPr>
+          <w:rFonts w:ascii="Preeti" w:hAnsi="Preeti"/>
+          <w:sz w:val="32"/>
+          <w:szCs w:val="32"/>
+        </w:rPr>
+        <w:t>fdfGo</w:t>
+      </w:r>
+      <w:proofErr w:type="spellEnd"/>
+      <w:r>
+        <w:rPr>
+          <w:rFonts w:ascii="Preeti" w:hAnsi="Preeti"/>
+          <w:sz w:val="32"/>
+          <w:szCs w:val="32"/>
+        </w:rPr>
+        <w:t xml:space="preserve"> </w:t>
+      </w:r>
+      <w:proofErr w:type="spellStart"/>
+      <w:r>
+        <w:rPr>
+          <w:rFonts w:ascii="Preeti" w:hAnsi="Preeti"/>
+          <w:sz w:val="32"/>
+          <w:szCs w:val="32"/>
+        </w:rPr>
+        <w:t>eljiot</w:t>
+      </w:r>
+      <w:proofErr w:type="spellEnd"/>
+      <w:r>
+        <w:rPr>
+          <w:rFonts w:ascii="Preeti" w:hAnsi="Preeti"/>
+          <w:sz w:val="32"/>
+          <w:szCs w:val="32"/>
+        </w:rPr>
+        <w:t>\_</w:t>
       </w:r>
     </w:p>
     <w:p>
@@ -2876,8 +5935,54 @@
           <w:sz w:val="32"/>
           <w:szCs w:val="32"/>
         </w:rPr>
-        <w:t xml:space="preserve"> lbbLsf] sfkLdf d;L</w:t>
-      </w:r>
+        <w:t xml:space="preserve"> </w:t>
+      </w:r>
+      <w:proofErr w:type="spellStart"/>
+      <w:r>
+        <w:rPr>
+          <w:rFonts w:ascii="Preeti" w:hAnsi="Preeti"/>
+          <w:sz w:val="32"/>
+          <w:szCs w:val="32"/>
+        </w:rPr>
+        <w:t>lbbLsf</w:t>
+      </w:r>
+      <w:proofErr w:type="spellEnd"/>
+      <w:r>
+        <w:rPr>
+          <w:rFonts w:ascii="Preeti" w:hAnsi="Preeti"/>
+          <w:sz w:val="32"/>
+          <w:szCs w:val="32"/>
+        </w:rPr>
+        <w:t xml:space="preserve">] </w:t>
+      </w:r>
+      <w:proofErr w:type="spellStart"/>
+      <w:r>
+        <w:rPr>
+          <w:rFonts w:ascii="Preeti" w:hAnsi="Preeti"/>
+          <w:sz w:val="32"/>
+          <w:szCs w:val="32"/>
+        </w:rPr>
+        <w:t>sfkLdf</w:t>
+      </w:r>
+      <w:proofErr w:type="spellEnd"/>
+      <w:r>
+        <w:rPr>
+          <w:rFonts w:ascii="Preeti" w:hAnsi="Preeti"/>
+          <w:sz w:val="32"/>
+          <w:szCs w:val="32"/>
+        </w:rPr>
+        <w:t xml:space="preserve"> </w:t>
+      </w:r>
+      <w:proofErr w:type="spellStart"/>
+      <w:r>
+        <w:rPr>
+          <w:rFonts w:ascii="Preeti" w:hAnsi="Preeti"/>
+          <w:sz w:val="32"/>
+          <w:szCs w:val="32"/>
+        </w:rPr>
+        <w:t>d;L</w:t>
+      </w:r>
+      <w:proofErr w:type="spellEnd"/>
       <w:r>
         <w:rPr>
           <w:rFonts w:ascii="Preeti" w:hAnsi="Preeti"/>
@@ -2886,21 +5991,67 @@
         </w:rPr>
         <w:t xml:space="preserve"> =========. -</w:t>
       </w:r>
-      <w:r>
-        <w:rPr>
-          <w:rFonts w:ascii="Preeti" w:hAnsi="Preeti"/>
-          <w:sz w:val="32"/>
-          <w:szCs w:val="32"/>
-        </w:rPr>
-        <w:t>kf]lvg'</w:t>
-      </w:r>
-      <w:r>
-        <w:rPr>
-          <w:rFonts w:ascii="Preeti" w:hAnsi="Preeti"/>
-          <w:sz w:val="32"/>
-          <w:szCs w:val="32"/>
-        </w:rPr>
-        <w:t xml:space="preserve"> M k"0f{ e"t _</w:t>
+      <w:proofErr w:type="spellStart"/>
+      <w:r>
+        <w:rPr>
+          <w:rFonts w:ascii="Preeti" w:hAnsi="Preeti"/>
+          <w:sz w:val="32"/>
+          <w:szCs w:val="32"/>
+        </w:rPr>
+        <w:t>kf</w:t>
+      </w:r>
+      <w:proofErr w:type="spellEnd"/>
+      <w:r>
+        <w:rPr>
+          <w:rFonts w:ascii="Preeti" w:hAnsi="Preeti"/>
+          <w:sz w:val="32"/>
+          <w:szCs w:val="32"/>
+        </w:rPr>
+        <w:t>]</w:t>
+      </w:r>
+      <w:proofErr w:type="spellStart"/>
+      <w:r>
+        <w:rPr>
+          <w:rFonts w:ascii="Preeti" w:hAnsi="Preeti"/>
+          <w:sz w:val="32"/>
+          <w:szCs w:val="32"/>
+        </w:rPr>
+        <w:t>lvg</w:t>
+      </w:r>
+      <w:proofErr w:type="spellEnd"/>
+      <w:r>
+        <w:rPr>
+          <w:rFonts w:ascii="Preeti" w:hAnsi="Preeti"/>
+          <w:sz w:val="32"/>
+          <w:szCs w:val="32"/>
+        </w:rPr>
+        <w:t>'</w:t>
+      </w:r>
+      <w:r>
+        <w:rPr>
+          <w:rFonts w:ascii="Preeti" w:hAnsi="Preeti"/>
+          <w:sz w:val="32"/>
+          <w:szCs w:val="32"/>
+        </w:rPr>
+        <w:t xml:space="preserve"> M k"0f{ </w:t>
+      </w:r>
+      <w:proofErr w:type="spellStart"/>
+      <w:r>
+        <w:rPr>
+          <w:rFonts w:ascii="Preeti" w:hAnsi="Preeti"/>
+          <w:sz w:val="32"/>
+          <w:szCs w:val="32"/>
+        </w:rPr>
+        <w:t>e"t</w:t>
+      </w:r>
+      <w:proofErr w:type="spellEnd"/>
+      <w:r>
+        <w:rPr>
+          <w:rFonts w:ascii="Preeti" w:hAnsi="Preeti"/>
+          <w:sz w:val="32"/>
+          <w:szCs w:val="32"/>
+        </w:rPr>
+        <w:t xml:space="preserve"> _</w:t>
       </w:r>
     </w:p>
     <w:p>
@@ -2940,7 +6091,117 @@
           <w:sz w:val="30"/>
           <w:szCs w:val="30"/>
         </w:rPr>
-        <w:t>s_ tnsf] cg'R5]b k9L ;f]lwPsf k|Zgx¿sf] pQ/ n]Vg'xf];\ M</w:t>
+        <w:t xml:space="preserve">s_ </w:t>
+      </w:r>
+      <w:proofErr w:type="spellStart"/>
+      <w:r>
+        <w:rPr>
+          <w:rFonts w:ascii="Preeti" w:hAnsi="Preeti"/>
+          <w:b/>
+          <w:bCs/>
+          <w:sz w:val="30"/>
+          <w:szCs w:val="30"/>
+        </w:rPr>
+        <w:t>tnsf</w:t>
+      </w:r>
+      <w:proofErr w:type="spellEnd"/>
+      <w:r>
+        <w:rPr>
+          <w:rFonts w:ascii="Preeti" w:hAnsi="Preeti"/>
+          <w:b/>
+          <w:bCs/>
+          <w:sz w:val="30"/>
+          <w:szCs w:val="30"/>
+        </w:rPr>
+        <w:t>] cg'R5]b k9L ;f]</w:t>
+      </w:r>
+      <w:proofErr w:type="spellStart"/>
+      <w:r>
+        <w:rPr>
+          <w:rFonts w:ascii="Preeti" w:hAnsi="Preeti"/>
+          <w:b/>
+          <w:bCs/>
+          <w:sz w:val="30"/>
+          <w:szCs w:val="30"/>
+        </w:rPr>
+        <w:t>lwPsf</w:t>
+      </w:r>
+      <w:proofErr w:type="spellEnd"/>
+      <w:r>
+        <w:rPr>
+          <w:rFonts w:ascii="Preeti" w:hAnsi="Preeti"/>
+          <w:b/>
+          <w:bCs/>
+          <w:sz w:val="30"/>
+          <w:szCs w:val="30"/>
+        </w:rPr>
+        <w:t xml:space="preserve"> </w:t>
+      </w:r>
+      <w:proofErr w:type="spellStart"/>
+      <w:r>
+        <w:rPr>
+          <w:rFonts w:ascii="Preeti" w:hAnsi="Preeti"/>
+          <w:b/>
+          <w:bCs/>
+          <w:sz w:val="30"/>
+          <w:szCs w:val="30"/>
+        </w:rPr>
+        <w:t>k|Zgx¿sf</w:t>
+      </w:r>
+      <w:proofErr w:type="spellEnd"/>
+      <w:r>
+        <w:rPr>
+          <w:rFonts w:ascii="Preeti" w:hAnsi="Preeti"/>
+          <w:b/>
+          <w:bCs/>
+          <w:sz w:val="30"/>
+          <w:szCs w:val="30"/>
+        </w:rPr>
+        <w:t xml:space="preserve">] </w:t>
+      </w:r>
+      <w:proofErr w:type="spellStart"/>
+      <w:r>
+        <w:rPr>
+          <w:rFonts w:ascii="Preeti" w:hAnsi="Preeti"/>
+          <w:b/>
+          <w:bCs/>
+          <w:sz w:val="30"/>
+          <w:szCs w:val="30"/>
+        </w:rPr>
+        <w:t>pQ</w:t>
+      </w:r>
+      <w:proofErr w:type="spellEnd"/>
+      <w:r>
+        <w:rPr>
+          <w:rFonts w:ascii="Preeti" w:hAnsi="Preeti"/>
+          <w:b/>
+          <w:bCs/>
+          <w:sz w:val="30"/>
+          <w:szCs w:val="30"/>
+        </w:rPr>
+        <w:t>/ n]</w:t>
+      </w:r>
+      <w:proofErr w:type="spellStart"/>
+      <w:r>
+        <w:rPr>
+          <w:rFonts w:ascii="Preeti" w:hAnsi="Preeti"/>
+          <w:b/>
+          <w:bCs/>
+          <w:sz w:val="30"/>
+          <w:szCs w:val="30"/>
+        </w:rPr>
+        <w:t>Vg'xf</w:t>
+      </w:r>
+      <w:proofErr w:type="spellEnd"/>
+      <w:r>
+        <w:rPr>
+          <w:rFonts w:ascii="Preeti" w:hAnsi="Preeti"/>
+          <w:b/>
+          <w:bCs/>
+          <w:sz w:val="30"/>
+          <w:szCs w:val="30"/>
+        </w:rPr>
+        <w:t>];\ M</w:t>
       </w:r>
       <w:r>
         <w:rPr>
@@ -2969,7 +6230,545 @@
           <w:sz w:val="30"/>
           <w:szCs w:val="30"/>
         </w:rPr>
-        <w:t>ljBfnoaf6 3/ kms{+bf cfh afsf] sf]7fdf 6]lnkmf]g hf]8]sf] b]v]+ . 6]lnkmf]gsf nflu afn] dlxgf}Fcl3 kmf/fd eg{'ePsf] lyof] . cfh laxfg} sDkgLsf dflg;x¿ cfP/ nfOg hf]l8lbP5g\ . afcfdf b'a} hgf clkm;af6 kms{g'ePsf] lyPg . 3/df clxn] d / 6]lnkmf]g dfq lyof}F .</w:t>
+        <w:t xml:space="preserve">ljBfnoaf6 3/ kms{+bf </w:t>
+      </w:r>
+      <w:proofErr w:type="spellStart"/>
+      <w:r>
+        <w:rPr>
+          <w:rFonts w:ascii="Preeti" w:hAnsi="Preeti"/>
+          <w:sz w:val="30"/>
+          <w:szCs w:val="30"/>
+        </w:rPr>
+        <w:t>cfh</w:t>
+      </w:r>
+      <w:proofErr w:type="spellEnd"/>
+      <w:r>
+        <w:rPr>
+          <w:rFonts w:ascii="Preeti" w:hAnsi="Preeti"/>
+          <w:sz w:val="30"/>
+          <w:szCs w:val="30"/>
+        </w:rPr>
+        <w:t xml:space="preserve"> </w:t>
+      </w:r>
+      <w:proofErr w:type="spellStart"/>
+      <w:r>
+        <w:rPr>
+          <w:rFonts w:ascii="Preeti" w:hAnsi="Preeti"/>
+          <w:sz w:val="30"/>
+          <w:szCs w:val="30"/>
+        </w:rPr>
+        <w:t>afsf</w:t>
+      </w:r>
+      <w:proofErr w:type="spellEnd"/>
+      <w:r>
+        <w:rPr>
+          <w:rFonts w:ascii="Preeti" w:hAnsi="Preeti"/>
+          <w:sz w:val="30"/>
+          <w:szCs w:val="30"/>
+        </w:rPr>
+        <w:t>] sf]7fdf 6]</w:t>
+      </w:r>
+      <w:proofErr w:type="spellStart"/>
+      <w:r>
+        <w:rPr>
+          <w:rFonts w:ascii="Preeti" w:hAnsi="Preeti"/>
+          <w:sz w:val="30"/>
+          <w:szCs w:val="30"/>
+        </w:rPr>
+        <w:t>lnkmf</w:t>
+      </w:r>
+      <w:proofErr w:type="spellEnd"/>
+      <w:r>
+        <w:rPr>
+          <w:rFonts w:ascii="Preeti" w:hAnsi="Preeti"/>
+          <w:sz w:val="30"/>
+          <w:szCs w:val="30"/>
+        </w:rPr>
+        <w:t>]g hf]8]sf] b]v]</w:t>
+      </w:r>
+      <w:r>
+        <w:rPr>
+          <w:rFonts w:ascii="Preeti" w:hAnsi="Preeti"/>
+          <w:sz w:val="30"/>
+          <w:szCs w:val="30"/>
+        </w:rPr>
+        <w:t>F</w:t>
+      </w:r>
+      <w:r>
+        <w:rPr>
+          <w:rFonts w:ascii="Preeti" w:hAnsi="Preeti"/>
+          <w:sz w:val="30"/>
+          <w:szCs w:val="30"/>
+        </w:rPr>
+        <w:t xml:space="preserve"> . 6]</w:t>
+      </w:r>
+      <w:proofErr w:type="spellStart"/>
+      <w:r>
+        <w:rPr>
+          <w:rFonts w:ascii="Preeti" w:hAnsi="Preeti"/>
+          <w:sz w:val="30"/>
+          <w:szCs w:val="30"/>
+        </w:rPr>
+        <w:t>lnkmf</w:t>
+      </w:r>
+      <w:proofErr w:type="spellEnd"/>
+      <w:r>
+        <w:rPr>
+          <w:rFonts w:ascii="Preeti" w:hAnsi="Preeti"/>
+          <w:sz w:val="30"/>
+          <w:szCs w:val="30"/>
+        </w:rPr>
+        <w:t>]</w:t>
+      </w:r>
+      <w:proofErr w:type="spellStart"/>
+      <w:r>
+        <w:rPr>
+          <w:rFonts w:ascii="Preeti" w:hAnsi="Preeti"/>
+          <w:sz w:val="30"/>
+          <w:szCs w:val="30"/>
+        </w:rPr>
+        <w:t>gsf</w:t>
+      </w:r>
+      <w:proofErr w:type="spellEnd"/>
+      <w:r>
+        <w:rPr>
+          <w:rFonts w:ascii="Preeti" w:hAnsi="Preeti"/>
+          <w:sz w:val="30"/>
+          <w:szCs w:val="30"/>
+        </w:rPr>
+        <w:t xml:space="preserve"> </w:t>
+      </w:r>
+      <w:proofErr w:type="spellStart"/>
+      <w:r>
+        <w:rPr>
+          <w:rFonts w:ascii="Preeti" w:hAnsi="Preeti"/>
+          <w:sz w:val="30"/>
+          <w:szCs w:val="30"/>
+        </w:rPr>
+        <w:t>nflu</w:t>
+      </w:r>
+      <w:proofErr w:type="spellEnd"/>
+      <w:r>
+        <w:rPr>
+          <w:rFonts w:ascii="Preeti" w:hAnsi="Preeti"/>
+          <w:sz w:val="30"/>
+          <w:szCs w:val="30"/>
+        </w:rPr>
+        <w:t xml:space="preserve"> </w:t>
+      </w:r>
+      <w:proofErr w:type="spellStart"/>
+      <w:r>
+        <w:rPr>
+          <w:rFonts w:ascii="Preeti" w:hAnsi="Preeti"/>
+          <w:sz w:val="30"/>
+          <w:szCs w:val="30"/>
+        </w:rPr>
+        <w:t>afn</w:t>
+      </w:r>
+      <w:proofErr w:type="spellEnd"/>
+      <w:r>
+        <w:rPr>
+          <w:rFonts w:ascii="Preeti" w:hAnsi="Preeti"/>
+          <w:sz w:val="30"/>
+          <w:szCs w:val="30"/>
+        </w:rPr>
+        <w:t xml:space="preserve">] </w:t>
+      </w:r>
+      <w:proofErr w:type="spellStart"/>
+      <w:r>
+        <w:rPr>
+          <w:rFonts w:ascii="Preeti" w:hAnsi="Preeti"/>
+          <w:sz w:val="30"/>
+          <w:szCs w:val="30"/>
+        </w:rPr>
+        <w:t>dlxgf</w:t>
+      </w:r>
+      <w:proofErr w:type="spellEnd"/>
+      <w:r>
+        <w:rPr>
+          <w:rFonts w:ascii="Preeti" w:hAnsi="Preeti"/>
+          <w:sz w:val="30"/>
+          <w:szCs w:val="30"/>
+        </w:rPr>
+        <w:t xml:space="preserve">}Fcl3 </w:t>
+      </w:r>
+      <w:proofErr w:type="spellStart"/>
+      <w:r>
+        <w:rPr>
+          <w:rFonts w:ascii="Preeti" w:hAnsi="Preeti"/>
+          <w:sz w:val="30"/>
+          <w:szCs w:val="30"/>
+        </w:rPr>
+        <w:t>kmf</w:t>
+      </w:r>
+      <w:proofErr w:type="spellEnd"/>
+      <w:r>
+        <w:rPr>
+          <w:rFonts w:ascii="Preeti" w:hAnsi="Preeti"/>
+          <w:sz w:val="30"/>
+          <w:szCs w:val="30"/>
+        </w:rPr>
+        <w:t>/</w:t>
+      </w:r>
+      <w:proofErr w:type="spellStart"/>
+      <w:r>
+        <w:rPr>
+          <w:rFonts w:ascii="Preeti" w:hAnsi="Preeti"/>
+          <w:sz w:val="30"/>
+          <w:szCs w:val="30"/>
+        </w:rPr>
+        <w:t>fd</w:t>
+      </w:r>
+      <w:proofErr w:type="spellEnd"/>
+      <w:r>
+        <w:rPr>
+          <w:rFonts w:ascii="Preeti" w:hAnsi="Preeti"/>
+          <w:sz w:val="30"/>
+          <w:szCs w:val="30"/>
+        </w:rPr>
+        <w:t xml:space="preserve"> </w:t>
+      </w:r>
+      <w:proofErr w:type="spellStart"/>
+      <w:r>
+        <w:rPr>
+          <w:rFonts w:ascii="Preeti" w:hAnsi="Preeti"/>
+          <w:sz w:val="30"/>
+          <w:szCs w:val="30"/>
+        </w:rPr>
+        <w:t>eg</w:t>
+      </w:r>
+      <w:proofErr w:type="spellEnd"/>
+      <w:r>
+        <w:rPr>
+          <w:rFonts w:ascii="Preeti" w:hAnsi="Preeti"/>
+          <w:sz w:val="30"/>
+          <w:szCs w:val="30"/>
+        </w:rPr>
+        <w:t>{'</w:t>
+      </w:r>
+      <w:proofErr w:type="spellStart"/>
+      <w:r>
+        <w:rPr>
+          <w:rFonts w:ascii="Preeti" w:hAnsi="Preeti"/>
+          <w:sz w:val="30"/>
+          <w:szCs w:val="30"/>
+        </w:rPr>
+        <w:t>ePsf</w:t>
+      </w:r>
+      <w:proofErr w:type="spellEnd"/>
+      <w:r>
+        <w:rPr>
+          <w:rFonts w:ascii="Preeti" w:hAnsi="Preeti"/>
+          <w:sz w:val="30"/>
+          <w:szCs w:val="30"/>
+        </w:rPr>
+        <w:t xml:space="preserve">] </w:t>
+      </w:r>
+      <w:proofErr w:type="spellStart"/>
+      <w:r>
+        <w:rPr>
+          <w:rFonts w:ascii="Preeti" w:hAnsi="Preeti"/>
+          <w:sz w:val="30"/>
+          <w:szCs w:val="30"/>
+        </w:rPr>
+        <w:t>lyof</w:t>
+      </w:r>
+      <w:proofErr w:type="spellEnd"/>
+      <w:r>
+        <w:rPr>
+          <w:rFonts w:ascii="Preeti" w:hAnsi="Preeti"/>
+          <w:sz w:val="30"/>
+          <w:szCs w:val="30"/>
+        </w:rPr>
+        <w:t xml:space="preserve">] . </w:t>
+      </w:r>
+      <w:proofErr w:type="spellStart"/>
+      <w:r>
+        <w:rPr>
+          <w:rFonts w:ascii="Preeti" w:hAnsi="Preeti"/>
+          <w:sz w:val="30"/>
+          <w:szCs w:val="30"/>
+        </w:rPr>
+        <w:t>cfh</w:t>
+      </w:r>
+      <w:proofErr w:type="spellEnd"/>
+      <w:r>
+        <w:rPr>
+          <w:rFonts w:ascii="Preeti" w:hAnsi="Preeti"/>
+          <w:sz w:val="30"/>
+          <w:szCs w:val="30"/>
+        </w:rPr>
+        <w:t xml:space="preserve"> </w:t>
+      </w:r>
+      <w:proofErr w:type="spellStart"/>
+      <w:r>
+        <w:rPr>
+          <w:rFonts w:ascii="Preeti" w:hAnsi="Preeti"/>
+          <w:sz w:val="30"/>
+          <w:szCs w:val="30"/>
+        </w:rPr>
+        <w:t>laxfg</w:t>
+      </w:r>
+      <w:proofErr w:type="spellEnd"/>
+      <w:r>
+        <w:rPr>
+          <w:rFonts w:ascii="Preeti" w:hAnsi="Preeti"/>
+          <w:sz w:val="30"/>
+          <w:szCs w:val="30"/>
+        </w:rPr>
+        <w:t xml:space="preserve">} </w:t>
+      </w:r>
+      <w:proofErr w:type="spellStart"/>
+      <w:r>
+        <w:rPr>
+          <w:rFonts w:ascii="Preeti" w:hAnsi="Preeti"/>
+          <w:sz w:val="30"/>
+          <w:szCs w:val="30"/>
+        </w:rPr>
+        <w:t>sDkgLsf</w:t>
+      </w:r>
+      <w:proofErr w:type="spellEnd"/>
+      <w:r>
+        <w:rPr>
+          <w:rFonts w:ascii="Preeti" w:hAnsi="Preeti"/>
+          <w:sz w:val="30"/>
+          <w:szCs w:val="30"/>
+        </w:rPr>
+        <w:t xml:space="preserve"> </w:t>
+      </w:r>
+      <w:proofErr w:type="spellStart"/>
+      <w:r>
+        <w:rPr>
+          <w:rFonts w:ascii="Preeti" w:hAnsi="Preeti"/>
+          <w:sz w:val="30"/>
+          <w:szCs w:val="30"/>
+        </w:rPr>
+        <w:t>dflg;x</w:t>
+      </w:r>
+      <w:proofErr w:type="spellEnd"/>
+      <w:r>
+        <w:rPr>
+          <w:rFonts w:ascii="Preeti" w:hAnsi="Preeti"/>
+          <w:sz w:val="30"/>
+          <w:szCs w:val="30"/>
+        </w:rPr>
+        <w:t xml:space="preserve">¿ </w:t>
+      </w:r>
+      <w:proofErr w:type="spellStart"/>
+      <w:r>
+        <w:rPr>
+          <w:rFonts w:ascii="Preeti" w:hAnsi="Preeti"/>
+          <w:sz w:val="30"/>
+          <w:szCs w:val="30"/>
+        </w:rPr>
+        <w:t>cfP</w:t>
+      </w:r>
+      <w:proofErr w:type="spellEnd"/>
+      <w:r>
+        <w:rPr>
+          <w:rFonts w:ascii="Preeti" w:hAnsi="Preeti"/>
+          <w:sz w:val="30"/>
+          <w:szCs w:val="30"/>
+        </w:rPr>
+        <w:t xml:space="preserve">/ </w:t>
+      </w:r>
+      <w:proofErr w:type="spellStart"/>
+      <w:r>
+        <w:rPr>
+          <w:rFonts w:ascii="Preeti" w:hAnsi="Preeti"/>
+          <w:sz w:val="30"/>
+          <w:szCs w:val="30"/>
+        </w:rPr>
+        <w:t>nfOg</w:t>
+      </w:r>
+      <w:proofErr w:type="spellEnd"/>
+      <w:r>
+        <w:rPr>
+          <w:rFonts w:ascii="Preeti" w:hAnsi="Preeti"/>
+          <w:sz w:val="30"/>
+          <w:szCs w:val="30"/>
+        </w:rPr>
+        <w:t xml:space="preserve"> hf]l8lbP5g\ . </w:t>
+      </w:r>
+      <w:proofErr w:type="spellStart"/>
+      <w:r>
+        <w:rPr>
+          <w:rFonts w:ascii="Preeti" w:hAnsi="Preeti"/>
+          <w:sz w:val="30"/>
+          <w:szCs w:val="30"/>
+        </w:rPr>
+        <w:t>afcfdf</w:t>
+      </w:r>
+      <w:proofErr w:type="spellEnd"/>
+      <w:r>
+        <w:rPr>
+          <w:rFonts w:ascii="Preeti" w:hAnsi="Preeti"/>
+          <w:sz w:val="30"/>
+          <w:szCs w:val="30"/>
+        </w:rPr>
+        <w:t xml:space="preserve"> </w:t>
+      </w:r>
+      <w:proofErr w:type="spellStart"/>
+      <w:r>
+        <w:rPr>
+          <w:rFonts w:ascii="Preeti" w:hAnsi="Preeti"/>
+          <w:sz w:val="30"/>
+          <w:szCs w:val="30"/>
+        </w:rPr>
+        <w:t>b'a</w:t>
+      </w:r>
+      <w:proofErr w:type="spellEnd"/>
+      <w:r>
+        <w:rPr>
+          <w:rFonts w:ascii="Preeti" w:hAnsi="Preeti"/>
+          <w:sz w:val="30"/>
+          <w:szCs w:val="30"/>
+        </w:rPr>
+        <w:t xml:space="preserve">} </w:t>
+      </w:r>
+      <w:proofErr w:type="spellStart"/>
+      <w:r>
+        <w:rPr>
+          <w:rFonts w:ascii="Preeti" w:hAnsi="Preeti"/>
+          <w:sz w:val="30"/>
+          <w:szCs w:val="30"/>
+        </w:rPr>
+        <w:t>hgf</w:t>
+      </w:r>
+      <w:proofErr w:type="spellEnd"/>
+      <w:r>
+        <w:rPr>
+          <w:rFonts w:ascii="Preeti" w:hAnsi="Preeti"/>
+          <w:sz w:val="30"/>
+          <w:szCs w:val="30"/>
+        </w:rPr>
+        <w:t xml:space="preserve"> clkm;af6 kms{</w:t>
+      </w:r>
+      <w:proofErr w:type="spellStart"/>
+      <w:r>
+        <w:rPr>
+          <w:rFonts w:ascii="Preeti" w:hAnsi="Preeti"/>
+          <w:sz w:val="30"/>
+          <w:szCs w:val="30"/>
+        </w:rPr>
+        <w:t>g'ePsf</w:t>
+      </w:r>
+      <w:proofErr w:type="spellEnd"/>
+      <w:r>
+        <w:rPr>
+          <w:rFonts w:ascii="Preeti" w:hAnsi="Preeti"/>
+          <w:sz w:val="30"/>
+          <w:szCs w:val="30"/>
+        </w:rPr>
+        <w:t xml:space="preserve">] </w:t>
+      </w:r>
+      <w:proofErr w:type="spellStart"/>
+      <w:r>
+        <w:rPr>
+          <w:rFonts w:ascii="Preeti" w:hAnsi="Preeti"/>
+          <w:sz w:val="30"/>
+          <w:szCs w:val="30"/>
+        </w:rPr>
+        <w:t>lyPg</w:t>
+      </w:r>
+      <w:proofErr w:type="spellEnd"/>
+      <w:r>
+        <w:rPr>
+          <w:rFonts w:ascii="Preeti" w:hAnsi="Preeti"/>
+          <w:sz w:val="30"/>
+          <w:szCs w:val="30"/>
+        </w:rPr>
+        <w:t xml:space="preserve"> . 3/</w:t>
+      </w:r>
+      <w:proofErr w:type="spellStart"/>
+      <w:r>
+        <w:rPr>
+          <w:rFonts w:ascii="Preeti" w:hAnsi="Preeti"/>
+          <w:sz w:val="30"/>
+          <w:szCs w:val="30"/>
+        </w:rPr>
+        <w:t>df</w:t>
+      </w:r>
+      <w:proofErr w:type="spellEnd"/>
+      <w:r>
+        <w:rPr>
+          <w:rFonts w:ascii="Preeti" w:hAnsi="Preeti"/>
+          <w:sz w:val="30"/>
+          <w:szCs w:val="30"/>
+        </w:rPr>
+        <w:t xml:space="preserve"> </w:t>
+      </w:r>
+      <w:proofErr w:type="spellStart"/>
+      <w:r>
+        <w:rPr>
+          <w:rFonts w:ascii="Preeti" w:hAnsi="Preeti"/>
+          <w:sz w:val="30"/>
+          <w:szCs w:val="30"/>
+        </w:rPr>
+        <w:t>clxn</w:t>
+      </w:r>
+      <w:proofErr w:type="spellEnd"/>
+      <w:r>
+        <w:rPr>
+          <w:rFonts w:ascii="Preeti" w:hAnsi="Preeti"/>
+          <w:sz w:val="30"/>
+          <w:szCs w:val="30"/>
+        </w:rPr>
+        <w:t>] d / 6]</w:t>
+      </w:r>
+      <w:proofErr w:type="spellStart"/>
+      <w:r>
+        <w:rPr>
+          <w:rFonts w:ascii="Preeti" w:hAnsi="Preeti"/>
+          <w:sz w:val="30"/>
+          <w:szCs w:val="30"/>
+        </w:rPr>
+        <w:t>lnkmf</w:t>
+      </w:r>
+      <w:proofErr w:type="spellEnd"/>
+      <w:r>
+        <w:rPr>
+          <w:rFonts w:ascii="Preeti" w:hAnsi="Preeti"/>
+          <w:sz w:val="30"/>
+          <w:szCs w:val="30"/>
+        </w:rPr>
+        <w:t xml:space="preserve">]g </w:t>
+      </w:r>
+      <w:proofErr w:type="spellStart"/>
+      <w:r>
+        <w:rPr>
+          <w:rFonts w:ascii="Preeti" w:hAnsi="Preeti"/>
+          <w:sz w:val="30"/>
+          <w:szCs w:val="30"/>
+        </w:rPr>
+        <w:t>dfq</w:t>
+      </w:r>
+      <w:proofErr w:type="spellEnd"/>
+      <w:r>
+        <w:rPr>
+          <w:rFonts w:ascii="Preeti" w:hAnsi="Preeti"/>
+          <w:sz w:val="30"/>
+          <w:szCs w:val="30"/>
+        </w:rPr>
+        <w:t xml:space="preserve"> </w:t>
+      </w:r>
+      <w:proofErr w:type="spellStart"/>
+      <w:r>
+        <w:rPr>
+          <w:rFonts w:ascii="Preeti" w:hAnsi="Preeti"/>
+          <w:sz w:val="30"/>
+          <w:szCs w:val="30"/>
+        </w:rPr>
+        <w:t>lyof</w:t>
+      </w:r>
+      <w:proofErr w:type="spellEnd"/>
+      <w:r>
+        <w:rPr>
+          <w:rFonts w:ascii="Preeti" w:hAnsi="Preeti"/>
+          <w:sz w:val="30"/>
+          <w:szCs w:val="30"/>
+        </w:rPr>
+        <w:t>}F .</w:t>
       </w:r>
     </w:p>
     <w:p>
@@ -2983,15 +6782,27 @@
           <w:szCs w:val="30"/>
         </w:rPr>
       </w:pPr>
-      <w:r>
-        <w:rPr>
-          <w:rFonts w:ascii="Preeti" w:hAnsi="Preeti"/>
-          <w:b/>
-          <w:bCs/>
-          <w:sz w:val="30"/>
-          <w:szCs w:val="30"/>
-        </w:rPr>
-        <w:t>k|Zgx¿ M</w:t>
+      <w:proofErr w:type="spellStart"/>
+      <w:r>
+        <w:rPr>
+          <w:rFonts w:ascii="Preeti" w:hAnsi="Preeti"/>
+          <w:b/>
+          <w:bCs/>
+          <w:sz w:val="30"/>
+          <w:szCs w:val="30"/>
+        </w:rPr>
+        <w:t>k|Zgx</w:t>
+      </w:r>
+      <w:proofErr w:type="spellEnd"/>
+      <w:r>
+        <w:rPr>
+          <w:rFonts w:ascii="Preeti" w:hAnsi="Preeti"/>
+          <w:b/>
+          <w:bCs/>
+          <w:sz w:val="30"/>
+          <w:szCs w:val="30"/>
+        </w:rPr>
+        <w:t>¿ M</w:t>
       </w:r>
     </w:p>
     <w:p>
@@ -3011,6 +6822,7 @@
         </w:rPr>
         <w:t xml:space="preserve">s_ </w:t>
       </w:r>
+      <w:proofErr w:type="spellStart"/>
       <w:r>
         <w:rPr>
           <w:rFonts w:ascii="Preeti" w:hAnsi="Preeti"/>
@@ -3025,7 +6837,34 @@
           <w:sz w:val="30"/>
           <w:szCs w:val="30"/>
         </w:rPr>
-        <w:t>f] sf]7fdf s] hf]8]sf] lyof]</w:t>
+        <w:t>f</w:t>
+      </w:r>
+      <w:proofErr w:type="spellEnd"/>
+      <w:r>
+        <w:rPr>
+          <w:rFonts w:ascii="Preeti" w:hAnsi="Preeti"/>
+          <w:sz w:val="30"/>
+          <w:szCs w:val="30"/>
+        </w:rPr>
+        <w:t xml:space="preserve">] sf]7fdf s] hf]8]sf] </w:t>
+      </w:r>
+      <w:proofErr w:type="spellStart"/>
+      <w:r>
+        <w:rPr>
+          <w:rFonts w:ascii="Preeti" w:hAnsi="Preeti"/>
+          <w:sz w:val="30"/>
+          <w:szCs w:val="30"/>
+        </w:rPr>
+        <w:t>lyof</w:t>
+      </w:r>
+      <w:proofErr w:type="spellEnd"/>
+      <w:r>
+        <w:rPr>
+          <w:rFonts w:ascii="Preeti" w:hAnsi="Preeti"/>
+          <w:sz w:val="30"/>
+          <w:szCs w:val="30"/>
+        </w:rPr>
+        <w:t>]</w:t>
       </w:r>
       <w:r>
         <w:rPr>
@@ -3059,7 +6898,187 @@
           <w:sz w:val="30"/>
           <w:szCs w:val="30"/>
         </w:rPr>
-        <w:t xml:space="preserve">6]lnkmf]gsf nflu afn] slxn]b]lv kmf/fd eg{'ePsf] lyof] </w:t>
+        <w:t>6]</w:t>
+      </w:r>
+      <w:proofErr w:type="spellStart"/>
+      <w:r>
+        <w:rPr>
+          <w:rFonts w:ascii="Preeti" w:hAnsi="Preeti"/>
+          <w:sz w:val="30"/>
+          <w:szCs w:val="30"/>
+        </w:rPr>
+        <w:t>lnkmf</w:t>
+      </w:r>
+      <w:proofErr w:type="spellEnd"/>
+      <w:r>
+        <w:rPr>
+          <w:rFonts w:ascii="Preeti" w:hAnsi="Preeti"/>
+          <w:sz w:val="30"/>
+          <w:szCs w:val="30"/>
+        </w:rPr>
+        <w:t>]</w:t>
+      </w:r>
+      <w:proofErr w:type="spellStart"/>
+      <w:r>
+        <w:rPr>
+          <w:rFonts w:ascii="Preeti" w:hAnsi="Preeti"/>
+          <w:sz w:val="30"/>
+          <w:szCs w:val="30"/>
+        </w:rPr>
+        <w:t>gsf</w:t>
+      </w:r>
+      <w:proofErr w:type="spellEnd"/>
+      <w:r>
+        <w:rPr>
+          <w:rFonts w:ascii="Preeti" w:hAnsi="Preeti"/>
+          <w:sz w:val="30"/>
+          <w:szCs w:val="30"/>
+        </w:rPr>
+        <w:t xml:space="preserve"> </w:t>
+      </w:r>
+      <w:proofErr w:type="spellStart"/>
+      <w:r>
+        <w:rPr>
+          <w:rFonts w:ascii="Preeti" w:hAnsi="Preeti"/>
+          <w:sz w:val="30"/>
+          <w:szCs w:val="30"/>
+        </w:rPr>
+        <w:t>nflu</w:t>
+      </w:r>
+      <w:proofErr w:type="spellEnd"/>
+      <w:r>
+        <w:rPr>
+          <w:rFonts w:ascii="Preeti" w:hAnsi="Preeti"/>
+          <w:sz w:val="30"/>
+          <w:szCs w:val="30"/>
+        </w:rPr>
+        <w:t xml:space="preserve"> </w:t>
+      </w:r>
+      <w:proofErr w:type="spellStart"/>
+      <w:r>
+        <w:rPr>
+          <w:rFonts w:ascii="Preeti" w:hAnsi="Preeti"/>
+          <w:sz w:val="30"/>
+          <w:szCs w:val="30"/>
+        </w:rPr>
+        <w:t>afn</w:t>
+      </w:r>
+      <w:proofErr w:type="spellEnd"/>
+      <w:r>
+        <w:rPr>
+          <w:rFonts w:ascii="Preeti" w:hAnsi="Preeti"/>
+          <w:sz w:val="30"/>
+          <w:szCs w:val="30"/>
+        </w:rPr>
+        <w:t xml:space="preserve">] </w:t>
+      </w:r>
+      <w:proofErr w:type="spellStart"/>
+      <w:r>
+        <w:rPr>
+          <w:rFonts w:ascii="Preeti" w:hAnsi="Preeti"/>
+          <w:sz w:val="30"/>
+          <w:szCs w:val="30"/>
+        </w:rPr>
+        <w:t>slxn</w:t>
+      </w:r>
+      <w:proofErr w:type="spellEnd"/>
+      <w:r>
+        <w:rPr>
+          <w:rFonts w:ascii="Preeti" w:hAnsi="Preeti"/>
+          <w:sz w:val="30"/>
+          <w:szCs w:val="30"/>
+        </w:rPr>
+        <w:t xml:space="preserve">]b]lv </w:t>
+      </w:r>
+      <w:proofErr w:type="spellStart"/>
+      <w:r>
+        <w:rPr>
+          <w:rFonts w:ascii="Preeti" w:hAnsi="Preeti"/>
+          <w:sz w:val="30"/>
+          <w:szCs w:val="30"/>
+        </w:rPr>
+        <w:t>kmf</w:t>
+      </w:r>
+      <w:proofErr w:type="spellEnd"/>
+      <w:r>
+        <w:rPr>
+          <w:rFonts w:ascii="Preeti" w:hAnsi="Preeti"/>
+          <w:sz w:val="30"/>
+          <w:szCs w:val="30"/>
+        </w:rPr>
+        <w:t>/</w:t>
+      </w:r>
+      <w:proofErr w:type="spellStart"/>
+      <w:r>
+        <w:rPr>
+          <w:rFonts w:ascii="Preeti" w:hAnsi="Preeti"/>
+          <w:sz w:val="30"/>
+          <w:szCs w:val="30"/>
+        </w:rPr>
+        <w:t>fd</w:t>
+      </w:r>
+      <w:proofErr w:type="spellEnd"/>
+      <w:r>
+        <w:rPr>
+          <w:rFonts w:ascii="Preeti" w:hAnsi="Preeti"/>
+          <w:sz w:val="30"/>
+          <w:szCs w:val="30"/>
+        </w:rPr>
+        <w:t xml:space="preserve"> </w:t>
+      </w:r>
+      <w:proofErr w:type="spellStart"/>
+      <w:r>
+        <w:rPr>
+          <w:rFonts w:ascii="Preeti" w:hAnsi="Preeti"/>
+          <w:sz w:val="30"/>
+          <w:szCs w:val="30"/>
+        </w:rPr>
+        <w:t>eg</w:t>
+      </w:r>
+      <w:proofErr w:type="spellEnd"/>
+      <w:r>
+        <w:rPr>
+          <w:rFonts w:ascii="Preeti" w:hAnsi="Preeti"/>
+          <w:sz w:val="30"/>
+          <w:szCs w:val="30"/>
+        </w:rPr>
+        <w:t>{'</w:t>
+      </w:r>
+      <w:proofErr w:type="spellStart"/>
+      <w:r>
+        <w:rPr>
+          <w:rFonts w:ascii="Preeti" w:hAnsi="Preeti"/>
+          <w:sz w:val="30"/>
+          <w:szCs w:val="30"/>
+        </w:rPr>
+        <w:t>ePsf</w:t>
+      </w:r>
+      <w:proofErr w:type="spellEnd"/>
+      <w:r>
+        <w:rPr>
+          <w:rFonts w:ascii="Preeti" w:hAnsi="Preeti"/>
+          <w:sz w:val="30"/>
+          <w:szCs w:val="30"/>
+        </w:rPr>
+        <w:t xml:space="preserve">] </w:t>
+      </w:r>
+      <w:proofErr w:type="spellStart"/>
+      <w:r>
+        <w:rPr>
+          <w:rFonts w:ascii="Preeti" w:hAnsi="Preeti"/>
+          <w:sz w:val="30"/>
+          <w:szCs w:val="30"/>
+        </w:rPr>
+        <w:t>lyof</w:t>
+      </w:r>
+      <w:proofErr w:type="spellEnd"/>
+      <w:r>
+        <w:rPr>
+          <w:rFonts w:ascii="Preeti" w:hAnsi="Preeti"/>
+          <w:sz w:val="30"/>
+          <w:szCs w:val="30"/>
+        </w:rPr>
+        <w:t xml:space="preserve">] </w:t>
       </w:r>
       <w:r>
         <w:rPr>
@@ -3087,13 +7106,85 @@
         </w:rPr>
         <w:t xml:space="preserve">u_ </w:t>
       </w:r>
-      <w:r>
-        <w:rPr>
-          <w:rFonts w:ascii="Preeti" w:hAnsi="Preeti"/>
-          <w:sz w:val="30"/>
-          <w:szCs w:val="30"/>
-        </w:rPr>
-        <w:t>afcfdf sxf hfg'ePsf] lyof]</w:t>
+      <w:proofErr w:type="spellStart"/>
+      <w:r>
+        <w:rPr>
+          <w:rFonts w:ascii="Preeti" w:hAnsi="Preeti"/>
+          <w:sz w:val="30"/>
+          <w:szCs w:val="30"/>
+        </w:rPr>
+        <w:t>afcfdf</w:t>
+      </w:r>
+      <w:proofErr w:type="spellEnd"/>
+      <w:r>
+        <w:rPr>
+          <w:rFonts w:ascii="Preeti" w:hAnsi="Preeti"/>
+          <w:sz w:val="30"/>
+          <w:szCs w:val="30"/>
+        </w:rPr>
+        <w:t xml:space="preserve"> </w:t>
+      </w:r>
+      <w:proofErr w:type="spellStart"/>
+      <w:r>
+        <w:rPr>
+          <w:rFonts w:ascii="Preeti" w:hAnsi="Preeti"/>
+          <w:sz w:val="30"/>
+          <w:szCs w:val="30"/>
+        </w:rPr>
+        <w:t>sxf</w:t>
+      </w:r>
+      <w:r>
+        <w:rPr>
+          <w:rFonts w:ascii="Preeti" w:hAnsi="Preeti"/>
+          <w:sz w:val="30"/>
+          <w:szCs w:val="30"/>
+        </w:rPr>
+        <w:t>F</w:t>
+      </w:r>
+      <w:proofErr w:type="spellEnd"/>
+      <w:r>
+        <w:rPr>
+          <w:rFonts w:ascii="Preeti" w:hAnsi="Preeti"/>
+          <w:sz w:val="30"/>
+          <w:szCs w:val="30"/>
+        </w:rPr>
+        <w:t xml:space="preserve"> </w:t>
+      </w:r>
+      <w:proofErr w:type="spellStart"/>
+      <w:r>
+        <w:rPr>
+          <w:rFonts w:ascii="Preeti" w:hAnsi="Preeti"/>
+          <w:sz w:val="30"/>
+          <w:szCs w:val="30"/>
+        </w:rPr>
+        <w:t>hfg'ePsf</w:t>
+      </w:r>
+      <w:proofErr w:type="spellEnd"/>
+      <w:r>
+        <w:rPr>
+          <w:rFonts w:ascii="Preeti" w:hAnsi="Preeti"/>
+          <w:sz w:val="30"/>
+          <w:szCs w:val="30"/>
+        </w:rPr>
+        <w:t xml:space="preserve">] </w:t>
+      </w:r>
+      <w:proofErr w:type="spellStart"/>
+      <w:r>
+        <w:rPr>
+          <w:rFonts w:ascii="Preeti" w:hAnsi="Preeti"/>
+          <w:sz w:val="30"/>
+          <w:szCs w:val="30"/>
+        </w:rPr>
+        <w:t>lyof</w:t>
+      </w:r>
+      <w:proofErr w:type="spellEnd"/>
+      <w:r>
+        <w:rPr>
+          <w:rFonts w:ascii="Preeti" w:hAnsi="Preeti"/>
+          <w:sz w:val="30"/>
+          <w:szCs w:val="30"/>
+        </w:rPr>
+        <w:t>]</w:t>
       </w:r>
       <w:r>
         <w:rPr>
@@ -3119,7 +7210,79 @@
           <w:sz w:val="30"/>
           <w:szCs w:val="30"/>
         </w:rPr>
-        <w:t>3_ tnsf zAbx¿sf] pN6f] cy{ cg'R5]baf6 vf]h]/ n]Vg'xf];\ M</w:t>
+        <w:t xml:space="preserve">3_ </w:t>
+      </w:r>
+      <w:proofErr w:type="spellStart"/>
+      <w:r>
+        <w:rPr>
+          <w:rFonts w:ascii="Preeti" w:hAnsi="Preeti"/>
+          <w:sz w:val="30"/>
+          <w:szCs w:val="30"/>
+        </w:rPr>
+        <w:t>tnsf</w:t>
+      </w:r>
+      <w:proofErr w:type="spellEnd"/>
+      <w:r>
+        <w:rPr>
+          <w:rFonts w:ascii="Preeti" w:hAnsi="Preeti"/>
+          <w:sz w:val="30"/>
+          <w:szCs w:val="30"/>
+        </w:rPr>
+        <w:t xml:space="preserve"> </w:t>
+      </w:r>
+      <w:proofErr w:type="spellStart"/>
+      <w:r>
+        <w:rPr>
+          <w:rFonts w:ascii="Preeti" w:hAnsi="Preeti"/>
+          <w:sz w:val="30"/>
+          <w:szCs w:val="30"/>
+        </w:rPr>
+        <w:t>zAbx¿sf</w:t>
+      </w:r>
+      <w:proofErr w:type="spellEnd"/>
+      <w:r>
+        <w:rPr>
+          <w:rFonts w:ascii="Preeti" w:hAnsi="Preeti"/>
+          <w:sz w:val="30"/>
+          <w:szCs w:val="30"/>
+        </w:rPr>
+        <w:t xml:space="preserve">] pN6f] cy{ cg'R5]baf6 </w:t>
+      </w:r>
+      <w:proofErr w:type="spellStart"/>
+      <w:r>
+        <w:rPr>
+          <w:rFonts w:ascii="Preeti" w:hAnsi="Preeti"/>
+          <w:sz w:val="30"/>
+          <w:szCs w:val="30"/>
+        </w:rPr>
+        <w:t>vf</w:t>
+      </w:r>
+      <w:proofErr w:type="spellEnd"/>
+      <w:r>
+        <w:rPr>
+          <w:rFonts w:ascii="Preeti" w:hAnsi="Preeti"/>
+          <w:sz w:val="30"/>
+          <w:szCs w:val="30"/>
+        </w:rPr>
+        <w:t>]h]/ n]</w:t>
+      </w:r>
+      <w:proofErr w:type="spellStart"/>
+      <w:r>
+        <w:rPr>
+          <w:rFonts w:ascii="Preeti" w:hAnsi="Preeti"/>
+          <w:sz w:val="30"/>
+          <w:szCs w:val="30"/>
+        </w:rPr>
+        <w:t>Vg'xf</w:t>
+      </w:r>
+      <w:proofErr w:type="spellEnd"/>
+      <w:r>
+        <w:rPr>
+          <w:rFonts w:ascii="Preeti" w:hAnsi="Preeti"/>
+          <w:sz w:val="30"/>
+          <w:szCs w:val="30"/>
+        </w:rPr>
+        <w:t>];\ M</w:t>
       </w:r>
     </w:p>
     <w:p>
@@ -3139,13 +7302,23 @@
         </w:rPr>
         <w:tab/>
       </w:r>
-      <w:r>
-        <w:rPr>
-          <w:rFonts w:ascii="Preeti" w:hAnsi="Preeti"/>
-          <w:sz w:val="30"/>
-          <w:szCs w:val="30"/>
-        </w:rPr>
-        <w:t>Kflxn]</w:t>
+      <w:proofErr w:type="spellStart"/>
+      <w:r>
+        <w:rPr>
+          <w:rFonts w:ascii="Preeti" w:hAnsi="Preeti"/>
+          <w:sz w:val="30"/>
+          <w:szCs w:val="30"/>
+        </w:rPr>
+        <w:t>Kflxn</w:t>
+      </w:r>
+      <w:proofErr w:type="spellEnd"/>
+      <w:r>
+        <w:rPr>
+          <w:rFonts w:ascii="Preeti" w:hAnsi="Preeti"/>
+          <w:sz w:val="30"/>
+          <w:szCs w:val="30"/>
+        </w:rPr>
+        <w:t>]</w:t>
       </w:r>
       <w:r>
         <w:rPr>
@@ -3177,8 +7350,18 @@
           <w:sz w:val="30"/>
           <w:szCs w:val="30"/>
         </w:rPr>
-        <w:t>a]n'sf</w:t>
-      </w:r>
+        <w:t>a]</w:t>
+      </w:r>
+      <w:proofErr w:type="spellStart"/>
+      <w:r>
+        <w:rPr>
+          <w:rFonts w:ascii="Preeti" w:hAnsi="Preeti"/>
+          <w:sz w:val="30"/>
+          <w:szCs w:val="30"/>
+        </w:rPr>
+        <w:t>n'sf</w:t>
+      </w:r>
+      <w:proofErr w:type="spellEnd"/>
       <w:r>
         <w:rPr>
           <w:rFonts w:ascii="Cambria Math" w:hAnsi="Cambria Math" w:cs="Cambria Math"/>
@@ -3207,7 +7390,29 @@
           <w:sz w:val="30"/>
           <w:szCs w:val="30"/>
         </w:rPr>
-        <w:t>v_ tnsf]</w:t>
+        <w:t xml:space="preserve">v_ </w:t>
+      </w:r>
+      <w:proofErr w:type="spellStart"/>
+      <w:r>
+        <w:rPr>
+          <w:rFonts w:ascii="Preeti" w:hAnsi="Preeti"/>
+          <w:b/>
+          <w:bCs/>
+          <w:sz w:val="30"/>
+          <w:szCs w:val="30"/>
+        </w:rPr>
+        <w:t>tnsf</w:t>
+      </w:r>
+      <w:proofErr w:type="spellEnd"/>
+      <w:r>
+        <w:rPr>
+          <w:rFonts w:ascii="Preeti" w:hAnsi="Preeti"/>
+          <w:b/>
+          <w:bCs/>
+          <w:sz w:val="30"/>
+          <w:szCs w:val="30"/>
+        </w:rPr>
+        <w:t>]</w:t>
       </w:r>
       <w:r>
         <w:rPr>
@@ -3227,7 +7432,95 @@
           <w:sz w:val="30"/>
           <w:szCs w:val="30"/>
         </w:rPr>
-        <w:t>k9L ;f]lwPsf k|Zgx¿sf] pQ/ n]Vg'xf];\ M</w:t>
+        <w:t>k9L ;f]</w:t>
+      </w:r>
+      <w:proofErr w:type="spellStart"/>
+      <w:r>
+        <w:rPr>
+          <w:rFonts w:ascii="Preeti" w:hAnsi="Preeti"/>
+          <w:b/>
+          <w:bCs/>
+          <w:sz w:val="30"/>
+          <w:szCs w:val="30"/>
+        </w:rPr>
+        <w:t>lwPsf</w:t>
+      </w:r>
+      <w:proofErr w:type="spellEnd"/>
+      <w:r>
+        <w:rPr>
+          <w:rFonts w:ascii="Preeti" w:hAnsi="Preeti"/>
+          <w:b/>
+          <w:bCs/>
+          <w:sz w:val="30"/>
+          <w:szCs w:val="30"/>
+        </w:rPr>
+        <w:t xml:space="preserve"> </w:t>
+      </w:r>
+      <w:proofErr w:type="spellStart"/>
+      <w:r>
+        <w:rPr>
+          <w:rFonts w:ascii="Preeti" w:hAnsi="Preeti"/>
+          <w:b/>
+          <w:bCs/>
+          <w:sz w:val="30"/>
+          <w:szCs w:val="30"/>
+        </w:rPr>
+        <w:t>k|Zgx¿sf</w:t>
+      </w:r>
+      <w:proofErr w:type="spellEnd"/>
+      <w:r>
+        <w:rPr>
+          <w:rFonts w:ascii="Preeti" w:hAnsi="Preeti"/>
+          <w:b/>
+          <w:bCs/>
+          <w:sz w:val="30"/>
+          <w:szCs w:val="30"/>
+        </w:rPr>
+        <w:t xml:space="preserve">] </w:t>
+      </w:r>
+      <w:proofErr w:type="spellStart"/>
+      <w:r>
+        <w:rPr>
+          <w:rFonts w:ascii="Preeti" w:hAnsi="Preeti"/>
+          <w:b/>
+          <w:bCs/>
+          <w:sz w:val="30"/>
+          <w:szCs w:val="30"/>
+        </w:rPr>
+        <w:t>pQ</w:t>
+      </w:r>
+      <w:proofErr w:type="spellEnd"/>
+      <w:r>
+        <w:rPr>
+          <w:rFonts w:ascii="Preeti" w:hAnsi="Preeti"/>
+          <w:b/>
+          <w:bCs/>
+          <w:sz w:val="30"/>
+          <w:szCs w:val="30"/>
+        </w:rPr>
+        <w:t>/ n]</w:t>
+      </w:r>
+      <w:proofErr w:type="spellStart"/>
+      <w:r>
+        <w:rPr>
+          <w:rFonts w:ascii="Preeti" w:hAnsi="Preeti"/>
+          <w:b/>
+          <w:bCs/>
+          <w:sz w:val="30"/>
+          <w:szCs w:val="30"/>
+        </w:rPr>
+        <w:t>Vg'xf</w:t>
+      </w:r>
+      <w:proofErr w:type="spellEnd"/>
+      <w:r>
+        <w:rPr>
+          <w:rFonts w:ascii="Preeti" w:hAnsi="Preeti"/>
+          <w:b/>
+          <w:bCs/>
+          <w:sz w:val="30"/>
+          <w:szCs w:val="30"/>
+        </w:rPr>
+        <w:t>];\ M</w:t>
       </w:r>
       <w:r>
         <w:rPr>
@@ -3286,7 +7579,49 @@
           <w:szCs w:val="30"/>
           <w:cs/>
         </w:rPr>
-        <w:t>पाइँदा रहेछन् । एउटा होटलमा कोठाको बन्दोबस्त गौँ । दिदी र म एउटा कोठामा र</w:t>
+        <w:t xml:space="preserve">पाइँदा रहेछन् । एउटा होटलमा कोठाको बन्दोबस्त </w:t>
+      </w:r>
+      <w:r>
+        <w:rPr>
+          <w:rFonts w:ascii="Preeti" w:hAnsi="Preeti" w:cs="Kokila"/>
+          <w:sz w:val="30"/>
+          <w:szCs w:val="30"/>
+          <w:cs/>
+        </w:rPr>
+        <w:t>ग</w:t>
+      </w:r>
+      <w:r>
+        <w:rPr>
+          <w:rFonts w:ascii="Preeti" w:hAnsi="Preeti" w:cs="Kokila"/>
+          <w:sz w:val="30"/>
+          <w:szCs w:val="30"/>
+        </w:rPr>
+        <w:t>¥</w:t>
+      </w:r>
+      <w:r>
+        <w:rPr>
+          <w:rFonts w:ascii="Preeti" w:hAnsi="Preeti" w:cs="Kokila"/>
+          <w:sz w:val="30"/>
+          <w:szCs w:val="30"/>
+        </w:rPr>
+        <w:t>of</w:t>
+      </w:r>
+      <w:r>
+        <w:rPr>
+          <w:rFonts w:ascii="Preeti" w:hAnsi="Preeti" w:cs="Kokila"/>
+          <w:sz w:val="30"/>
+          <w:szCs w:val="30"/>
+        </w:rPr>
+        <w:t>}F</w:t>
+      </w:r>
+      <w:r>
+        <w:rPr>
+          <w:rFonts w:ascii="Preeti" w:hAnsi="Preeti" w:cs="Kokila"/>
+          <w:sz w:val="30"/>
+          <w:szCs w:val="30"/>
+          <w:cs/>
+        </w:rPr>
+        <w:t xml:space="preserve"> । दिदी र म एउटा कोठामा र</w:t>
       </w:r>
     </w:p>
     <w:p>
@@ -3325,7 +7660,67 @@
           <w:cs/>
         </w:rPr>
         <w:lastRenderedPageBreak/>
-        <w:t>होटलका बत्तीको छायाँ फेवातालमा परेर पानी पनि हिरा टल्के जस्तै टल्किन्थ्यो । हामीले कोठामा गएर हाम्रो ब्याग राखेपछि चिया र हलुका नास्ता गौँ । करिब आठ बजेतिर खाना खाएर भोलि पोखरा घुम्ने ठाउँहरूको तय गौँ । करिब नौ बजेतिर सुत्ने तरखर गर्न थाल्यौं । मलाई निकै बेर निद्रा लागेन भरे कति वेला निदाएँछु । पत्तै पाइनँ ।</w:t>
+        <w:t xml:space="preserve">होटलका बत्तीको छायाँ फेवातालमा परेर पानी पनि हिरा टल्के जस्तै टल्किन्थ्यो । हामीले कोठामा गएर हाम्रो ब्याग राखेपछि चिया र हलुका नास्ता </w:t>
+      </w:r>
+      <w:r>
+        <w:rPr>
+          <w:rFonts w:ascii="Preeti" w:hAnsi="Preeti" w:cs="Kokila"/>
+          <w:sz w:val="30"/>
+          <w:szCs w:val="30"/>
+          <w:cs/>
+        </w:rPr>
+        <w:t>ग</w:t>
+      </w:r>
+      <w:r>
+        <w:rPr>
+          <w:rFonts w:ascii="Preeti" w:hAnsi="Preeti" w:cs="Kokila"/>
+          <w:sz w:val="30"/>
+          <w:szCs w:val="30"/>
+        </w:rPr>
+        <w:t>¥</w:t>
+      </w:r>
+      <w:r>
+        <w:rPr>
+          <w:rFonts w:ascii="Preeti" w:hAnsi="Preeti" w:cs="Kokila"/>
+          <w:sz w:val="30"/>
+          <w:szCs w:val="30"/>
+        </w:rPr>
+        <w:t>of</w:t>
+      </w:r>
+      <w:r>
+        <w:rPr>
+          <w:rFonts w:ascii="Preeti" w:hAnsi="Preeti" w:cs="Kokila"/>
+          <w:sz w:val="30"/>
+          <w:szCs w:val="30"/>
+        </w:rPr>
+        <w:t>}F</w:t>
+      </w:r>
+      <w:r>
+        <w:rPr>
+          <w:rFonts w:ascii="Preeti" w:hAnsi="Preeti" w:cs="Kokila"/>
+          <w:sz w:val="30"/>
+          <w:szCs w:val="30"/>
+          <w:cs/>
+        </w:rPr>
+        <w:t xml:space="preserve"> । करिब आठ बजेतिर खाना खाएर भोलि पोखरा घुम्ने ठाउँहरूको तय गौँ । करिब नौ बजेतिर सुत्ने तरखर गर्न थाल्यौं । मलाई निकै बेर निद्रा लागेन भरे कति </w:t>
+      </w:r>
+      <w:r>
+        <w:rPr>
+          <w:rFonts w:ascii="Preeti" w:hAnsi="Preeti" w:cs="Kokila" w:hint="cs"/>
+          <w:sz w:val="30"/>
+          <w:szCs w:val="30"/>
+          <w:cs/>
+        </w:rPr>
+        <w:t>बे</w:t>
+      </w:r>
+      <w:r>
+        <w:rPr>
+          <w:rFonts w:ascii="Preeti" w:hAnsi="Preeti" w:cs="Kokila"/>
+          <w:sz w:val="30"/>
+          <w:szCs w:val="30"/>
+          <w:cs/>
+        </w:rPr>
+        <w:t>ला निदाएछु । पत्तै पाइनँ ।</w:t>
       </w:r>
     </w:p>
     <w:p>
@@ -3463,13 +7858,41 @@
         </w:rPr>
         <w:t xml:space="preserve">अर्थ </w:t>
       </w:r>
-      <w:r>
-        <w:rPr>
-          <w:rFonts w:ascii="Preeti" w:hAnsi="Preeti" w:cs="Kokila"/>
-          <w:sz w:val="30"/>
-          <w:szCs w:val="30"/>
-        </w:rPr>
-        <w:t xml:space="preserve">lbg] zAb </w:t>
+      <w:proofErr w:type="spellStart"/>
+      <w:r>
+        <w:rPr>
+          <w:rFonts w:ascii="Preeti" w:hAnsi="Preeti" w:cs="Kokila"/>
+          <w:sz w:val="30"/>
+          <w:szCs w:val="30"/>
+        </w:rPr>
+        <w:t>lbg</w:t>
+      </w:r>
+      <w:proofErr w:type="spellEnd"/>
+      <w:r>
+        <w:rPr>
+          <w:rFonts w:ascii="Preeti" w:hAnsi="Preeti" w:cs="Kokila"/>
+          <w:sz w:val="30"/>
+          <w:szCs w:val="30"/>
+        </w:rPr>
+        <w:t xml:space="preserve">] </w:t>
+      </w:r>
+      <w:proofErr w:type="spellStart"/>
+      <w:r>
+        <w:rPr>
+          <w:rFonts w:ascii="Preeti" w:hAnsi="Preeti" w:cs="Kokila"/>
+          <w:sz w:val="30"/>
+          <w:szCs w:val="30"/>
+        </w:rPr>
+        <w:t>zAb</w:t>
+      </w:r>
+      <w:proofErr w:type="spellEnd"/>
+      <w:r>
+        <w:rPr>
+          <w:rFonts w:ascii="Preeti" w:hAnsi="Preeti" w:cs="Kokila"/>
+          <w:sz w:val="30"/>
+          <w:szCs w:val="30"/>
+        </w:rPr>
+        <w:t xml:space="preserve"> </w:t>
       </w:r>
       <w:r>
         <w:rPr>
@@ -3521,7 +7944,24 @@
           <w:szCs w:val="30"/>
         </w:rPr>
         <w:tab/>
-        <w:t>tof/L</w:t>
+      </w:r>
+      <w:proofErr w:type="spellStart"/>
+      <w:r>
+        <w:rPr>
+          <w:rFonts w:ascii="Preeti" w:hAnsi="Preeti"/>
+          <w:sz w:val="30"/>
+          <w:szCs w:val="30"/>
+        </w:rPr>
+        <w:t>tof</w:t>
+      </w:r>
+      <w:proofErr w:type="spellEnd"/>
+      <w:r>
+        <w:rPr>
+          <w:rFonts w:ascii="Preeti" w:hAnsi="Preeti"/>
+          <w:sz w:val="30"/>
+          <w:szCs w:val="30"/>
+        </w:rPr>
+        <w:t>/L</w:t>
       </w:r>
       <w:r>
         <w:rPr>
@@ -3543,15 +7983,71 @@
           <w:szCs w:val="30"/>
         </w:rPr>
       </w:pPr>
-      <w:r>
-        <w:rPr>
-          <w:rFonts w:ascii="Preeti" w:hAnsi="Preeti"/>
-          <w:b/>
-          <w:bCs/>
-          <w:sz w:val="30"/>
-          <w:szCs w:val="30"/>
-        </w:rPr>
-        <w:t xml:space="preserve">k|Zg g+= !# a9fP/ n]Vg'xf];\ - s'g} Ps _ M </w:t>
+      <w:proofErr w:type="spellStart"/>
+      <w:r>
+        <w:rPr>
+          <w:rFonts w:ascii="Preeti" w:hAnsi="Preeti"/>
+          <w:b/>
+          <w:bCs/>
+          <w:sz w:val="30"/>
+          <w:szCs w:val="30"/>
+        </w:rPr>
+        <w:t>k|Zg</w:t>
+      </w:r>
+      <w:proofErr w:type="spellEnd"/>
+      <w:r>
+        <w:rPr>
+          <w:rFonts w:ascii="Preeti" w:hAnsi="Preeti"/>
+          <w:b/>
+          <w:bCs/>
+          <w:sz w:val="30"/>
+          <w:szCs w:val="30"/>
+        </w:rPr>
+        <w:t xml:space="preserve"> g+= !# a9fP/ n]</w:t>
+      </w:r>
+      <w:proofErr w:type="spellStart"/>
+      <w:r>
+        <w:rPr>
+          <w:rFonts w:ascii="Preeti" w:hAnsi="Preeti"/>
+          <w:b/>
+          <w:bCs/>
+          <w:sz w:val="30"/>
+          <w:szCs w:val="30"/>
+        </w:rPr>
+        <w:t>Vg'xf</w:t>
+      </w:r>
+      <w:proofErr w:type="spellEnd"/>
+      <w:r>
+        <w:rPr>
+          <w:rFonts w:ascii="Preeti" w:hAnsi="Preeti"/>
+          <w:b/>
+          <w:bCs/>
+          <w:sz w:val="30"/>
+          <w:szCs w:val="30"/>
+        </w:rPr>
+        <w:t xml:space="preserve">];\ - </w:t>
+      </w:r>
+      <w:proofErr w:type="spellStart"/>
+      <w:r>
+        <w:rPr>
+          <w:rFonts w:ascii="Preeti" w:hAnsi="Preeti"/>
+          <w:b/>
+          <w:bCs/>
+          <w:sz w:val="30"/>
+          <w:szCs w:val="30"/>
+        </w:rPr>
+        <w:t>s'g</w:t>
+      </w:r>
+      <w:proofErr w:type="spellEnd"/>
+      <w:r>
+        <w:rPr>
+          <w:rFonts w:ascii="Preeti" w:hAnsi="Preeti"/>
+          <w:b/>
+          <w:bCs/>
+          <w:sz w:val="30"/>
+          <w:szCs w:val="30"/>
+        </w:rPr>
+        <w:t xml:space="preserve">} Ps _ M </w:t>
       </w:r>
       <w:r>
         <w:rPr>
@@ -3612,13 +8108,59 @@
         </w:rPr>
         <w:t xml:space="preserve">s_ </w:t>
       </w:r>
-      <w:r>
-        <w:rPr>
-          <w:rFonts w:ascii="Preeti" w:hAnsi="Preeti"/>
-          <w:sz w:val="30"/>
-          <w:szCs w:val="30"/>
-        </w:rPr>
-        <w:t>k|s[lt g} u'? ltd|f]</w:t>
+      <w:proofErr w:type="spellStart"/>
+      <w:r>
+        <w:rPr>
+          <w:rFonts w:ascii="Preeti" w:hAnsi="Preeti"/>
+          <w:sz w:val="30"/>
+          <w:szCs w:val="30"/>
+        </w:rPr>
+        <w:t>k|s</w:t>
+      </w:r>
+      <w:proofErr w:type="spellEnd"/>
+      <w:r>
+        <w:rPr>
+          <w:rFonts w:ascii="Preeti" w:hAnsi="Preeti"/>
+          <w:sz w:val="30"/>
+          <w:szCs w:val="30"/>
+        </w:rPr>
+        <w:t>[</w:t>
+      </w:r>
+      <w:proofErr w:type="spellStart"/>
+      <w:r>
+        <w:rPr>
+          <w:rFonts w:ascii="Preeti" w:hAnsi="Preeti"/>
+          <w:sz w:val="30"/>
+          <w:szCs w:val="30"/>
+        </w:rPr>
+        <w:t>lt</w:t>
+      </w:r>
+      <w:proofErr w:type="spellEnd"/>
+      <w:r>
+        <w:rPr>
+          <w:rFonts w:ascii="Preeti" w:hAnsi="Preeti"/>
+          <w:sz w:val="30"/>
+          <w:szCs w:val="30"/>
+        </w:rPr>
+        <w:t xml:space="preserve"> g} u'? </w:t>
+      </w:r>
+      <w:proofErr w:type="spellStart"/>
+      <w:r>
+        <w:rPr>
+          <w:rFonts w:ascii="Preeti" w:hAnsi="Preeti"/>
+          <w:sz w:val="30"/>
+          <w:szCs w:val="30"/>
+        </w:rPr>
+        <w:t>ltd|f</w:t>
+      </w:r>
+      <w:proofErr w:type="spellEnd"/>
+      <w:r>
+        <w:rPr>
+          <w:rFonts w:ascii="Preeti" w:hAnsi="Preeti"/>
+          <w:sz w:val="30"/>
+          <w:szCs w:val="30"/>
+        </w:rPr>
+        <w:t>]</w:t>
       </w:r>
     </w:p>
     <w:p>
@@ -3636,8 +8178,54 @@
           <w:sz w:val="30"/>
           <w:szCs w:val="30"/>
         </w:rPr>
-        <w:t xml:space="preserve">   k|s[lt g} ;fyL</w:t>
-      </w:r>
+        <w:t xml:space="preserve">   </w:t>
+      </w:r>
+      <w:proofErr w:type="spellStart"/>
+      <w:r>
+        <w:rPr>
+          <w:rFonts w:ascii="Preeti" w:hAnsi="Preeti"/>
+          <w:sz w:val="30"/>
+          <w:szCs w:val="30"/>
+        </w:rPr>
+        <w:t>k|s</w:t>
+      </w:r>
+      <w:proofErr w:type="spellEnd"/>
+      <w:r>
+        <w:rPr>
+          <w:rFonts w:ascii="Preeti" w:hAnsi="Preeti"/>
+          <w:sz w:val="30"/>
+          <w:szCs w:val="30"/>
+        </w:rPr>
+        <w:t>[</w:t>
+      </w:r>
+      <w:proofErr w:type="spellStart"/>
+      <w:r>
+        <w:rPr>
+          <w:rFonts w:ascii="Preeti" w:hAnsi="Preeti"/>
+          <w:sz w:val="30"/>
+          <w:szCs w:val="30"/>
+        </w:rPr>
+        <w:t>lt</w:t>
+      </w:r>
+      <w:proofErr w:type="spellEnd"/>
+      <w:r>
+        <w:rPr>
+          <w:rFonts w:ascii="Preeti" w:hAnsi="Preeti"/>
+          <w:sz w:val="30"/>
+          <w:szCs w:val="30"/>
+        </w:rPr>
+        <w:t xml:space="preserve"> g} ;</w:t>
+      </w:r>
+      <w:proofErr w:type="spellStart"/>
+      <w:r>
+        <w:rPr>
+          <w:rFonts w:ascii="Preeti" w:hAnsi="Preeti"/>
+          <w:sz w:val="30"/>
+          <w:szCs w:val="30"/>
+        </w:rPr>
+        <w:t>fyL</w:t>
+      </w:r>
+      <w:proofErr w:type="spellEnd"/>
     </w:p>
     <w:p>
       <w:pPr>
@@ -3654,7 +8242,61 @@
           <w:sz w:val="30"/>
           <w:szCs w:val="30"/>
         </w:rPr>
-        <w:t xml:space="preserve">   k|s[ltnfO{ k9\of} eg] </w:t>
+        <w:t xml:space="preserve">   </w:t>
+      </w:r>
+      <w:proofErr w:type="spellStart"/>
+      <w:r>
+        <w:rPr>
+          <w:rFonts w:ascii="Preeti" w:hAnsi="Preeti"/>
+          <w:sz w:val="30"/>
+          <w:szCs w:val="30"/>
+        </w:rPr>
+        <w:t>k|s</w:t>
+      </w:r>
+      <w:proofErr w:type="spellEnd"/>
+      <w:r>
+        <w:rPr>
+          <w:rFonts w:ascii="Preeti" w:hAnsi="Preeti"/>
+          <w:sz w:val="30"/>
+          <w:szCs w:val="30"/>
+        </w:rPr>
+        <w:t>[</w:t>
+      </w:r>
+      <w:proofErr w:type="spellStart"/>
+      <w:r>
+        <w:rPr>
+          <w:rFonts w:ascii="Preeti" w:hAnsi="Preeti"/>
+          <w:sz w:val="30"/>
+          <w:szCs w:val="30"/>
+        </w:rPr>
+        <w:t>ltnfO</w:t>
+      </w:r>
+      <w:proofErr w:type="spellEnd"/>
+      <w:r>
+        <w:rPr>
+          <w:rFonts w:ascii="Preeti" w:hAnsi="Preeti"/>
+          <w:sz w:val="30"/>
+          <w:szCs w:val="30"/>
+        </w:rPr>
+        <w:t xml:space="preserve">{ k9\of} </w:t>
+      </w:r>
+      <w:proofErr w:type="spellStart"/>
+      <w:r>
+        <w:rPr>
+          <w:rFonts w:ascii="Preeti" w:hAnsi="Preeti"/>
+          <w:sz w:val="30"/>
+          <w:szCs w:val="30"/>
+        </w:rPr>
+        <w:t>eg</w:t>
+      </w:r>
+      <w:proofErr w:type="spellEnd"/>
+      <w:r>
+        <w:rPr>
+          <w:rFonts w:ascii="Preeti" w:hAnsi="Preeti"/>
+          <w:sz w:val="30"/>
+          <w:szCs w:val="30"/>
+        </w:rPr>
+        <w:t xml:space="preserve">] </w:t>
       </w:r>
     </w:p>
     <w:p>
@@ -3672,8 +8314,36 @@
           <w:sz w:val="30"/>
           <w:szCs w:val="30"/>
         </w:rPr>
-        <w:t xml:space="preserve">   k'U5f} dfly dfly</w:t>
-      </w:r>
+        <w:t xml:space="preserve">   k'U5f} </w:t>
+      </w:r>
+      <w:proofErr w:type="spellStart"/>
+      <w:r>
+        <w:rPr>
+          <w:rFonts w:ascii="Preeti" w:hAnsi="Preeti"/>
+          <w:sz w:val="30"/>
+          <w:szCs w:val="30"/>
+        </w:rPr>
+        <w:t>dfly</w:t>
+      </w:r>
+      <w:proofErr w:type="spellEnd"/>
+      <w:r>
+        <w:rPr>
+          <w:rFonts w:ascii="Preeti" w:hAnsi="Preeti"/>
+          <w:sz w:val="30"/>
+          <w:szCs w:val="30"/>
+        </w:rPr>
+        <w:t xml:space="preserve"> </w:t>
+      </w:r>
+      <w:proofErr w:type="spellStart"/>
+      <w:r>
+        <w:rPr>
+          <w:rFonts w:ascii="Preeti" w:hAnsi="Preeti"/>
+          <w:sz w:val="30"/>
+          <w:szCs w:val="30"/>
+        </w:rPr>
+        <w:t>dfly</w:t>
+      </w:r>
+      <w:proofErr w:type="spellEnd"/>
     </w:p>
     <w:p>
       <w:pPr>
@@ -3698,7 +8368,43 @@
           <w:sz w:val="30"/>
           <w:szCs w:val="30"/>
         </w:rPr>
-        <w:t>dfG5]n] l/; p7]kl5 cfkm\gf] uNtL la;{+bf] /x]5 .</w:t>
+        <w:t xml:space="preserve">dfG5]n] l/; p7]kl5 </w:t>
+      </w:r>
+      <w:proofErr w:type="spellStart"/>
+      <w:r>
+        <w:rPr>
+          <w:rFonts w:ascii="Preeti" w:hAnsi="Preeti"/>
+          <w:sz w:val="30"/>
+          <w:szCs w:val="30"/>
+        </w:rPr>
+        <w:t>cfkm</w:t>
+      </w:r>
+      <w:proofErr w:type="spellEnd"/>
+      <w:r>
+        <w:rPr>
+          <w:rFonts w:ascii="Preeti" w:hAnsi="Preeti"/>
+          <w:sz w:val="30"/>
+          <w:szCs w:val="30"/>
+        </w:rPr>
+        <w:t xml:space="preserve">\gf] </w:t>
+      </w:r>
+      <w:proofErr w:type="spellStart"/>
+      <w:r>
+        <w:rPr>
+          <w:rFonts w:ascii="Preeti" w:hAnsi="Preeti"/>
+          <w:sz w:val="30"/>
+          <w:szCs w:val="30"/>
+        </w:rPr>
+        <w:t>uNtL</w:t>
+      </w:r>
+      <w:proofErr w:type="spellEnd"/>
+      <w:r>
+        <w:rPr>
+          <w:rFonts w:ascii="Preeti" w:hAnsi="Preeti"/>
+          <w:sz w:val="30"/>
+          <w:szCs w:val="30"/>
+        </w:rPr>
+        <w:t xml:space="preserve"> la;{+bf] /x]5 .</w:t>
       </w:r>
     </w:p>
     <w:p>
@@ -3722,16 +8428,183 @@
         </w:rPr>
         <w:t xml:space="preserve">!$_ </w:t>
       </w:r>
-      <w:r>
-        <w:rPr>
-          <w:rFonts w:ascii="Preeti" w:hAnsi="Preeti"/>
-          <w:b/>
-          <w:bCs/>
-          <w:sz w:val="30"/>
-          <w:szCs w:val="30"/>
-        </w:rPr>
-        <w:t xml:space="preserve">xf]nL kj{sf] j0f{g ub}{ cfkm\gf] ljb]zdf ePsf] </w:t>
-      </w:r>
+      <w:proofErr w:type="spellStart"/>
+      <w:r>
+        <w:rPr>
+          <w:rFonts w:ascii="Preeti" w:hAnsi="Preeti"/>
+          <w:b/>
+          <w:bCs/>
+          <w:sz w:val="30"/>
+          <w:szCs w:val="30"/>
+        </w:rPr>
+        <w:t>xf</w:t>
+      </w:r>
+      <w:proofErr w:type="spellEnd"/>
+      <w:r>
+        <w:rPr>
+          <w:rFonts w:ascii="Preeti" w:hAnsi="Preeti"/>
+          <w:b/>
+          <w:bCs/>
+          <w:sz w:val="30"/>
+          <w:szCs w:val="30"/>
+        </w:rPr>
+        <w:t>]</w:t>
+      </w:r>
+      <w:proofErr w:type="spellStart"/>
+      <w:r>
+        <w:rPr>
+          <w:rFonts w:ascii="Preeti" w:hAnsi="Preeti"/>
+          <w:b/>
+          <w:bCs/>
+          <w:sz w:val="30"/>
+          <w:szCs w:val="30"/>
+        </w:rPr>
+        <w:t>nL</w:t>
+      </w:r>
+      <w:proofErr w:type="spellEnd"/>
+      <w:r>
+        <w:rPr>
+          <w:rFonts w:ascii="Preeti" w:hAnsi="Preeti"/>
+          <w:b/>
+          <w:bCs/>
+          <w:sz w:val="30"/>
+          <w:szCs w:val="30"/>
+        </w:rPr>
+        <w:t xml:space="preserve"> </w:t>
+      </w:r>
+      <w:proofErr w:type="spellStart"/>
+      <w:r>
+        <w:rPr>
+          <w:rFonts w:ascii="Preeti" w:hAnsi="Preeti"/>
+          <w:b/>
+          <w:bCs/>
+          <w:sz w:val="30"/>
+          <w:szCs w:val="30"/>
+        </w:rPr>
+        <w:t>kj</w:t>
+      </w:r>
+      <w:proofErr w:type="spellEnd"/>
+      <w:r>
+        <w:rPr>
+          <w:rFonts w:ascii="Preeti" w:hAnsi="Preeti"/>
+          <w:b/>
+          <w:bCs/>
+          <w:sz w:val="30"/>
+          <w:szCs w:val="30"/>
+        </w:rPr>
+        <w:t xml:space="preserve">{sf] j0f{g </w:t>
+      </w:r>
+      <w:proofErr w:type="spellStart"/>
+      <w:r>
+        <w:rPr>
+          <w:rFonts w:ascii="Preeti" w:hAnsi="Preeti"/>
+          <w:b/>
+          <w:bCs/>
+          <w:sz w:val="30"/>
+          <w:szCs w:val="30"/>
+        </w:rPr>
+        <w:t>ub</w:t>
+      </w:r>
+      <w:proofErr w:type="spellEnd"/>
+      <w:r>
+        <w:rPr>
+          <w:rFonts w:ascii="Preeti" w:hAnsi="Preeti"/>
+          <w:b/>
+          <w:bCs/>
+          <w:sz w:val="30"/>
+          <w:szCs w:val="30"/>
+        </w:rPr>
+        <w:t xml:space="preserve">}{ </w:t>
+      </w:r>
+      <w:proofErr w:type="spellStart"/>
+      <w:r>
+        <w:rPr>
+          <w:rFonts w:ascii="Preeti" w:hAnsi="Preeti"/>
+          <w:b/>
+          <w:bCs/>
+          <w:sz w:val="30"/>
+          <w:szCs w:val="30"/>
+        </w:rPr>
+        <w:t>cfkm</w:t>
+      </w:r>
+      <w:proofErr w:type="spellEnd"/>
+      <w:r>
+        <w:rPr>
+          <w:rFonts w:ascii="Preeti" w:hAnsi="Preeti"/>
+          <w:b/>
+          <w:bCs/>
+          <w:sz w:val="30"/>
+          <w:szCs w:val="30"/>
+        </w:rPr>
+        <w:t xml:space="preserve">\gf] </w:t>
+      </w:r>
+      <w:proofErr w:type="spellStart"/>
+      <w:r>
+        <w:rPr>
+          <w:rFonts w:ascii="Preeti" w:hAnsi="Preeti"/>
+          <w:b/>
+          <w:bCs/>
+          <w:sz w:val="30"/>
+          <w:szCs w:val="30"/>
+        </w:rPr>
+        <w:t>ljb</w:t>
+      </w:r>
+      <w:proofErr w:type="spellEnd"/>
+      <w:r>
+        <w:rPr>
+          <w:rFonts w:ascii="Preeti" w:hAnsi="Preeti"/>
+          <w:b/>
+          <w:bCs/>
+          <w:sz w:val="30"/>
+          <w:szCs w:val="30"/>
+        </w:rPr>
+        <w:t>]</w:t>
+      </w:r>
+      <w:proofErr w:type="spellStart"/>
+      <w:r>
+        <w:rPr>
+          <w:rFonts w:ascii="Preeti" w:hAnsi="Preeti"/>
+          <w:b/>
+          <w:bCs/>
+          <w:sz w:val="30"/>
+          <w:szCs w:val="30"/>
+        </w:rPr>
+        <w:t>zdf</w:t>
+      </w:r>
+      <w:proofErr w:type="spellEnd"/>
+      <w:r>
+        <w:rPr>
+          <w:rFonts w:ascii="Preeti" w:hAnsi="Preeti"/>
+          <w:b/>
+          <w:bCs/>
+          <w:sz w:val="30"/>
+          <w:szCs w:val="30"/>
+        </w:rPr>
+        <w:t xml:space="preserve"> </w:t>
+      </w:r>
+      <w:proofErr w:type="spellStart"/>
+      <w:r>
+        <w:rPr>
+          <w:rFonts w:ascii="Preeti" w:hAnsi="Preeti"/>
+          <w:b/>
+          <w:bCs/>
+          <w:sz w:val="30"/>
+          <w:szCs w:val="30"/>
+        </w:rPr>
+        <w:t>ePsf</w:t>
+      </w:r>
+      <w:proofErr w:type="spellEnd"/>
+      <w:r>
+        <w:rPr>
+          <w:rFonts w:ascii="Preeti" w:hAnsi="Preeti"/>
+          <w:b/>
+          <w:bCs/>
+          <w:sz w:val="30"/>
+          <w:szCs w:val="30"/>
+        </w:rPr>
+        <w:t xml:space="preserve">] </w:t>
+      </w:r>
+      <w:proofErr w:type="spellStart"/>
       <w:r>
         <w:rPr>
           <w:rFonts w:ascii="Preeti" w:hAnsi="Preeti"/>
@@ -3750,17 +8623,50 @@
           <w:sz w:val="30"/>
           <w:szCs w:val="30"/>
         </w:rPr>
-        <w:t xml:space="preserve">nfO{ </w:t>
-      </w:r>
-      <w:r>
-        <w:rPr>
-          <w:rFonts w:ascii="Preeti" w:hAnsi="Preeti"/>
-          <w:b/>
-          <w:bCs/>
-          <w:sz w:val="30"/>
-          <w:szCs w:val="30"/>
-        </w:rPr>
-        <w:t>lr7L n]Vg'xf];\ M -$_</w:t>
+        <w:t>nfO</w:t>
+      </w:r>
+      <w:proofErr w:type="spellEnd"/>
+      <w:r>
+        <w:rPr>
+          <w:rFonts w:ascii="Preeti" w:hAnsi="Preeti"/>
+          <w:b/>
+          <w:bCs/>
+          <w:sz w:val="30"/>
+          <w:szCs w:val="30"/>
+        </w:rPr>
+        <w:t xml:space="preserve">{ </w:t>
+      </w:r>
+      <w:r>
+        <w:rPr>
+          <w:rFonts w:ascii="Preeti" w:hAnsi="Preeti"/>
+          <w:b/>
+          <w:bCs/>
+          <w:sz w:val="30"/>
+          <w:szCs w:val="30"/>
+        </w:rPr>
+        <w:t>lr7L n]</w:t>
+      </w:r>
+      <w:proofErr w:type="spellStart"/>
+      <w:r>
+        <w:rPr>
+          <w:rFonts w:ascii="Preeti" w:hAnsi="Preeti"/>
+          <w:b/>
+          <w:bCs/>
+          <w:sz w:val="30"/>
+          <w:szCs w:val="30"/>
+        </w:rPr>
+        <w:t>Vg'xf</w:t>
+      </w:r>
+      <w:proofErr w:type="spellEnd"/>
+      <w:r>
+        <w:rPr>
+          <w:rFonts w:ascii="Preeti" w:hAnsi="Preeti"/>
+          <w:b/>
+          <w:bCs/>
+          <w:sz w:val="30"/>
+          <w:szCs w:val="30"/>
+        </w:rPr>
+        <w:t>];\ M -$_</w:t>
       </w:r>
     </w:p>
     <w:p>
@@ -3773,6 +8679,7 @@
           <w:szCs w:val="30"/>
         </w:rPr>
       </w:pPr>
+      <w:proofErr w:type="spellStart"/>
       <w:r>
         <w:rPr>
           <w:rFonts w:ascii="Preeti" w:hAnsi="Preeti"/>
@@ -3781,6 +8688,7 @@
         </w:rPr>
         <w:t>cyjf</w:t>
       </w:r>
+      <w:proofErr w:type="spellEnd"/>
     </w:p>
     <w:p>
       <w:pPr>
@@ -3793,16 +8701,51 @@
           <w:szCs w:val="30"/>
         </w:rPr>
       </w:pPr>
-      <w:r>
-        <w:rPr>
-          <w:rFonts w:ascii="Preeti" w:hAnsi="Preeti"/>
-          <w:b/>
-          <w:bCs/>
-          <w:sz w:val="30"/>
-          <w:szCs w:val="30"/>
-        </w:rPr>
-        <w:t xml:space="preserve">cfkm\gf] ;fyLnfO{ </w:t>
-      </w:r>
+      <w:proofErr w:type="spellStart"/>
+      <w:r>
+        <w:rPr>
+          <w:rFonts w:ascii="Preeti" w:hAnsi="Preeti"/>
+          <w:b/>
+          <w:bCs/>
+          <w:sz w:val="30"/>
+          <w:szCs w:val="30"/>
+        </w:rPr>
+        <w:t>cfkm</w:t>
+      </w:r>
+      <w:proofErr w:type="spellEnd"/>
+      <w:r>
+        <w:rPr>
+          <w:rFonts w:ascii="Preeti" w:hAnsi="Preeti"/>
+          <w:b/>
+          <w:bCs/>
+          <w:sz w:val="30"/>
+          <w:szCs w:val="30"/>
+        </w:rPr>
+        <w:t>\gf] ;</w:t>
+      </w:r>
+      <w:proofErr w:type="spellStart"/>
+      <w:r>
+        <w:rPr>
+          <w:rFonts w:ascii="Preeti" w:hAnsi="Preeti"/>
+          <w:b/>
+          <w:bCs/>
+          <w:sz w:val="30"/>
+          <w:szCs w:val="30"/>
+        </w:rPr>
+        <w:t>fyLnfO</w:t>
+      </w:r>
+      <w:proofErr w:type="spellEnd"/>
+      <w:r>
+        <w:rPr>
+          <w:rFonts w:ascii="Preeti" w:hAnsi="Preeti"/>
+          <w:b/>
+          <w:bCs/>
+          <w:sz w:val="30"/>
+          <w:szCs w:val="30"/>
+        </w:rPr>
+        <w:t xml:space="preserve">{ </w:t>
+      </w:r>
+      <w:proofErr w:type="spellStart"/>
       <w:r>
         <w:rPr>
           <w:rFonts w:ascii="Preeti" w:hAnsi="Preeti"/>
@@ -3823,25 +8766,81 @@
         </w:rPr>
         <w:t>Ff</w:t>
       </w:r>
-      <w:r>
-        <w:rPr>
-          <w:rFonts w:ascii="Preeti" w:hAnsi="Preeti"/>
-          <w:b/>
-          <w:bCs/>
-          <w:sz w:val="30"/>
-          <w:szCs w:val="30"/>
-        </w:rPr>
-        <w:t xml:space="preserve"> jif{sf]</w:t>
-      </w:r>
-      <w:r>
-        <w:rPr>
-          <w:rFonts w:ascii="Preeti" w:hAnsi="Preeti"/>
-          <w:b/>
-          <w:bCs/>
-          <w:sz w:val="30"/>
-          <w:szCs w:val="30"/>
-        </w:rPr>
-        <w:t xml:space="preserve"> z'esfdgf lb</w:t>
+      <w:proofErr w:type="spellEnd"/>
+      <w:r>
+        <w:rPr>
+          <w:rFonts w:ascii="Preeti" w:hAnsi="Preeti"/>
+          <w:b/>
+          <w:bCs/>
+          <w:sz w:val="30"/>
+          <w:szCs w:val="30"/>
+        </w:rPr>
+        <w:t xml:space="preserve"> </w:t>
+      </w:r>
+      <w:proofErr w:type="spellStart"/>
+      <w:r>
+        <w:rPr>
+          <w:rFonts w:ascii="Preeti" w:hAnsi="Preeti"/>
+          <w:b/>
+          <w:bCs/>
+          <w:sz w:val="30"/>
+          <w:szCs w:val="30"/>
+        </w:rPr>
+        <w:t>jif</w:t>
+      </w:r>
+      <w:proofErr w:type="spellEnd"/>
+      <w:r>
+        <w:rPr>
+          <w:rFonts w:ascii="Preeti" w:hAnsi="Preeti"/>
+          <w:b/>
+          <w:bCs/>
+          <w:sz w:val="30"/>
+          <w:szCs w:val="30"/>
+        </w:rPr>
+        <w:t>{sf]</w:t>
+      </w:r>
+      <w:r>
+        <w:rPr>
+          <w:rFonts w:ascii="Preeti" w:hAnsi="Preeti"/>
+          <w:b/>
+          <w:bCs/>
+          <w:sz w:val="30"/>
+          <w:szCs w:val="30"/>
+        </w:rPr>
+        <w:t xml:space="preserve"> </w:t>
+      </w:r>
+      <w:proofErr w:type="spellStart"/>
+      <w:r>
+        <w:rPr>
+          <w:rFonts w:ascii="Preeti" w:hAnsi="Preeti"/>
+          <w:b/>
+          <w:bCs/>
+          <w:sz w:val="30"/>
+          <w:szCs w:val="30"/>
+        </w:rPr>
+        <w:t>z'esfdgf</w:t>
+      </w:r>
+      <w:proofErr w:type="spellEnd"/>
+      <w:r>
+        <w:rPr>
+          <w:rFonts w:ascii="Preeti" w:hAnsi="Preeti"/>
+          <w:b/>
+          <w:bCs/>
+          <w:sz w:val="30"/>
+          <w:szCs w:val="30"/>
+        </w:rPr>
+        <w:t xml:space="preserve"> </w:t>
+      </w:r>
+      <w:proofErr w:type="spellStart"/>
+      <w:r>
+        <w:rPr>
+          <w:rFonts w:ascii="Preeti" w:hAnsi="Preeti"/>
+          <w:b/>
+          <w:bCs/>
+          <w:sz w:val="30"/>
+          <w:szCs w:val="30"/>
+        </w:rPr>
+        <w:t>lb</w:t>
       </w:r>
       <w:r>
         <w:rPr>
@@ -3861,7 +8860,84 @@
           <w:sz w:val="30"/>
           <w:szCs w:val="30"/>
         </w:rPr>
-        <w:t>b} Pp6f z'esfdgf kq agfpg'xf];\</w:t>
+        <w:t>b</w:t>
+      </w:r>
+      <w:proofErr w:type="spellEnd"/>
+      <w:r>
+        <w:rPr>
+          <w:rFonts w:ascii="Preeti" w:hAnsi="Preeti"/>
+          <w:b/>
+          <w:bCs/>
+          <w:sz w:val="30"/>
+          <w:szCs w:val="30"/>
+        </w:rPr>
+        <w:t xml:space="preserve">} Pp6f </w:t>
+      </w:r>
+      <w:proofErr w:type="spellStart"/>
+      <w:r>
+        <w:rPr>
+          <w:rFonts w:ascii="Preeti" w:hAnsi="Preeti"/>
+          <w:b/>
+          <w:bCs/>
+          <w:sz w:val="30"/>
+          <w:szCs w:val="30"/>
+        </w:rPr>
+        <w:t>z'esfdgf</w:t>
+      </w:r>
+      <w:proofErr w:type="spellEnd"/>
+      <w:r>
+        <w:rPr>
+          <w:rFonts w:ascii="Preeti" w:hAnsi="Preeti"/>
+          <w:b/>
+          <w:bCs/>
+          <w:sz w:val="30"/>
+          <w:szCs w:val="30"/>
+        </w:rPr>
+        <w:t xml:space="preserve"> </w:t>
+      </w:r>
+      <w:proofErr w:type="spellStart"/>
+      <w:r>
+        <w:rPr>
+          <w:rFonts w:ascii="Preeti" w:hAnsi="Preeti"/>
+          <w:b/>
+          <w:bCs/>
+          <w:sz w:val="30"/>
+          <w:szCs w:val="30"/>
+        </w:rPr>
+        <w:t>kq</w:t>
+      </w:r>
+      <w:proofErr w:type="spellEnd"/>
+      <w:r>
+        <w:rPr>
+          <w:rFonts w:ascii="Preeti" w:hAnsi="Preeti"/>
+          <w:b/>
+          <w:bCs/>
+          <w:sz w:val="30"/>
+          <w:szCs w:val="30"/>
+        </w:rPr>
+        <w:t xml:space="preserve"> </w:t>
+      </w:r>
+      <w:proofErr w:type="spellStart"/>
+      <w:r>
+        <w:rPr>
+          <w:rFonts w:ascii="Preeti" w:hAnsi="Preeti"/>
+          <w:b/>
+          <w:bCs/>
+          <w:sz w:val="30"/>
+          <w:szCs w:val="30"/>
+        </w:rPr>
+        <w:t>agfpg'xf</w:t>
+      </w:r>
+      <w:proofErr w:type="spellEnd"/>
+      <w:r>
+        <w:rPr>
+          <w:rFonts w:ascii="Preeti" w:hAnsi="Preeti"/>
+          <w:b/>
+          <w:bCs/>
+          <w:sz w:val="30"/>
+          <w:szCs w:val="30"/>
+        </w:rPr>
+        <w:t>];\</w:t>
       </w:r>
     </w:p>
     <w:p>
@@ -3883,7 +8959,139 @@
           <w:sz w:val="30"/>
           <w:szCs w:val="30"/>
         </w:rPr>
-        <w:t>!%_ tnsf dWo] s'g} Ps k|Zgsf] pQ/ lbg'xf];\ M</w:t>
+        <w:t xml:space="preserve">!%_ </w:t>
+      </w:r>
+      <w:proofErr w:type="spellStart"/>
+      <w:r>
+        <w:rPr>
+          <w:rFonts w:ascii="Preeti" w:hAnsi="Preeti"/>
+          <w:b/>
+          <w:bCs/>
+          <w:sz w:val="30"/>
+          <w:szCs w:val="30"/>
+        </w:rPr>
+        <w:t>tnsf</w:t>
+      </w:r>
+      <w:proofErr w:type="spellEnd"/>
+      <w:r>
+        <w:rPr>
+          <w:rFonts w:ascii="Preeti" w:hAnsi="Preeti"/>
+          <w:b/>
+          <w:bCs/>
+          <w:sz w:val="30"/>
+          <w:szCs w:val="30"/>
+        </w:rPr>
+        <w:t xml:space="preserve"> </w:t>
+      </w:r>
+      <w:proofErr w:type="spellStart"/>
+      <w:r>
+        <w:rPr>
+          <w:rFonts w:ascii="Preeti" w:hAnsi="Preeti"/>
+          <w:b/>
+          <w:bCs/>
+          <w:sz w:val="30"/>
+          <w:szCs w:val="30"/>
+        </w:rPr>
+        <w:t>dWo</w:t>
+      </w:r>
+      <w:proofErr w:type="spellEnd"/>
+      <w:r>
+        <w:rPr>
+          <w:rFonts w:ascii="Preeti" w:hAnsi="Preeti"/>
+          <w:b/>
+          <w:bCs/>
+          <w:sz w:val="30"/>
+          <w:szCs w:val="30"/>
+        </w:rPr>
+        <w:t xml:space="preserve">] </w:t>
+      </w:r>
+      <w:proofErr w:type="spellStart"/>
+      <w:r>
+        <w:rPr>
+          <w:rFonts w:ascii="Preeti" w:hAnsi="Preeti"/>
+          <w:b/>
+          <w:bCs/>
+          <w:sz w:val="30"/>
+          <w:szCs w:val="30"/>
+        </w:rPr>
+        <w:t>s'g</w:t>
+      </w:r>
+      <w:proofErr w:type="spellEnd"/>
+      <w:r>
+        <w:rPr>
+          <w:rFonts w:ascii="Preeti" w:hAnsi="Preeti"/>
+          <w:b/>
+          <w:bCs/>
+          <w:sz w:val="30"/>
+          <w:szCs w:val="30"/>
+        </w:rPr>
+        <w:t xml:space="preserve">} Ps </w:t>
+      </w:r>
+      <w:proofErr w:type="spellStart"/>
+      <w:r>
+        <w:rPr>
+          <w:rFonts w:ascii="Preeti" w:hAnsi="Preeti"/>
+          <w:b/>
+          <w:bCs/>
+          <w:sz w:val="30"/>
+          <w:szCs w:val="30"/>
+        </w:rPr>
+        <w:t>k|Zgsf</w:t>
+      </w:r>
+      <w:proofErr w:type="spellEnd"/>
+      <w:r>
+        <w:rPr>
+          <w:rFonts w:ascii="Preeti" w:hAnsi="Preeti"/>
+          <w:b/>
+          <w:bCs/>
+          <w:sz w:val="30"/>
+          <w:szCs w:val="30"/>
+        </w:rPr>
+        <w:t xml:space="preserve">] </w:t>
+      </w:r>
+      <w:proofErr w:type="spellStart"/>
+      <w:r>
+        <w:rPr>
+          <w:rFonts w:ascii="Preeti" w:hAnsi="Preeti"/>
+          <w:b/>
+          <w:bCs/>
+          <w:sz w:val="30"/>
+          <w:szCs w:val="30"/>
+        </w:rPr>
+        <w:t>pQ</w:t>
+      </w:r>
+      <w:proofErr w:type="spellEnd"/>
+      <w:r>
+        <w:rPr>
+          <w:rFonts w:ascii="Preeti" w:hAnsi="Preeti"/>
+          <w:b/>
+          <w:bCs/>
+          <w:sz w:val="30"/>
+          <w:szCs w:val="30"/>
+        </w:rPr>
+        <w:t xml:space="preserve">/ </w:t>
+      </w:r>
+      <w:proofErr w:type="spellStart"/>
+      <w:r>
+        <w:rPr>
+          <w:rFonts w:ascii="Preeti" w:hAnsi="Preeti"/>
+          <w:b/>
+          <w:bCs/>
+          <w:sz w:val="30"/>
+          <w:szCs w:val="30"/>
+        </w:rPr>
+        <w:t>lbg'xf</w:t>
+      </w:r>
+      <w:proofErr w:type="spellEnd"/>
+      <w:r>
+        <w:rPr>
+          <w:rFonts w:ascii="Preeti" w:hAnsi="Preeti"/>
+          <w:b/>
+          <w:bCs/>
+          <w:sz w:val="30"/>
+          <w:szCs w:val="30"/>
+        </w:rPr>
+        <w:t>];\ M</w:t>
       </w:r>
       <w:r>
         <w:rPr>
@@ -3936,7 +9144,62 @@
           <w:sz w:val="30"/>
           <w:szCs w:val="30"/>
         </w:rPr>
-        <w:t>s_ tn lbOPsf a</w:t>
+        <w:t xml:space="preserve">s_ </w:t>
+      </w:r>
+      <w:proofErr w:type="spellStart"/>
+      <w:r>
+        <w:rPr>
+          <w:rFonts w:ascii="Preeti" w:hAnsi="Preeti"/>
+          <w:b/>
+          <w:bCs/>
+          <w:sz w:val="30"/>
+          <w:szCs w:val="30"/>
+        </w:rPr>
+        <w:t>tn</w:t>
+      </w:r>
+      <w:proofErr w:type="spellEnd"/>
+      <w:r>
+        <w:rPr>
+          <w:rFonts w:ascii="Preeti" w:hAnsi="Preeti"/>
+          <w:b/>
+          <w:bCs/>
+          <w:sz w:val="30"/>
+          <w:szCs w:val="30"/>
+        </w:rPr>
+        <w:t xml:space="preserve"> </w:t>
+      </w:r>
+      <w:proofErr w:type="spellStart"/>
+      <w:r>
+        <w:rPr>
+          <w:rFonts w:ascii="Preeti" w:hAnsi="Preeti"/>
+          <w:b/>
+          <w:bCs/>
+          <w:sz w:val="30"/>
+          <w:szCs w:val="30"/>
+        </w:rPr>
+        <w:t>lbOPsf</w:t>
+      </w:r>
+      <w:proofErr w:type="spellEnd"/>
+      <w:r>
+        <w:rPr>
+          <w:rFonts w:ascii="Preeti" w:hAnsi="Preeti"/>
+          <w:b/>
+          <w:bCs/>
+          <w:sz w:val="30"/>
+          <w:szCs w:val="30"/>
+        </w:rPr>
+        <w:t xml:space="preserve"> </w:t>
+      </w:r>
+      <w:proofErr w:type="spellStart"/>
+      <w:r>
+        <w:rPr>
+          <w:rFonts w:ascii="Preeti" w:hAnsi="Preeti"/>
+          <w:b/>
+          <w:bCs/>
+          <w:sz w:val="30"/>
+          <w:szCs w:val="30"/>
+        </w:rPr>
+        <w:t>a</w:t>
       </w:r>
       <w:r>
         <w:rPr>
@@ -3956,7 +9219,106 @@
           <w:sz w:val="30"/>
           <w:szCs w:val="30"/>
         </w:rPr>
-        <w:t>'bfsf cfwf/df syf agfpg'xf];\ M</w:t>
+        <w:t>'bfsf</w:t>
+      </w:r>
+      <w:proofErr w:type="spellEnd"/>
+      <w:r>
+        <w:rPr>
+          <w:rFonts w:ascii="Preeti" w:hAnsi="Preeti"/>
+          <w:b/>
+          <w:bCs/>
+          <w:sz w:val="30"/>
+          <w:szCs w:val="30"/>
+        </w:rPr>
+        <w:t xml:space="preserve"> </w:t>
+      </w:r>
+      <w:proofErr w:type="spellStart"/>
+      <w:r>
+        <w:rPr>
+          <w:rFonts w:ascii="Preeti" w:hAnsi="Preeti"/>
+          <w:b/>
+          <w:bCs/>
+          <w:sz w:val="30"/>
+          <w:szCs w:val="30"/>
+        </w:rPr>
+        <w:t>cfwf</w:t>
+      </w:r>
+      <w:proofErr w:type="spellEnd"/>
+      <w:r>
+        <w:rPr>
+          <w:rFonts w:ascii="Preeti" w:hAnsi="Preeti"/>
+          <w:b/>
+          <w:bCs/>
+          <w:sz w:val="30"/>
+          <w:szCs w:val="30"/>
+        </w:rPr>
+        <w:t>/</w:t>
+      </w:r>
+      <w:proofErr w:type="spellStart"/>
+      <w:r>
+        <w:rPr>
+          <w:rFonts w:ascii="Preeti" w:hAnsi="Preeti"/>
+          <w:b/>
+          <w:bCs/>
+          <w:sz w:val="30"/>
+          <w:szCs w:val="30"/>
+        </w:rPr>
+        <w:t>df</w:t>
+      </w:r>
+      <w:proofErr w:type="spellEnd"/>
+      <w:r>
+        <w:rPr>
+          <w:rFonts w:ascii="Preeti" w:hAnsi="Preeti"/>
+          <w:b/>
+          <w:bCs/>
+          <w:sz w:val="30"/>
+          <w:szCs w:val="30"/>
+        </w:rPr>
+        <w:t xml:space="preserve"> </w:t>
+      </w:r>
+      <w:proofErr w:type="spellStart"/>
+      <w:r>
+        <w:rPr>
+          <w:rFonts w:ascii="Preeti" w:hAnsi="Preeti"/>
+          <w:b/>
+          <w:bCs/>
+          <w:sz w:val="30"/>
+          <w:szCs w:val="30"/>
+        </w:rPr>
+        <w:t>syf</w:t>
+      </w:r>
+      <w:proofErr w:type="spellEnd"/>
+      <w:r>
+        <w:rPr>
+          <w:rFonts w:ascii="Preeti" w:hAnsi="Preeti"/>
+          <w:b/>
+          <w:bCs/>
+          <w:sz w:val="30"/>
+          <w:szCs w:val="30"/>
+        </w:rPr>
+        <w:t xml:space="preserve"> </w:t>
+      </w:r>
+      <w:proofErr w:type="spellStart"/>
+      <w:r>
+        <w:rPr>
+          <w:rFonts w:ascii="Preeti" w:hAnsi="Preeti"/>
+          <w:b/>
+          <w:bCs/>
+          <w:sz w:val="30"/>
+          <w:szCs w:val="30"/>
+        </w:rPr>
+        <w:t>agfpg'xf</w:t>
+      </w:r>
+      <w:proofErr w:type="spellEnd"/>
+      <w:r>
+        <w:rPr>
+          <w:rFonts w:ascii="Preeti" w:hAnsi="Preeti"/>
+          <w:b/>
+          <w:bCs/>
+          <w:sz w:val="30"/>
+          <w:szCs w:val="30"/>
+        </w:rPr>
+        <w:t>];\ M</w:t>
       </w:r>
     </w:p>
     <w:p>
@@ -4059,7 +9421,16 @@
           <w:sz w:val="30"/>
           <w:szCs w:val="30"/>
         </w:rPr>
-        <w:t>8f;d]t vf</w:t>
+        <w:t xml:space="preserve">8f;d]t </w:t>
+      </w:r>
+      <w:proofErr w:type="spellStart"/>
+      <w:r>
+        <w:rPr>
+          <w:rFonts w:ascii="Preeti" w:hAnsi="Preeti" w:cs="Kokila"/>
+          <w:sz w:val="30"/>
+          <w:szCs w:val="30"/>
+        </w:rPr>
+        <w:t>vf</w:t>
       </w:r>
       <w:r>
         <w:rPr>
@@ -4075,7 +9446,16 @@
           <w:sz w:val="30"/>
           <w:szCs w:val="30"/>
         </w:rPr>
-        <w:t xml:space="preserve">bf </w:t>
+        <w:t>bf</w:t>
+      </w:r>
+      <w:proofErr w:type="spellEnd"/>
+      <w:r>
+        <w:rPr>
+          <w:rFonts w:ascii="Preeti" w:hAnsi="Preeti" w:cs="Kokila"/>
+          <w:sz w:val="30"/>
+          <w:szCs w:val="30"/>
+        </w:rPr>
+        <w:t xml:space="preserve"> </w:t>
       </w:r>
       <w:r>
         <w:rPr>
@@ -4184,135 +9564,43 @@
       <w:pPr>
         <w:spacing w:after="0" w:line="240" w:lineRule="auto"/>
         <w:rPr>
-          <w:rFonts w:ascii="Preeti" w:hAnsi="Preeti"/>
+          <w:rFonts w:ascii="Preeti" w:hAnsi="Preeti" w:cs="Kokila"/>
+          <w:b/>
+          <w:bCs/>
           <w:sz w:val="30"/>
           <w:szCs w:val="30"/>
         </w:rPr>
       </w:pPr>
-      <w:r>
-        <w:rPr>
-          <w:rFonts w:ascii="Preeti" w:hAnsi="Preeti" w:cs="Kokila"/>
-          <w:b/>
-          <w:bCs/>
-          <w:sz w:val="30"/>
-          <w:szCs w:val="30"/>
-          <w:cs/>
-        </w:rPr>
-        <w:t>ख)</w:t>
-      </w:r>
-      <w:r>
-        <w:rPr>
-          <w:rFonts w:ascii="Preeti" w:hAnsi="Preeti" w:cs="Kokila"/>
-          <w:b/>
-          <w:bCs/>
-          <w:sz w:val="30"/>
-          <w:szCs w:val="30"/>
-        </w:rPr>
-        <w:t xml:space="preserve"> </w:t>
-      </w:r>
-      <w:r>
-        <w:rPr>
-          <w:rFonts w:ascii="Preeti" w:hAnsi="Preeti" w:cs="Kokila"/>
-          <w:sz w:val="30"/>
-          <w:szCs w:val="30"/>
-          <w:cs/>
-        </w:rPr>
-        <w:t xml:space="preserve">तल दिइएका बुँदाका आधारमा </w:t>
-      </w:r>
-      <w:r>
-        <w:rPr>
-          <w:rFonts w:ascii="Preeti" w:hAnsi="Preeti" w:cs="Kokila"/>
-          <w:sz w:val="30"/>
-          <w:szCs w:val="30"/>
-        </w:rPr>
-        <w:t xml:space="preserve">5f]6f] </w:t>
-      </w:r>
-      <w:r>
-        <w:rPr>
-          <w:rFonts w:ascii="Preeti" w:hAnsi="Preeti" w:cs="Kokila"/>
-          <w:sz w:val="30"/>
-          <w:szCs w:val="30"/>
-          <w:cs/>
-        </w:rPr>
-        <w:t>जीवनी लेख्नुहोस् :</w:t>
-      </w:r>
     </w:p>
     <w:p>
       <w:pPr>
         <w:spacing w:after="0" w:line="240" w:lineRule="auto"/>
         <w:rPr>
-          <w:rFonts w:ascii="Preeti" w:hAnsi="Preeti"/>
+          <w:rFonts w:ascii="Preeti" w:hAnsi="Preeti" w:cs="Kokila"/>
+          <w:b/>
+          <w:bCs/>
           <w:sz w:val="30"/>
           <w:szCs w:val="30"/>
         </w:rPr>
       </w:pPr>
-      <w:r>
-        <w:rPr>
-          <w:rFonts w:ascii="Preeti" w:hAnsi="Preeti" w:cs="Kokila"/>
-          <w:sz w:val="30"/>
-          <w:szCs w:val="30"/>
-          <w:cs/>
-        </w:rPr>
-        <w:t xml:space="preserve">नाम : </w:t>
-      </w:r>
-      <w:r>
-        <w:rPr>
-          <w:rFonts w:ascii="Preeti" w:hAnsi="Preeti" w:cs="Kokila"/>
-          <w:sz w:val="30"/>
-          <w:szCs w:val="30"/>
-        </w:rPr>
-        <w:t>l;</w:t>
-      </w:r>
-      <w:r>
-        <w:rPr>
-          <w:rFonts w:ascii="Preeti" w:hAnsi="Preeti" w:cs="Kokila"/>
-          <w:sz w:val="30"/>
-          <w:szCs w:val="30"/>
-        </w:rPr>
-        <w:t>l4r/0f &gt;]i7</w:t>
-      </w:r>
     </w:p>
     <w:p>
       <w:pPr>
         <w:spacing w:after="0" w:line="240" w:lineRule="auto"/>
         <w:rPr>
-          <w:rFonts w:ascii="Preeti" w:hAnsi="Preeti"/>
+          <w:rFonts w:ascii="Preeti" w:hAnsi="Preeti" w:cs="Kokila"/>
+          <w:b/>
+          <w:bCs/>
           <w:sz w:val="30"/>
           <w:szCs w:val="30"/>
         </w:rPr>
       </w:pPr>
-      <w:r>
-        <w:rPr>
-          <w:rFonts w:ascii="Preeti" w:hAnsi="Preeti" w:cs="Kokila"/>
-          <w:sz w:val="30"/>
-          <w:szCs w:val="30"/>
-          <w:cs/>
-        </w:rPr>
-        <w:t>जन्म : वि.सं.</w:t>
-      </w:r>
-      <w:r>
-        <w:rPr>
-          <w:rFonts w:ascii="Preeti" w:hAnsi="Preeti" w:cs="Kokila"/>
-          <w:sz w:val="30"/>
-          <w:szCs w:val="30"/>
-        </w:rPr>
-        <w:t>!(^(</w:t>
-      </w:r>
-      <w:r>
-        <w:rPr>
-          <w:rFonts w:ascii="Preeti" w:hAnsi="Preeti" w:cs="Kokila"/>
-          <w:sz w:val="30"/>
-          <w:szCs w:val="30"/>
-          <w:cs/>
-        </w:rPr>
-        <w:t xml:space="preserve"> साल</w:t>
-      </w:r>
     </w:p>
     <w:p>
       <w:pPr>
         <w:spacing w:after="0" w:line="240" w:lineRule="auto"/>
         <w:rPr>
-          <w:rFonts w:ascii="Preeti" w:hAnsi="Preeti" w:cs="Kokila"/>
+          <w:rFonts w:ascii="Preeti" w:hAnsi="Preeti"/>
           <w:sz w:val="30"/>
           <w:szCs w:val="30"/>
         </w:rPr>
@@ -4320,31 +9608,19 @@
       <w:r>
         <w:rPr>
           <w:rFonts w:ascii="Preeti" w:hAnsi="Preeti" w:cs="Kokila"/>
+          <w:b/>
+          <w:bCs/>
           <w:sz w:val="30"/>
           <w:szCs w:val="30"/>
           <w:cs/>
         </w:rPr>
-        <w:t xml:space="preserve">जन्मस्थान : </w:t>
-      </w:r>
-      <w:r>
-        <w:rPr>
-          <w:rFonts w:ascii="Preeti" w:hAnsi="Preeti" w:cs="Kokila"/>
-          <w:sz w:val="30"/>
-          <w:szCs w:val="30"/>
-        </w:rPr>
-        <w:t>cf]vn9'</w:t>
-      </w:r>
-      <w:r>
-        <w:rPr>
-          <w:rFonts w:ascii="Preeti" w:hAnsi="Preeti" w:cs="Kokila"/>
-          <w:sz w:val="30"/>
-          <w:szCs w:val="30"/>
-        </w:rPr>
-        <w:t>ª\uf</w:t>
-      </w:r>
-      <w:r>
-        <w:rPr>
-          <w:rFonts w:ascii="Preeti" w:hAnsi="Preeti" w:cs="Kokila"/>
+        <w:t>ख)</w:t>
+      </w:r>
+      <w:r>
+        <w:rPr>
+          <w:rFonts w:ascii="Preeti" w:hAnsi="Preeti" w:cs="Kokila"/>
+          <w:b/>
+          <w:bCs/>
           <w:sz w:val="30"/>
           <w:szCs w:val="30"/>
         </w:rPr>
@@ -4357,7 +9633,24 @@
           <w:szCs w:val="30"/>
           <w:cs/>
         </w:rPr>
-        <w:t>जिल्ला</w:t>
+        <w:t xml:space="preserve">तल दिइएका बुँदाका आधारमा </w:t>
+      </w:r>
+      <w:r>
+        <w:rPr>
+          <w:rFonts w:ascii="Preeti" w:hAnsi="Preeti" w:cs="Kokila"/>
+          <w:sz w:val="30"/>
+          <w:szCs w:val="30"/>
+        </w:rPr>
+        <w:t xml:space="preserve">5f]6f] </w:t>
+      </w:r>
+      <w:r>
+        <w:rPr>
+          <w:rFonts w:ascii="Preeti" w:hAnsi="Preeti" w:cs="Kokila"/>
+          <w:sz w:val="30"/>
+          <w:szCs w:val="30"/>
+          <w:cs/>
+        </w:rPr>
+        <w:t>जीवनी लेख्नुहोस् :</w:t>
       </w:r>
     </w:p>
     <w:p>
@@ -4374,16 +9667,25 @@
           <w:rFonts w:ascii="Preeti" w:hAnsi="Preeti" w:cs="Kokila"/>
           <w:sz w:val="30"/>
           <w:szCs w:val="30"/>
-        </w:rPr>
-        <w:t xml:space="preserve">dftflktf M </w:t>
-      </w:r>
-      <w:r>
-        <w:rPr>
-          <w:rFonts w:ascii="Preeti" w:hAnsi="Preeti" w:cs="Kokila"/>
-          <w:sz w:val="30"/>
-          <w:szCs w:val="30"/>
-        </w:rPr>
-        <w:t>rs|w/ &gt;]i7 / /Tgdfof &gt;]i7</w:t>
+          <w:cs/>
+        </w:rPr>
+        <w:t xml:space="preserve">नाम : </w:t>
+      </w:r>
+      <w:r>
+        <w:rPr>
+          <w:rFonts w:ascii="Preeti" w:hAnsi="Preeti" w:cs="Kokila"/>
+          <w:sz w:val="30"/>
+          <w:szCs w:val="30"/>
+        </w:rPr>
+        <w:t>l;</w:t>
+      </w:r>
+      <w:r>
+        <w:rPr>
+          <w:rFonts w:ascii="Preeti" w:hAnsi="Preeti" w:cs="Kokila"/>
+          <w:sz w:val="30"/>
+          <w:szCs w:val="30"/>
+        </w:rPr>
+        <w:t>l4r/0f &gt;]i7</w:t>
       </w:r>
     </w:p>
     <w:p>
@@ -4402,22 +9704,31 @@
           <w:szCs w:val="30"/>
           <w:cs/>
         </w:rPr>
-        <w:t xml:space="preserve">कृति : </w:t>
-      </w:r>
-      <w:r>
-        <w:rPr>
-          <w:rFonts w:ascii="Preeti" w:hAnsi="Preeti" w:cs="Kokila"/>
-          <w:sz w:val="30"/>
-          <w:szCs w:val="30"/>
-        </w:rPr>
-        <w:t xml:space="preserve">cf]vn9'ª\uf sljtf, sf]lknf sljtf, s'l~hgL </w:t>
+        <w:t>जन्म : वि.सं.</w:t>
+      </w:r>
+      <w:r>
+        <w:rPr>
+          <w:rFonts w:ascii="Preeti" w:hAnsi="Preeti" w:cs="Kokila"/>
+          <w:sz w:val="30"/>
+          <w:szCs w:val="30"/>
+        </w:rPr>
+        <w:t>!(^(</w:t>
+      </w:r>
+      <w:r>
+        <w:rPr>
+          <w:rFonts w:ascii="Preeti" w:hAnsi="Preeti" w:cs="Kokila"/>
+          <w:sz w:val="30"/>
+          <w:szCs w:val="30"/>
+          <w:cs/>
+        </w:rPr>
+        <w:t xml:space="preserve"> साल</w:t>
       </w:r>
     </w:p>
     <w:p>
       <w:pPr>
         <w:spacing w:after="0" w:line="240" w:lineRule="auto"/>
         <w:rPr>
-          <w:rFonts w:ascii="Preeti" w:hAnsi="Preeti"/>
+          <w:rFonts w:ascii="Preeti" w:hAnsi="Preeti" w:cs="Kokila"/>
           <w:sz w:val="30"/>
           <w:szCs w:val="30"/>
         </w:rPr>
@@ -4429,15 +9740,60 @@
           <w:szCs w:val="30"/>
           <w:cs/>
         </w:rPr>
-        <w:t xml:space="preserve">उपाधि : </w:t>
-      </w:r>
-      <w:r>
-        <w:rPr>
-          <w:rFonts w:ascii="Preeti" w:hAnsi="Preeti" w:cs="Kokila"/>
-          <w:sz w:val="30"/>
-          <w:szCs w:val="30"/>
-        </w:rPr>
-        <w:t>o'uslj</w:t>
+        <w:t xml:space="preserve">जन्मस्थान : </w:t>
+      </w:r>
+      <w:proofErr w:type="spellStart"/>
+      <w:r>
+        <w:rPr>
+          <w:rFonts w:ascii="Preeti" w:hAnsi="Preeti" w:cs="Kokila"/>
+          <w:sz w:val="30"/>
+          <w:szCs w:val="30"/>
+        </w:rPr>
+        <w:t>cf</w:t>
+      </w:r>
+      <w:proofErr w:type="spellEnd"/>
+      <w:r>
+        <w:rPr>
+          <w:rFonts w:ascii="Preeti" w:hAnsi="Preeti" w:cs="Kokila"/>
+          <w:sz w:val="30"/>
+          <w:szCs w:val="30"/>
+        </w:rPr>
+        <w:t>]vn9'</w:t>
+      </w:r>
+      <w:r>
+        <w:rPr>
+          <w:rFonts w:ascii="Preeti" w:hAnsi="Preeti" w:cs="Kokila"/>
+          <w:sz w:val="30"/>
+          <w:szCs w:val="30"/>
+        </w:rPr>
+        <w:t>ª\</w:t>
+      </w:r>
+      <w:proofErr w:type="spellStart"/>
+      <w:r>
+        <w:rPr>
+          <w:rFonts w:ascii="Preeti" w:hAnsi="Preeti" w:cs="Kokila"/>
+          <w:sz w:val="30"/>
+          <w:szCs w:val="30"/>
+        </w:rPr>
+        <w:t>uf</w:t>
+      </w:r>
+      <w:proofErr w:type="spellEnd"/>
+      <w:r>
+        <w:rPr>
+          <w:rFonts w:ascii="Preeti" w:hAnsi="Preeti" w:cs="Kokila"/>
+          <w:sz w:val="30"/>
+          <w:szCs w:val="30"/>
+        </w:rPr>
+        <w:t xml:space="preserve"> </w:t>
+      </w:r>
+      <w:r>
+        <w:rPr>
+          <w:rFonts w:ascii="Preeti" w:hAnsi="Preeti" w:cs="Kokila"/>
+          <w:sz w:val="30"/>
+          <w:szCs w:val="30"/>
+          <w:cs/>
+        </w:rPr>
+        <w:t>जिल्ला</w:t>
       </w:r>
     </w:p>
     <w:p>
@@ -4449,65 +9805,59 @@
           <w:szCs w:val="30"/>
         </w:rPr>
       </w:pPr>
-      <w:r>
-        <w:rPr>
-          <w:rFonts w:ascii="Preeti" w:hAnsi="Preeti" w:cs="Kokila"/>
-          <w:sz w:val="30"/>
-          <w:szCs w:val="30"/>
-          <w:cs/>
-        </w:rPr>
-        <w:t>मृत्यु : वि.सं. २०</w:t>
-      </w:r>
-      <w:r>
-        <w:rPr>
-          <w:rFonts w:ascii="Preeti" w:hAnsi="Preeti" w:cs="Kokila"/>
-          <w:sz w:val="30"/>
-          <w:szCs w:val="30"/>
-        </w:rPr>
-        <w:t>$(</w:t>
-      </w:r>
-      <w:r>
-        <w:rPr>
-          <w:rFonts w:ascii="Preeti" w:hAnsi="Preeti" w:cs="Kokila"/>
-          <w:sz w:val="30"/>
-          <w:szCs w:val="30"/>
-          <w:cs/>
-        </w:rPr>
-        <w:t xml:space="preserve"> </w:t>
-      </w:r>
-      <w:r>
-        <w:rPr>
-          <w:rFonts w:ascii="Preeti" w:hAnsi="Preeti" w:cs="Kokila"/>
-          <w:sz w:val="30"/>
-          <w:szCs w:val="30"/>
-        </w:rPr>
-        <w:t>h]7</w:t>
-      </w:r>
-      <w:r>
-        <w:rPr>
-          <w:rFonts w:ascii="Preeti" w:hAnsi="Preeti" w:cs="Kokila"/>
-          <w:sz w:val="30"/>
-          <w:szCs w:val="30"/>
-          <w:cs/>
-        </w:rPr>
-        <w:t xml:space="preserve"> </w:t>
-      </w:r>
-      <w:r>
-        <w:rPr>
-          <w:rFonts w:ascii="Preeti" w:hAnsi="Preeti" w:cs="Kokila"/>
-          <w:sz w:val="30"/>
-          <w:szCs w:val="30"/>
-        </w:rPr>
-        <w:t>@@</w:t>
-      </w:r>
-      <w:r>
-        <w:rPr>
-          <w:rFonts w:ascii="Preeti" w:hAnsi="Preeti" w:cs="Kokila"/>
-          <w:sz w:val="30"/>
-          <w:szCs w:val="30"/>
-          <w:cs/>
-        </w:rPr>
-        <w:t xml:space="preserve"> गते</w:t>
+      <w:proofErr w:type="spellStart"/>
+      <w:r>
+        <w:rPr>
+          <w:rFonts w:ascii="Preeti" w:hAnsi="Preeti" w:cs="Kokila"/>
+          <w:sz w:val="30"/>
+          <w:szCs w:val="30"/>
+        </w:rPr>
+        <w:t>dftflktf</w:t>
+      </w:r>
+      <w:proofErr w:type="spellEnd"/>
+      <w:r>
+        <w:rPr>
+          <w:rFonts w:ascii="Preeti" w:hAnsi="Preeti" w:cs="Kokila"/>
+          <w:sz w:val="30"/>
+          <w:szCs w:val="30"/>
+        </w:rPr>
+        <w:t xml:space="preserve"> M </w:t>
+      </w:r>
+      <w:proofErr w:type="spellStart"/>
+      <w:r>
+        <w:rPr>
+          <w:rFonts w:ascii="Preeti" w:hAnsi="Preeti" w:cs="Kokila"/>
+          <w:sz w:val="30"/>
+          <w:szCs w:val="30"/>
+        </w:rPr>
+        <w:t>rs|w</w:t>
+      </w:r>
+      <w:proofErr w:type="spellEnd"/>
+      <w:r>
+        <w:rPr>
+          <w:rFonts w:ascii="Preeti" w:hAnsi="Preeti" w:cs="Kokila"/>
+          <w:sz w:val="30"/>
+          <w:szCs w:val="30"/>
+        </w:rPr>
+        <w:t>/ &gt;]i7 / /</w:t>
+      </w:r>
+      <w:proofErr w:type="spellStart"/>
+      <w:r>
+        <w:rPr>
+          <w:rFonts w:ascii="Preeti" w:hAnsi="Preeti" w:cs="Kokila"/>
+          <w:sz w:val="30"/>
+          <w:szCs w:val="30"/>
+        </w:rPr>
+        <w:t>Tgdfof</w:t>
+      </w:r>
+      <w:proofErr w:type="spellEnd"/>
+      <w:r>
+        <w:rPr>
+          <w:rFonts w:ascii="Preeti" w:hAnsi="Preeti" w:cs="Kokila"/>
+          <w:sz w:val="30"/>
+          <w:szCs w:val="30"/>
+        </w:rPr>
+        <w:t xml:space="preserve"> &gt;]i7</w:t>
       </w:r>
     </w:p>
     <w:p>
@@ -4515,8 +9865,6 @@
         <w:spacing w:after="0" w:line="240" w:lineRule="auto"/>
         <w:rPr>
           <w:rFonts w:ascii="Preeti" w:hAnsi="Preeti"/>
-          <w:b/>
-          <w:bCs/>
           <w:sz w:val="30"/>
           <w:szCs w:val="30"/>
         </w:rPr>
@@ -4524,13 +9872,119 @@
       <w:r>
         <w:rPr>
           <w:rFonts w:ascii="Preeti" w:hAnsi="Preeti" w:cs="Kokila"/>
-          <w:b/>
-          <w:bCs/>
           <w:sz w:val="30"/>
           <w:szCs w:val="30"/>
           <w:cs/>
         </w:rPr>
-        <w:t>प्रश्न नं. १५ तलका मध्ये कुनै एक शीर्षकमा १०० शब्द नघटाई निबन्ध लेख्नुहोस् : (५)</w:t>
+        <w:t xml:space="preserve">कृति : </w:t>
+      </w:r>
+      <w:proofErr w:type="spellStart"/>
+      <w:r>
+        <w:rPr>
+          <w:rFonts w:ascii="Preeti" w:hAnsi="Preeti" w:cs="Kokila"/>
+          <w:sz w:val="30"/>
+          <w:szCs w:val="30"/>
+        </w:rPr>
+        <w:t>cf</w:t>
+      </w:r>
+      <w:proofErr w:type="spellEnd"/>
+      <w:r>
+        <w:rPr>
+          <w:rFonts w:ascii="Preeti" w:hAnsi="Preeti" w:cs="Kokila"/>
+          <w:sz w:val="30"/>
+          <w:szCs w:val="30"/>
+        </w:rPr>
+        <w:t>]vn9'ª\</w:t>
+      </w:r>
+      <w:proofErr w:type="spellStart"/>
+      <w:r>
+        <w:rPr>
+          <w:rFonts w:ascii="Preeti" w:hAnsi="Preeti" w:cs="Kokila"/>
+          <w:sz w:val="30"/>
+          <w:szCs w:val="30"/>
+        </w:rPr>
+        <w:t>uf</w:t>
+      </w:r>
+      <w:proofErr w:type="spellEnd"/>
+      <w:r>
+        <w:rPr>
+          <w:rFonts w:ascii="Preeti" w:hAnsi="Preeti" w:cs="Kokila"/>
+          <w:sz w:val="30"/>
+          <w:szCs w:val="30"/>
+        </w:rPr>
+        <w:t xml:space="preserve"> </w:t>
+      </w:r>
+      <w:proofErr w:type="spellStart"/>
+      <w:r>
+        <w:rPr>
+          <w:rFonts w:ascii="Preeti" w:hAnsi="Preeti" w:cs="Kokila"/>
+          <w:sz w:val="30"/>
+          <w:szCs w:val="30"/>
+        </w:rPr>
+        <w:t>sljtf</w:t>
+      </w:r>
+      <w:proofErr w:type="spellEnd"/>
+      <w:r>
+        <w:rPr>
+          <w:rFonts w:ascii="Preeti" w:hAnsi="Preeti" w:cs="Kokila"/>
+          <w:sz w:val="30"/>
+          <w:szCs w:val="30"/>
+        </w:rPr>
+        <w:t>, sf]</w:t>
+      </w:r>
+      <w:proofErr w:type="spellStart"/>
+      <w:r>
+        <w:rPr>
+          <w:rFonts w:ascii="Preeti" w:hAnsi="Preeti" w:cs="Kokila"/>
+          <w:sz w:val="30"/>
+          <w:szCs w:val="30"/>
+        </w:rPr>
+        <w:t>lknf</w:t>
+      </w:r>
+      <w:proofErr w:type="spellEnd"/>
+      <w:r>
+        <w:rPr>
+          <w:rFonts w:ascii="Preeti" w:hAnsi="Preeti" w:cs="Kokila"/>
+          <w:sz w:val="30"/>
+          <w:szCs w:val="30"/>
+        </w:rPr>
+        <w:t xml:space="preserve"> </w:t>
+      </w:r>
+      <w:proofErr w:type="spellStart"/>
+      <w:r>
+        <w:rPr>
+          <w:rFonts w:ascii="Preeti" w:hAnsi="Preeti" w:cs="Kokila"/>
+          <w:sz w:val="30"/>
+          <w:szCs w:val="30"/>
+        </w:rPr>
+        <w:t>sljtf</w:t>
+      </w:r>
+      <w:proofErr w:type="spellEnd"/>
+      <w:r>
+        <w:rPr>
+          <w:rFonts w:ascii="Preeti" w:hAnsi="Preeti" w:cs="Kokila"/>
+          <w:sz w:val="30"/>
+          <w:szCs w:val="30"/>
+        </w:rPr>
+        <w:t xml:space="preserve">, </w:t>
+      </w:r>
+      <w:proofErr w:type="spellStart"/>
+      <w:r>
+        <w:rPr>
+          <w:rFonts w:ascii="Preeti" w:hAnsi="Preeti" w:cs="Kokila"/>
+          <w:sz w:val="30"/>
+          <w:szCs w:val="30"/>
+        </w:rPr>
+        <w:t>s'l~hgL</w:t>
+      </w:r>
+      <w:proofErr w:type="spellEnd"/>
+      <w:r>
+        <w:rPr>
+          <w:rFonts w:ascii="Preeti" w:hAnsi="Preeti" w:cs="Kokila"/>
+          <w:sz w:val="30"/>
+          <w:szCs w:val="30"/>
+        </w:rPr>
+        <w:t xml:space="preserve"> </w:t>
       </w:r>
     </w:p>
     <w:p>
@@ -4549,15 +10003,147 @@
           <w:szCs w:val="30"/>
           <w:cs/>
         </w:rPr>
+        <w:t xml:space="preserve">उपाधि : </w:t>
+      </w:r>
+      <w:proofErr w:type="spellStart"/>
+      <w:r>
+        <w:rPr>
+          <w:rFonts w:ascii="Preeti" w:hAnsi="Preeti" w:cs="Kokila"/>
+          <w:sz w:val="30"/>
+          <w:szCs w:val="30"/>
+        </w:rPr>
+        <w:t>o'uslj</w:t>
+      </w:r>
+      <w:proofErr w:type="spellEnd"/>
+    </w:p>
+    <w:p>
+      <w:pPr>
+        <w:spacing w:after="0" w:line="240" w:lineRule="auto"/>
+        <w:rPr>
+          <w:rFonts w:ascii="Preeti" w:hAnsi="Preeti"/>
+          <w:sz w:val="30"/>
+          <w:szCs w:val="30"/>
+        </w:rPr>
+      </w:pPr>
+      <w:r>
+        <w:rPr>
+          <w:rFonts w:ascii="Preeti" w:hAnsi="Preeti" w:cs="Kokila"/>
+          <w:sz w:val="30"/>
+          <w:szCs w:val="30"/>
+          <w:cs/>
+        </w:rPr>
+        <w:t>मृत्यु : वि.सं. २०</w:t>
+      </w:r>
+      <w:r>
+        <w:rPr>
+          <w:rFonts w:ascii="Preeti" w:hAnsi="Preeti" w:cs="Kokila"/>
+          <w:sz w:val="30"/>
+          <w:szCs w:val="30"/>
+        </w:rPr>
+        <w:t>$(</w:t>
+      </w:r>
+      <w:r>
+        <w:rPr>
+          <w:rFonts w:ascii="Preeti" w:hAnsi="Preeti" w:cs="Kokila"/>
+          <w:sz w:val="30"/>
+          <w:szCs w:val="30"/>
+          <w:cs/>
+        </w:rPr>
+        <w:t xml:space="preserve"> </w:t>
+      </w:r>
+      <w:r>
+        <w:rPr>
+          <w:rFonts w:ascii="Preeti" w:hAnsi="Preeti" w:cs="Kokila"/>
+          <w:sz w:val="30"/>
+          <w:szCs w:val="30"/>
+        </w:rPr>
+        <w:t>h]7</w:t>
+      </w:r>
+      <w:r>
+        <w:rPr>
+          <w:rFonts w:ascii="Preeti" w:hAnsi="Preeti" w:cs="Kokila"/>
+          <w:sz w:val="30"/>
+          <w:szCs w:val="30"/>
+          <w:cs/>
+        </w:rPr>
+        <w:t xml:space="preserve"> </w:t>
+      </w:r>
+      <w:r>
+        <w:rPr>
+          <w:rFonts w:ascii="Preeti" w:hAnsi="Preeti" w:cs="Kokila"/>
+          <w:sz w:val="30"/>
+          <w:szCs w:val="30"/>
+        </w:rPr>
+        <w:t>@@</w:t>
+      </w:r>
+      <w:r>
+        <w:rPr>
+          <w:rFonts w:ascii="Preeti" w:hAnsi="Preeti" w:cs="Kokila"/>
+          <w:sz w:val="30"/>
+          <w:szCs w:val="30"/>
+          <w:cs/>
+        </w:rPr>
+        <w:t xml:space="preserve"> गते</w:t>
+      </w:r>
+    </w:p>
+    <w:p>
+      <w:pPr>
+        <w:spacing w:after="0" w:line="240" w:lineRule="auto"/>
+        <w:rPr>
+          <w:rFonts w:ascii="Preeti" w:hAnsi="Preeti"/>
+          <w:b/>
+          <w:bCs/>
+          <w:sz w:val="30"/>
+          <w:szCs w:val="30"/>
+        </w:rPr>
+      </w:pPr>
+      <w:r>
+        <w:rPr>
+          <w:rFonts w:ascii="Preeti" w:hAnsi="Preeti" w:cs="Kokila"/>
+          <w:b/>
+          <w:bCs/>
+          <w:sz w:val="30"/>
+          <w:szCs w:val="30"/>
+          <w:cs/>
+        </w:rPr>
+        <w:t>प्रश्न नं. १५ तलका मध्ये कुनै एक शीर्षकमा १०० शब्द नघटाई निबन्ध लेख्नुहोस् : (५)</w:t>
+      </w:r>
+    </w:p>
+    <w:p>
+      <w:pPr>
+        <w:spacing w:after="0" w:line="240" w:lineRule="auto"/>
+        <w:rPr>
+          <w:rFonts w:ascii="Preeti" w:hAnsi="Preeti"/>
+          <w:sz w:val="30"/>
+          <w:szCs w:val="30"/>
+        </w:rPr>
+      </w:pPr>
+      <w:r>
+        <w:rPr>
+          <w:rFonts w:ascii="Preeti" w:hAnsi="Preeti" w:cs="Kokila"/>
+          <w:sz w:val="30"/>
+          <w:szCs w:val="30"/>
+          <w:cs/>
+        </w:rPr>
         <w:t xml:space="preserve">क) </w:t>
       </w:r>
-      <w:r>
-        <w:rPr>
-          <w:rFonts w:ascii="Preeti" w:hAnsi="Preeti" w:cs="Kokila"/>
-          <w:sz w:val="30"/>
-          <w:szCs w:val="30"/>
-        </w:rPr>
-        <w:t>dgkg]{ rf8</w:t>
+      <w:proofErr w:type="spellStart"/>
+      <w:r>
+        <w:rPr>
+          <w:rFonts w:ascii="Preeti" w:hAnsi="Preeti" w:cs="Kokila"/>
+          <w:sz w:val="30"/>
+          <w:szCs w:val="30"/>
+        </w:rPr>
+        <w:t>dgkg</w:t>
+      </w:r>
+      <w:proofErr w:type="spellEnd"/>
+      <w:r>
+        <w:rPr>
+          <w:rFonts w:ascii="Preeti" w:hAnsi="Preeti" w:cs="Kokila"/>
+          <w:sz w:val="30"/>
+          <w:szCs w:val="30"/>
+        </w:rPr>
+        <w:t>]{ rf8</w:t>
       </w:r>
       <w:r>
         <w:rPr>
@@ -4601,6 +10187,7 @@
         </w:rPr>
         <w:t xml:space="preserve">ग) मेरो </w:t>
       </w:r>
+      <w:proofErr w:type="spellStart"/>
       <w:r>
         <w:rPr>
           <w:rFonts w:ascii="Preeti" w:hAnsi="Preeti" w:cs="Kokila"/>
@@ -4609,6 +10196,7 @@
         </w:rPr>
         <w:t>ljBfno</w:t>
       </w:r>
+      <w:proofErr w:type="spellEnd"/>
     </w:p>
     <w:p>
       <w:pPr>
@@ -4662,8 +10250,20 @@
           <w:sz w:val="30"/>
           <w:szCs w:val="30"/>
         </w:rPr>
-        <w:t>;dfKt</w:t>
-      </w:r>
+        <w:t>;</w:t>
+      </w:r>
+      <w:proofErr w:type="spellStart"/>
+      <w:r>
+        <w:rPr>
+          <w:rFonts w:ascii="Preeti" w:hAnsi="Preeti"/>
+          <w:b/>
+          <w:bCs/>
+          <w:sz w:val="30"/>
+          <w:szCs w:val="30"/>
+        </w:rPr>
+        <w:t>dfKt</w:t>
+      </w:r>
+      <w:proofErr w:type="spellEnd"/>
     </w:p>
     <w:p>
       <w:pPr>
